--- a/Assignment/Assignment 2/Report.docx
+++ b/Assignment/Assignment 2/Report.docx
@@ -4086,908 +4086,1651 @@
         <w:t>In this assignment, many Get endpoints were made, these were:</w:t>
       </w:r>
     </w:p>
-    <w:p>
-      <w:pPr>
-        <w:pStyle w:val="ListParagraph"/>
-        <w:numPr>
-          <w:ilvl w:val="0"/>
-          <w:numId w:val="5"/>
-        </w:numPr>
-      </w:pPr>
-      <w:r>
-        <w:t>Default</w:t>
-      </w:r>
-    </w:p>
-    <w:p>
-      <w:pPr>
-        <w:pStyle w:val="ListParagraph"/>
-        <w:numPr>
-          <w:ilvl w:val="1"/>
-          <w:numId w:val="5"/>
-        </w:numPr>
-      </w:pPr>
-      <w:r>
-        <w:t xml:space="preserve">Description: </w:t>
-      </w:r>
-      <w:r>
-        <w:t xml:space="preserve">This endpoint was the default endpoint so when you went onto the API, it would tell you how to actually access the /docs end of the API to ensure it can be used. This would be very useful for anyone who wanted to use the API as it ensures everyone knows what they’re doing. </w:t>
-      </w:r>
-    </w:p>
-    <w:p>
-      <w:pPr>
-        <w:pStyle w:val="ListParagraph"/>
-        <w:numPr>
-          <w:ilvl w:val="1"/>
-          <w:numId w:val="5"/>
-        </w:numPr>
-      </w:pPr>
-      <w:r>
-        <w:t>URL: Assignment2/app/main.py/</w:t>
-      </w:r>
-    </w:p>
-    <w:p>
-      <w:pPr>
-        <w:pStyle w:val="ListParagraph"/>
-        <w:numPr>
-          <w:ilvl w:val="1"/>
-          <w:numId w:val="5"/>
-        </w:numPr>
-      </w:pPr>
-      <w:r>
-        <w:t>Usefulness: This proved useful for me during development as it meant I always knew if the API was working just by looking at my browser</w:t>
-      </w:r>
-    </w:p>
-    <w:p>
-      <w:pPr>
-        <w:pStyle w:val="ListParagraph"/>
-        <w:numPr>
-          <w:ilvl w:val="0"/>
-          <w:numId w:val="5"/>
-        </w:numPr>
-      </w:pPr>
-      <w:r>
-        <w:t>List Person</w:t>
-      </w:r>
-    </w:p>
-    <w:p>
-      <w:pPr>
-        <w:pStyle w:val="ListParagraph"/>
-        <w:numPr>
-          <w:ilvl w:val="1"/>
-          <w:numId w:val="5"/>
-        </w:numPr>
-      </w:pPr>
-      <w:r>
-        <w:t xml:space="preserve">Description: </w:t>
-      </w:r>
-      <w:r>
-        <w:t xml:space="preserve">This endpoint was made so any users of the API would be able to see a list of all recorded people, as this would be doable on a realistic traffic violations API, or other Police APIs. </w:t>
-      </w:r>
-    </w:p>
-    <w:p>
-      <w:pPr>
-        <w:pStyle w:val="ListParagraph"/>
-        <w:numPr>
-          <w:ilvl w:val="1"/>
-          <w:numId w:val="5"/>
-        </w:numPr>
-      </w:pPr>
-      <w:r>
-        <w:t>URL: Assignment2/app/</w:t>
-      </w:r>
-      <w:proofErr w:type="spellStart"/>
-      <w:r>
-        <w:t>api</w:t>
-      </w:r>
-      <w:proofErr w:type="spellEnd"/>
-      <w:r>
-        <w:t>/person.py/</w:t>
-      </w:r>
-    </w:p>
-    <w:p>
-      <w:pPr>
-        <w:pStyle w:val="ListParagraph"/>
-        <w:numPr>
-          <w:ilvl w:val="1"/>
-          <w:numId w:val="5"/>
-        </w:numPr>
-      </w:pPr>
-      <w:r>
-        <w:t>Usefulness: This function would be useful for officers to be able to see who is on their records and why</w:t>
-      </w:r>
-    </w:p>
-    <w:p>
-      <w:pPr>
-        <w:pStyle w:val="ListParagraph"/>
-        <w:numPr>
-          <w:ilvl w:val="0"/>
-          <w:numId w:val="5"/>
-        </w:numPr>
-      </w:pPr>
-      <w:r>
-        <w:t>Get Person</w:t>
-      </w:r>
-    </w:p>
-    <w:p>
-      <w:pPr>
-        <w:pStyle w:val="ListParagraph"/>
-        <w:numPr>
-          <w:ilvl w:val="1"/>
-          <w:numId w:val="5"/>
-        </w:numPr>
-      </w:pPr>
-      <w:r>
-        <w:t xml:space="preserve">Description: This endpoint was made so that any users of the API would be able to look up any individual on the system and see how many violations they have made, and what violations they would have made. </w:t>
-      </w:r>
-    </w:p>
-    <w:p>
-      <w:pPr>
-        <w:pStyle w:val="ListParagraph"/>
-        <w:numPr>
-          <w:ilvl w:val="1"/>
-          <w:numId w:val="5"/>
-        </w:numPr>
-      </w:pPr>
-      <w:r>
-        <w:t>URL: Assignment2/app/</w:t>
-      </w:r>
-      <w:proofErr w:type="spellStart"/>
-      <w:r>
-        <w:t>api</w:t>
-      </w:r>
-      <w:proofErr w:type="spellEnd"/>
-      <w:r>
-        <w:t>/person.py/{</w:t>
-      </w:r>
-      <w:proofErr w:type="spellStart"/>
-      <w:r>
-        <w:t>person_id</w:t>
-      </w:r>
-      <w:proofErr w:type="spellEnd"/>
-      <w:r>
-        <w:t>}</w:t>
-      </w:r>
-    </w:p>
-    <w:p>
-      <w:pPr>
-        <w:pStyle w:val="ListParagraph"/>
-        <w:numPr>
-          <w:ilvl w:val="1"/>
-          <w:numId w:val="5"/>
-        </w:numPr>
-      </w:pPr>
-      <w:r>
-        <w:t xml:space="preserve">Usefulness: This function would be very useful for officers as it would allow for them to lookup any individual. </w:t>
-      </w:r>
-    </w:p>
-    <w:p>
-      <w:pPr>
-        <w:pStyle w:val="ListParagraph"/>
-        <w:numPr>
-          <w:ilvl w:val="0"/>
-          <w:numId w:val="5"/>
-        </w:numPr>
-      </w:pPr>
-      <w:r>
-        <w:t>List License</w:t>
-      </w:r>
-    </w:p>
-    <w:p>
-      <w:pPr>
-        <w:pStyle w:val="ListParagraph"/>
-        <w:numPr>
-          <w:ilvl w:val="1"/>
-          <w:numId w:val="5"/>
-        </w:numPr>
-      </w:pPr>
-      <w:r>
-        <w:t xml:space="preserve">Description: </w:t>
-      </w:r>
-      <w:r>
-        <w:t>This endpoint was made so that any users of the API would be able to look up</w:t>
-      </w:r>
-      <w:r>
-        <w:t xml:space="preserve"> license</w:t>
-      </w:r>
-      <w:r>
-        <w:t>s</w:t>
-      </w:r>
-      <w:r>
-        <w:t xml:space="preserve"> on the system.</w:t>
-      </w:r>
-    </w:p>
-    <w:p>
-      <w:pPr>
-        <w:pStyle w:val="ListParagraph"/>
-        <w:numPr>
-          <w:ilvl w:val="1"/>
-          <w:numId w:val="5"/>
-        </w:numPr>
-      </w:pPr>
-      <w:r>
-        <w:t xml:space="preserve">URL: </w:t>
-      </w:r>
-      <w:r>
-        <w:t>Assignment2/app/</w:t>
-      </w:r>
-      <w:proofErr w:type="spellStart"/>
-      <w:r>
-        <w:t>api</w:t>
-      </w:r>
-      <w:proofErr w:type="spellEnd"/>
-      <w:r>
-        <w:t>/Drivers_license.py/</w:t>
-      </w:r>
-    </w:p>
-    <w:p>
-      <w:pPr>
-        <w:pStyle w:val="ListParagraph"/>
-        <w:numPr>
-          <w:ilvl w:val="1"/>
-          <w:numId w:val="5"/>
-        </w:numPr>
-      </w:pPr>
-      <w:r>
-        <w:t xml:space="preserve">Usefulness: </w:t>
-      </w:r>
-      <w:r>
-        <w:t xml:space="preserve">This function would be very useful for admins as it would allow for them to quickly check if the system is still working as expected on the Licenses side. </w:t>
-      </w:r>
-    </w:p>
-    <w:p>
-      <w:pPr>
-        <w:pStyle w:val="ListParagraph"/>
-        <w:numPr>
-          <w:ilvl w:val="0"/>
-          <w:numId w:val="5"/>
-        </w:numPr>
-      </w:pPr>
-      <w:r>
-        <w:t>Get License</w:t>
-      </w:r>
-      <w:r>
-        <w:t xml:space="preserve"> </w:t>
-      </w:r>
-    </w:p>
-    <w:p>
-      <w:pPr>
-        <w:pStyle w:val="ListParagraph"/>
-        <w:numPr>
-          <w:ilvl w:val="1"/>
-          <w:numId w:val="5"/>
-        </w:numPr>
-      </w:pPr>
-      <w:r>
-        <w:t xml:space="preserve">Description: </w:t>
-      </w:r>
-      <w:r>
-        <w:t>This endpoint was made so that any users of the API would be able to look up any individual</w:t>
-      </w:r>
-      <w:r>
-        <w:t>’s license</w:t>
-      </w:r>
-      <w:r>
-        <w:t xml:space="preserve"> on the system.</w:t>
-      </w:r>
-    </w:p>
-    <w:p>
-      <w:pPr>
-        <w:pStyle w:val="ListParagraph"/>
-        <w:numPr>
-          <w:ilvl w:val="1"/>
-          <w:numId w:val="5"/>
-        </w:numPr>
-      </w:pPr>
-      <w:r>
-        <w:t xml:space="preserve">URL: </w:t>
-      </w:r>
-      <w:r>
-        <w:t>Assignment2/app/</w:t>
-      </w:r>
-      <w:proofErr w:type="spellStart"/>
-      <w:r>
-        <w:t>api</w:t>
-      </w:r>
-      <w:proofErr w:type="spellEnd"/>
-      <w:r>
-        <w:t>/Drivers_license.py/</w:t>
-      </w:r>
-    </w:p>
-    <w:p>
-      <w:pPr>
-        <w:pStyle w:val="ListParagraph"/>
-        <w:numPr>
-          <w:ilvl w:val="1"/>
-          <w:numId w:val="5"/>
-        </w:numPr>
-      </w:pPr>
-      <w:r>
-        <w:t xml:space="preserve">Usefulness: </w:t>
-      </w:r>
-      <w:r>
-        <w:t xml:space="preserve">This function would be very useful for officers as it would allow for them to check if a person has a license and if they have any violations linked to them. </w:t>
-      </w:r>
-    </w:p>
-    <w:p>
-      <w:pPr>
-        <w:pStyle w:val="ListParagraph"/>
-        <w:numPr>
-          <w:ilvl w:val="0"/>
-          <w:numId w:val="5"/>
-        </w:numPr>
-      </w:pPr>
-      <w:r>
-        <w:t>List Officer</w:t>
-      </w:r>
-    </w:p>
-    <w:p>
-      <w:pPr>
-        <w:pStyle w:val="ListParagraph"/>
-        <w:numPr>
-          <w:ilvl w:val="1"/>
-          <w:numId w:val="5"/>
-        </w:numPr>
-      </w:pPr>
-      <w:r>
-        <w:t xml:space="preserve">Description: </w:t>
-      </w:r>
-      <w:r>
-        <w:t>This endpoint was made to check if all officers are present and to be able to identify them if necessary</w:t>
-      </w:r>
-    </w:p>
-    <w:p>
-      <w:pPr>
-        <w:pStyle w:val="ListParagraph"/>
-        <w:numPr>
-          <w:ilvl w:val="1"/>
-          <w:numId w:val="5"/>
-        </w:numPr>
-      </w:pPr>
-      <w:r>
-        <w:t xml:space="preserve">URL: </w:t>
-      </w:r>
-      <w:r>
-        <w:t>Assignment2/app/</w:t>
-      </w:r>
-      <w:proofErr w:type="spellStart"/>
-      <w:r>
-        <w:t>api</w:t>
-      </w:r>
-      <w:proofErr w:type="spellEnd"/>
-      <w:r>
-        <w:t>/Officer.py/</w:t>
-      </w:r>
-    </w:p>
-    <w:p>
-      <w:pPr>
-        <w:pStyle w:val="ListParagraph"/>
-        <w:numPr>
-          <w:ilvl w:val="1"/>
-          <w:numId w:val="5"/>
-        </w:numPr>
-      </w:pPr>
-      <w:r>
-        <w:t xml:space="preserve">Usefulness: </w:t>
-      </w:r>
-      <w:r>
-        <w:t xml:space="preserve">This proved useful for testing, and would continue to be useful for Admins. </w:t>
-      </w:r>
-    </w:p>
-    <w:p>
-      <w:pPr>
-        <w:pStyle w:val="ListParagraph"/>
-        <w:numPr>
-          <w:ilvl w:val="0"/>
-          <w:numId w:val="5"/>
-        </w:numPr>
-      </w:pPr>
-      <w:r>
-        <w:t>Get Officer</w:t>
-      </w:r>
-    </w:p>
-    <w:p>
-      <w:pPr>
-        <w:pStyle w:val="ListParagraph"/>
-        <w:numPr>
-          <w:ilvl w:val="1"/>
-          <w:numId w:val="5"/>
-        </w:numPr>
-      </w:pPr>
-      <w:r>
-        <w:lastRenderedPageBreak/>
-        <w:t xml:space="preserve">Description: </w:t>
-      </w:r>
-      <w:r>
-        <w:t xml:space="preserve">This endpoint was made to find any specific officer and be able to link them to their individual </w:t>
-      </w:r>
-      <w:proofErr w:type="spellStart"/>
-      <w:r>
-        <w:t>personID</w:t>
-      </w:r>
-      <w:proofErr w:type="spellEnd"/>
-    </w:p>
-    <w:p>
-      <w:pPr>
-        <w:pStyle w:val="ListParagraph"/>
-        <w:numPr>
-          <w:ilvl w:val="1"/>
-          <w:numId w:val="5"/>
-        </w:numPr>
-      </w:pPr>
-      <w:r>
-        <w:t xml:space="preserve">URL: </w:t>
-      </w:r>
-      <w:r>
-        <w:t>Assignment2/app/</w:t>
-      </w:r>
-      <w:proofErr w:type="spellStart"/>
-      <w:r>
-        <w:t>api</w:t>
-      </w:r>
-      <w:proofErr w:type="spellEnd"/>
-      <w:r>
-        <w:t>/officer.py/{</w:t>
-      </w:r>
-      <w:proofErr w:type="spellStart"/>
-      <w:r>
-        <w:t>Officer_ID</w:t>
-      </w:r>
-      <w:proofErr w:type="spellEnd"/>
-      <w:r>
-        <w:t>}</w:t>
-      </w:r>
-    </w:p>
-    <w:p>
-      <w:pPr>
-        <w:pStyle w:val="ListParagraph"/>
-        <w:numPr>
-          <w:ilvl w:val="1"/>
-          <w:numId w:val="5"/>
-        </w:numPr>
-      </w:pPr>
-      <w:r>
-        <w:t xml:space="preserve">Usefulness: </w:t>
-      </w:r>
-      <w:r>
-        <w:t xml:space="preserve">This is useful as </w:t>
-      </w:r>
-      <w:proofErr w:type="gramStart"/>
-      <w:r>
-        <w:t>It</w:t>
-      </w:r>
-      <w:proofErr w:type="gramEnd"/>
-      <w:r>
-        <w:t xml:space="preserve"> allows other officers to be able to identify any other officer. As well as this, it will allow officers to identify who has recorded violations. </w:t>
-      </w:r>
-    </w:p>
-    <w:p>
-      <w:pPr>
-        <w:pStyle w:val="ListParagraph"/>
-        <w:numPr>
-          <w:ilvl w:val="0"/>
-          <w:numId w:val="5"/>
-        </w:numPr>
-      </w:pPr>
-      <w:r>
-        <w:t>List Vehicle</w:t>
-      </w:r>
-    </w:p>
-    <w:p>
-      <w:pPr>
-        <w:pStyle w:val="ListParagraph"/>
-        <w:numPr>
-          <w:ilvl w:val="1"/>
-          <w:numId w:val="5"/>
-        </w:numPr>
-      </w:pPr>
-      <w:r>
-        <w:t xml:space="preserve">Description: </w:t>
-      </w:r>
-      <w:r>
-        <w:t xml:space="preserve">This endpoint was made to show all vehicles in the DB through the API in case anything is looking alarming. </w:t>
-      </w:r>
-    </w:p>
-    <w:p>
-      <w:pPr>
-        <w:pStyle w:val="ListParagraph"/>
-        <w:numPr>
-          <w:ilvl w:val="1"/>
-          <w:numId w:val="5"/>
-        </w:numPr>
-      </w:pPr>
-      <w:r>
-        <w:t xml:space="preserve">URL: </w:t>
-      </w:r>
-      <w:r>
-        <w:t>Assignment2/app/</w:t>
-      </w:r>
-      <w:proofErr w:type="spellStart"/>
-      <w:r>
-        <w:t>api</w:t>
-      </w:r>
-      <w:proofErr w:type="spellEnd"/>
-      <w:r>
-        <w:t>/vehicle.py/</w:t>
-      </w:r>
-    </w:p>
-    <w:p>
-      <w:pPr>
-        <w:pStyle w:val="ListParagraph"/>
-        <w:numPr>
-          <w:ilvl w:val="1"/>
-          <w:numId w:val="5"/>
-        </w:numPr>
-      </w:pPr>
-      <w:r>
-        <w:t xml:space="preserve">Usefulness: </w:t>
-      </w:r>
-      <w:r>
-        <w:t xml:space="preserve">This wouldn’t be the most useful for officers, as they would want to find a specific vehicle, but would be useful for admins who need to check everything is running as expected. </w:t>
-      </w:r>
-    </w:p>
-    <w:p>
-      <w:pPr>
-        <w:pStyle w:val="ListParagraph"/>
-        <w:numPr>
-          <w:ilvl w:val="0"/>
-          <w:numId w:val="5"/>
-        </w:numPr>
-      </w:pPr>
-      <w:r>
-        <w:t>Get Vehicle</w:t>
-      </w:r>
-    </w:p>
-    <w:p>
-      <w:pPr>
-        <w:pStyle w:val="ListParagraph"/>
-        <w:numPr>
-          <w:ilvl w:val="1"/>
-          <w:numId w:val="5"/>
-        </w:numPr>
-      </w:pPr>
-      <w:r>
-        <w:t xml:space="preserve">Description: </w:t>
-      </w:r>
-      <w:r>
-        <w:t xml:space="preserve">This endpoint was made to show a specific vehicle in the DB through the API. This would be used by officers checking to see if a car is stolen or owned by anyone who may have committed more crimes. </w:t>
-      </w:r>
-    </w:p>
-    <w:p>
-      <w:pPr>
-        <w:pStyle w:val="ListParagraph"/>
-        <w:numPr>
-          <w:ilvl w:val="1"/>
-          <w:numId w:val="5"/>
-        </w:numPr>
-      </w:pPr>
-      <w:r>
-        <w:t xml:space="preserve">URL: </w:t>
-      </w:r>
-      <w:r>
-        <w:t>Assignment2/app/</w:t>
-      </w:r>
-      <w:proofErr w:type="spellStart"/>
-      <w:r>
-        <w:t>api</w:t>
-      </w:r>
-      <w:proofErr w:type="spellEnd"/>
-      <w:r>
-        <w:t>/vehicle.py/{</w:t>
-      </w:r>
-      <w:proofErr w:type="spellStart"/>
-      <w:r>
-        <w:t>VehicleID</w:t>
-      </w:r>
-      <w:proofErr w:type="spellEnd"/>
-      <w:r>
-        <w:t>}</w:t>
-      </w:r>
-    </w:p>
-    <w:p>
-      <w:pPr>
-        <w:pStyle w:val="ListParagraph"/>
-        <w:numPr>
-          <w:ilvl w:val="1"/>
-          <w:numId w:val="5"/>
-        </w:numPr>
-      </w:pPr>
-      <w:r>
-        <w:t xml:space="preserve">Usefulness: </w:t>
-      </w:r>
-      <w:r>
-        <w:t xml:space="preserve">This would be very useful as it would allow for officers to simply lookup the car and find out information about who owns it. </w:t>
-      </w:r>
-    </w:p>
-    <w:p>
-      <w:pPr>
-        <w:pStyle w:val="ListParagraph"/>
-        <w:numPr>
-          <w:ilvl w:val="0"/>
-          <w:numId w:val="5"/>
-        </w:numPr>
-      </w:pPr>
-      <w:r>
-        <w:t>List Vehicle Make</w:t>
-      </w:r>
-    </w:p>
-    <w:p>
-      <w:pPr>
-        <w:pStyle w:val="ListParagraph"/>
-        <w:numPr>
-          <w:ilvl w:val="1"/>
-          <w:numId w:val="5"/>
-        </w:numPr>
-      </w:pPr>
-      <w:r>
-        <w:t xml:space="preserve">Description: </w:t>
-      </w:r>
-    </w:p>
-    <w:p>
-      <w:pPr>
-        <w:pStyle w:val="ListParagraph"/>
-        <w:numPr>
-          <w:ilvl w:val="1"/>
-          <w:numId w:val="5"/>
-        </w:numPr>
-      </w:pPr>
-      <w:r>
-        <w:t xml:space="preserve">URL: </w:t>
-      </w:r>
-    </w:p>
-    <w:p>
-      <w:pPr>
-        <w:pStyle w:val="ListParagraph"/>
-        <w:numPr>
-          <w:ilvl w:val="1"/>
-          <w:numId w:val="5"/>
-        </w:numPr>
-      </w:pPr>
-      <w:r>
-        <w:t xml:space="preserve">Usefulness: </w:t>
-      </w:r>
-    </w:p>
-    <w:p>
-      <w:pPr>
-        <w:pStyle w:val="ListParagraph"/>
-        <w:numPr>
-          <w:ilvl w:val="0"/>
-          <w:numId w:val="5"/>
-        </w:numPr>
-      </w:pPr>
-      <w:r>
-        <w:t>Get Vehicle Make</w:t>
-      </w:r>
-    </w:p>
-    <w:p>
-      <w:pPr>
-        <w:pStyle w:val="ListParagraph"/>
-        <w:numPr>
-          <w:ilvl w:val="1"/>
-          <w:numId w:val="5"/>
-        </w:numPr>
-      </w:pPr>
-      <w:r>
-        <w:t xml:space="preserve">Description: </w:t>
-      </w:r>
-    </w:p>
-    <w:p>
-      <w:pPr>
-        <w:pStyle w:val="ListParagraph"/>
-        <w:numPr>
-          <w:ilvl w:val="1"/>
-          <w:numId w:val="5"/>
-        </w:numPr>
-      </w:pPr>
-      <w:r>
-        <w:t xml:space="preserve">URL: </w:t>
-      </w:r>
-    </w:p>
-    <w:p>
-      <w:pPr>
-        <w:pStyle w:val="ListParagraph"/>
-        <w:numPr>
-          <w:ilvl w:val="1"/>
-          <w:numId w:val="5"/>
-        </w:numPr>
-      </w:pPr>
-      <w:r>
-        <w:t xml:space="preserve">Usefulness: </w:t>
-      </w:r>
-    </w:p>
-    <w:p>
-      <w:pPr>
-        <w:pStyle w:val="ListParagraph"/>
-        <w:numPr>
-          <w:ilvl w:val="0"/>
-          <w:numId w:val="5"/>
-        </w:numPr>
-      </w:pPr>
-      <w:r>
-        <w:t>List Violations</w:t>
-      </w:r>
-    </w:p>
-    <w:p>
-      <w:pPr>
-        <w:pStyle w:val="ListParagraph"/>
-        <w:numPr>
-          <w:ilvl w:val="1"/>
-          <w:numId w:val="5"/>
-        </w:numPr>
-      </w:pPr>
-      <w:r>
-        <w:t xml:space="preserve">Description: </w:t>
-      </w:r>
-    </w:p>
-    <w:p>
-      <w:pPr>
-        <w:pStyle w:val="ListParagraph"/>
-        <w:numPr>
-          <w:ilvl w:val="1"/>
-          <w:numId w:val="5"/>
-        </w:numPr>
-      </w:pPr>
-      <w:r>
-        <w:t xml:space="preserve">URL: </w:t>
-      </w:r>
-    </w:p>
-    <w:p>
-      <w:pPr>
-        <w:pStyle w:val="ListParagraph"/>
-        <w:numPr>
-          <w:ilvl w:val="1"/>
-          <w:numId w:val="5"/>
-        </w:numPr>
-      </w:pPr>
-      <w:r>
-        <w:t xml:space="preserve">Usefulness: </w:t>
-      </w:r>
-    </w:p>
-    <w:p>
-      <w:pPr>
-        <w:pStyle w:val="ListParagraph"/>
-        <w:numPr>
-          <w:ilvl w:val="0"/>
-          <w:numId w:val="5"/>
-        </w:numPr>
-      </w:pPr>
-      <w:r>
-        <w:t>Get Violations</w:t>
-      </w:r>
-    </w:p>
-    <w:p>
-      <w:pPr>
-        <w:pStyle w:val="ListParagraph"/>
-        <w:numPr>
-          <w:ilvl w:val="1"/>
-          <w:numId w:val="5"/>
-        </w:numPr>
-      </w:pPr>
-      <w:r>
-        <w:t xml:space="preserve">Description: </w:t>
-      </w:r>
-    </w:p>
-    <w:p>
-      <w:pPr>
-        <w:pStyle w:val="ListParagraph"/>
-        <w:numPr>
-          <w:ilvl w:val="1"/>
-          <w:numId w:val="5"/>
-        </w:numPr>
-      </w:pPr>
-      <w:r>
-        <w:t xml:space="preserve">URL: </w:t>
-      </w:r>
-    </w:p>
-    <w:p>
-      <w:pPr>
-        <w:pStyle w:val="ListParagraph"/>
-        <w:numPr>
-          <w:ilvl w:val="1"/>
-          <w:numId w:val="5"/>
-        </w:numPr>
-      </w:pPr>
-      <w:r>
-        <w:t xml:space="preserve">Usefulness: </w:t>
-      </w:r>
-    </w:p>
-    <w:p>
-      <w:pPr>
-        <w:pStyle w:val="ListParagraph"/>
-        <w:numPr>
-          <w:ilvl w:val="0"/>
-          <w:numId w:val="5"/>
-        </w:numPr>
-      </w:pPr>
-      <w:r>
-        <w:t>List Violation Types</w:t>
-      </w:r>
-    </w:p>
-    <w:p>
-      <w:pPr>
-        <w:pStyle w:val="ListParagraph"/>
-        <w:numPr>
-          <w:ilvl w:val="1"/>
-          <w:numId w:val="5"/>
-        </w:numPr>
-      </w:pPr>
-      <w:r>
-        <w:t xml:space="preserve">Description: </w:t>
-      </w:r>
-    </w:p>
-    <w:p>
-      <w:pPr>
-        <w:pStyle w:val="ListParagraph"/>
-        <w:numPr>
-          <w:ilvl w:val="1"/>
-          <w:numId w:val="5"/>
-        </w:numPr>
-      </w:pPr>
-      <w:r>
-        <w:t xml:space="preserve">URL: </w:t>
-      </w:r>
-    </w:p>
-    <w:p>
-      <w:pPr>
-        <w:pStyle w:val="ListParagraph"/>
-        <w:numPr>
-          <w:ilvl w:val="1"/>
-          <w:numId w:val="5"/>
-        </w:numPr>
-      </w:pPr>
-      <w:r>
-        <w:t xml:space="preserve">Usefulness: </w:t>
-      </w:r>
-    </w:p>
-    <w:p>
-      <w:pPr>
-        <w:pStyle w:val="ListParagraph"/>
-        <w:numPr>
-          <w:ilvl w:val="0"/>
-          <w:numId w:val="5"/>
-        </w:numPr>
-      </w:pPr>
-      <w:r>
-        <w:t>Get Violation Types</w:t>
-      </w:r>
-    </w:p>
-    <w:p>
-      <w:pPr>
-        <w:pStyle w:val="ListParagraph"/>
-        <w:numPr>
-          <w:ilvl w:val="1"/>
-          <w:numId w:val="5"/>
-        </w:numPr>
-      </w:pPr>
-      <w:r>
-        <w:t xml:space="preserve">Description: </w:t>
-      </w:r>
-    </w:p>
-    <w:p>
-      <w:pPr>
-        <w:pStyle w:val="ListParagraph"/>
-        <w:numPr>
-          <w:ilvl w:val="1"/>
-          <w:numId w:val="5"/>
-        </w:numPr>
-      </w:pPr>
-      <w:r>
-        <w:t xml:space="preserve">URL: </w:t>
-      </w:r>
-    </w:p>
-    <w:p>
-      <w:pPr>
-        <w:pStyle w:val="ListParagraph"/>
-        <w:numPr>
-          <w:ilvl w:val="1"/>
-          <w:numId w:val="5"/>
-        </w:numPr>
-      </w:pPr>
-      <w:r>
-        <w:t xml:space="preserve">Usefulness: </w:t>
-      </w:r>
-    </w:p>
-    <w:p/>
-    <w:p/>
+    <w:tbl>
+      <w:tblPr>
+        <w:tblStyle w:val="TableGrid"/>
+        <w:tblW w:w="10065" w:type="dxa"/>
+        <w:tblInd w:w="-856" w:type="dxa"/>
+        <w:tblLook w:val="04A0" w:firstRow="1" w:lastRow="0" w:firstColumn="1" w:lastColumn="0" w:noHBand="0" w:noVBand="1"/>
+      </w:tblPr>
+      <w:tblGrid>
+        <w:gridCol w:w="1975"/>
+        <w:gridCol w:w="1326"/>
+        <w:gridCol w:w="6764"/>
+      </w:tblGrid>
+      <w:tr>
+        <w:tc>
+          <w:tcPr>
+            <w:tcW w:w="1975" w:type="dxa"/>
+          </w:tcPr>
+          <w:p>
+            <w:r>
+              <w:t>Default</w:t>
+            </w:r>
+          </w:p>
+        </w:tc>
+        <w:tc>
+          <w:tcPr>
+            <w:tcW w:w="1326" w:type="dxa"/>
+          </w:tcPr>
+          <w:p>
+            <w:r>
+              <w:t>Description</w:t>
+            </w:r>
+          </w:p>
+        </w:tc>
+        <w:tc>
+          <w:tcPr>
+            <w:tcW w:w="6764" w:type="dxa"/>
+          </w:tcPr>
+          <w:p>
+            <w:r>
+              <w:t xml:space="preserve">This endpoint was the default endpoint so when you went onto the API, it would tell you how to actually access the /docs end of the API to ensure it can be used. This would be very useful for anyone who wanted to use the API as it ensures everyone knows what they’re doing. </w:t>
+            </w:r>
+          </w:p>
+        </w:tc>
+      </w:tr>
+      <w:tr>
+        <w:tc>
+          <w:tcPr>
+            <w:tcW w:w="1975" w:type="dxa"/>
+          </w:tcPr>
+          <w:p>
+            <w:r>
+              <w:t>Default</w:t>
+            </w:r>
+          </w:p>
+        </w:tc>
+        <w:tc>
+          <w:tcPr>
+            <w:tcW w:w="1326" w:type="dxa"/>
+          </w:tcPr>
+          <w:p>
+            <w:r>
+              <w:t>URL</w:t>
+            </w:r>
+          </w:p>
+        </w:tc>
+        <w:tc>
+          <w:tcPr>
+            <w:tcW w:w="6764" w:type="dxa"/>
+          </w:tcPr>
+          <w:p>
+            <w:r>
+              <w:t>Assignment2/app/main.py/</w:t>
+            </w:r>
+          </w:p>
+        </w:tc>
+      </w:tr>
+      <w:tr>
+        <w:tc>
+          <w:tcPr>
+            <w:tcW w:w="1975" w:type="dxa"/>
+          </w:tcPr>
+          <w:p>
+            <w:r>
+              <w:t>Default</w:t>
+            </w:r>
+          </w:p>
+        </w:tc>
+        <w:tc>
+          <w:tcPr>
+            <w:tcW w:w="1326" w:type="dxa"/>
+          </w:tcPr>
+          <w:p>
+            <w:r>
+              <w:t>Usefulness</w:t>
+            </w:r>
+          </w:p>
+        </w:tc>
+        <w:tc>
+          <w:tcPr>
+            <w:tcW w:w="6764" w:type="dxa"/>
+          </w:tcPr>
+          <w:p>
+            <w:r>
+              <w:t>This proved useful for me during development as it meant I always knew if the API was working just by looking at my browser</w:t>
+            </w:r>
+          </w:p>
+        </w:tc>
+      </w:tr>
+      <w:tr>
+        <w:tc>
+          <w:tcPr>
+            <w:tcW w:w="1975" w:type="dxa"/>
+          </w:tcPr>
+          <w:p>
+            <w:r>
+              <w:t>List</w:t>
+            </w:r>
+            <w:r>
+              <w:t xml:space="preserve"> </w:t>
+            </w:r>
+            <w:r>
+              <w:t>Person</w:t>
+            </w:r>
+          </w:p>
+        </w:tc>
+        <w:tc>
+          <w:tcPr>
+            <w:tcW w:w="1326" w:type="dxa"/>
+          </w:tcPr>
+          <w:p>
+            <w:r>
+              <w:t>Description</w:t>
+            </w:r>
+          </w:p>
+        </w:tc>
+        <w:tc>
+          <w:tcPr>
+            <w:tcW w:w="6764" w:type="dxa"/>
+          </w:tcPr>
+          <w:p>
+            <w:r>
+              <w:t>This endpoint was made so any users of the API would be able to see a list of all recorded people, as this would be doable on a realistic traffic violations API, or other Police APIs.</w:t>
+            </w:r>
+          </w:p>
+        </w:tc>
+      </w:tr>
+      <w:tr>
+        <w:tc>
+          <w:tcPr>
+            <w:tcW w:w="1975" w:type="dxa"/>
+          </w:tcPr>
+          <w:p>
+            <w:r>
+              <w:t>List</w:t>
+            </w:r>
+            <w:r>
+              <w:t xml:space="preserve"> </w:t>
+            </w:r>
+            <w:r>
+              <w:t>Person</w:t>
+            </w:r>
+          </w:p>
+        </w:tc>
+        <w:tc>
+          <w:tcPr>
+            <w:tcW w:w="1326" w:type="dxa"/>
+          </w:tcPr>
+          <w:p>
+            <w:r>
+              <w:t>URL</w:t>
+            </w:r>
+          </w:p>
+        </w:tc>
+        <w:tc>
+          <w:tcPr>
+            <w:tcW w:w="6764" w:type="dxa"/>
+          </w:tcPr>
+          <w:p>
+            <w:r>
+              <w:t>Assignment2/app/api/person.py/</w:t>
+            </w:r>
+          </w:p>
+        </w:tc>
+      </w:tr>
+      <w:tr>
+        <w:tc>
+          <w:tcPr>
+            <w:tcW w:w="1975" w:type="dxa"/>
+          </w:tcPr>
+          <w:p>
+            <w:r>
+              <w:t>List</w:t>
+            </w:r>
+            <w:r>
+              <w:t xml:space="preserve"> </w:t>
+            </w:r>
+            <w:r>
+              <w:t>Person</w:t>
+            </w:r>
+          </w:p>
+        </w:tc>
+        <w:tc>
+          <w:tcPr>
+            <w:tcW w:w="1326" w:type="dxa"/>
+          </w:tcPr>
+          <w:p>
+            <w:r>
+              <w:t>Usefulness</w:t>
+            </w:r>
+          </w:p>
+        </w:tc>
+        <w:tc>
+          <w:tcPr>
+            <w:tcW w:w="6764" w:type="dxa"/>
+          </w:tcPr>
+          <w:p>
+            <w:r>
+              <w:t>This function would be useful for officers to be able to see who is on their records and why</w:t>
+            </w:r>
+          </w:p>
+        </w:tc>
+      </w:tr>
+      <w:tr>
+        <w:tc>
+          <w:tcPr>
+            <w:tcW w:w="1975" w:type="dxa"/>
+          </w:tcPr>
+          <w:p>
+            <w:r>
+              <w:t>Get</w:t>
+            </w:r>
+            <w:r>
+              <w:t xml:space="preserve"> </w:t>
+            </w:r>
+            <w:r>
+              <w:t>Person</w:t>
+            </w:r>
+          </w:p>
+        </w:tc>
+        <w:tc>
+          <w:tcPr>
+            <w:tcW w:w="1326" w:type="dxa"/>
+          </w:tcPr>
+          <w:p>
+            <w:r>
+              <w:t>Description</w:t>
+            </w:r>
+          </w:p>
+        </w:tc>
+        <w:tc>
+          <w:tcPr>
+            <w:tcW w:w="6764" w:type="dxa"/>
+          </w:tcPr>
+          <w:p>
+            <w:r>
+              <w:t>This endpoint was made so that any users of the API would be able to look up any individual on the system and see how many violations they have made, and what violations they would have made.</w:t>
+            </w:r>
+          </w:p>
+        </w:tc>
+      </w:tr>
+      <w:tr>
+        <w:tc>
+          <w:tcPr>
+            <w:tcW w:w="1975" w:type="dxa"/>
+          </w:tcPr>
+          <w:p>
+            <w:r>
+              <w:t>Get</w:t>
+            </w:r>
+            <w:r>
+              <w:t xml:space="preserve"> </w:t>
+            </w:r>
+            <w:r>
+              <w:t>Person</w:t>
+            </w:r>
+          </w:p>
+        </w:tc>
+        <w:tc>
+          <w:tcPr>
+            <w:tcW w:w="1326" w:type="dxa"/>
+          </w:tcPr>
+          <w:p>
+            <w:r>
+              <w:t>URL</w:t>
+            </w:r>
+          </w:p>
+        </w:tc>
+        <w:tc>
+          <w:tcPr>
+            <w:tcW w:w="6764" w:type="dxa"/>
+          </w:tcPr>
+          <w:p>
+            <w:r>
+              <w:t>Assignment2/app/api/person.py/{person_id}</w:t>
+            </w:r>
+          </w:p>
+        </w:tc>
+      </w:tr>
+      <w:tr>
+        <w:tc>
+          <w:tcPr>
+            <w:tcW w:w="1975" w:type="dxa"/>
+          </w:tcPr>
+          <w:p>
+            <w:r>
+              <w:t>Get</w:t>
+            </w:r>
+            <w:r>
+              <w:t xml:space="preserve"> </w:t>
+            </w:r>
+            <w:r>
+              <w:t>Person</w:t>
+            </w:r>
+          </w:p>
+        </w:tc>
+        <w:tc>
+          <w:tcPr>
+            <w:tcW w:w="1326" w:type="dxa"/>
+          </w:tcPr>
+          <w:p>
+            <w:r>
+              <w:t>Usefulness</w:t>
+            </w:r>
+          </w:p>
+        </w:tc>
+        <w:tc>
+          <w:tcPr>
+            <w:tcW w:w="6764" w:type="dxa"/>
+          </w:tcPr>
+          <w:p>
+            <w:r>
+              <w:t>This function would be very useful for officers as it would allow for them to lookup any individual.</w:t>
+            </w:r>
+          </w:p>
+        </w:tc>
+      </w:tr>
+      <w:tr>
+        <w:tc>
+          <w:tcPr>
+            <w:tcW w:w="1975" w:type="dxa"/>
+          </w:tcPr>
+          <w:p>
+            <w:r>
+              <w:t>List</w:t>
+            </w:r>
+            <w:r>
+              <w:t xml:space="preserve"> </w:t>
+            </w:r>
+            <w:r>
+              <w:t>License</w:t>
+            </w:r>
+          </w:p>
+        </w:tc>
+        <w:tc>
+          <w:tcPr>
+            <w:tcW w:w="1326" w:type="dxa"/>
+          </w:tcPr>
+          <w:p>
+            <w:r>
+              <w:t>Description</w:t>
+            </w:r>
+          </w:p>
+        </w:tc>
+        <w:tc>
+          <w:tcPr>
+            <w:tcW w:w="6764" w:type="dxa"/>
+          </w:tcPr>
+          <w:p>
+            <w:r>
+              <w:t>T</w:t>
+            </w:r>
+            <w:r>
+              <w:t>his endpoint was made so that any users of the API would be able to look up licenses on the system.</w:t>
+            </w:r>
+          </w:p>
+        </w:tc>
+      </w:tr>
+      <w:tr>
+        <w:tc>
+          <w:tcPr>
+            <w:tcW w:w="1975" w:type="dxa"/>
+          </w:tcPr>
+          <w:p>
+            <w:r>
+              <w:t>List</w:t>
+            </w:r>
+            <w:r>
+              <w:t xml:space="preserve"> </w:t>
+            </w:r>
+            <w:r>
+              <w:t>License</w:t>
+            </w:r>
+          </w:p>
+        </w:tc>
+        <w:tc>
+          <w:tcPr>
+            <w:tcW w:w="1326" w:type="dxa"/>
+          </w:tcPr>
+          <w:p>
+            <w:r>
+              <w:t>URL</w:t>
+            </w:r>
+          </w:p>
+        </w:tc>
+        <w:tc>
+          <w:tcPr>
+            <w:tcW w:w="6764" w:type="dxa"/>
+          </w:tcPr>
+          <w:p>
+            <w:r>
+              <w:t>Assignment2/app/api/Drivers_license.py/</w:t>
+            </w:r>
+          </w:p>
+        </w:tc>
+      </w:tr>
+      <w:tr>
+        <w:tc>
+          <w:tcPr>
+            <w:tcW w:w="1975" w:type="dxa"/>
+          </w:tcPr>
+          <w:p>
+            <w:r>
+              <w:t>List</w:t>
+            </w:r>
+            <w:r>
+              <w:t xml:space="preserve"> </w:t>
+            </w:r>
+            <w:r>
+              <w:t>License</w:t>
+            </w:r>
+          </w:p>
+        </w:tc>
+        <w:tc>
+          <w:tcPr>
+            <w:tcW w:w="1326" w:type="dxa"/>
+          </w:tcPr>
+          <w:p>
+            <w:r>
+              <w:t>Usefulness</w:t>
+            </w:r>
+          </w:p>
+        </w:tc>
+        <w:tc>
+          <w:tcPr>
+            <w:tcW w:w="6764" w:type="dxa"/>
+          </w:tcPr>
+          <w:p>
+            <w:r>
+              <w:t>This function would be very useful for admins as it would allow for them to quickly check if the system is still working as expected on the Licenses side.</w:t>
+            </w:r>
+          </w:p>
+        </w:tc>
+      </w:tr>
+      <w:tr>
+        <w:tc>
+          <w:tcPr>
+            <w:tcW w:w="1975" w:type="dxa"/>
+          </w:tcPr>
+          <w:p>
+            <w:r>
+              <w:t>Get</w:t>
+            </w:r>
+            <w:r>
+              <w:t xml:space="preserve"> </w:t>
+            </w:r>
+            <w:r>
+              <w:t>License</w:t>
+            </w:r>
+          </w:p>
+        </w:tc>
+        <w:tc>
+          <w:tcPr>
+            <w:tcW w:w="1326" w:type="dxa"/>
+          </w:tcPr>
+          <w:p>
+            <w:r>
+              <w:t>Description</w:t>
+            </w:r>
+          </w:p>
+        </w:tc>
+        <w:tc>
+          <w:tcPr>
+            <w:tcW w:w="6764" w:type="dxa"/>
+          </w:tcPr>
+          <w:p>
+            <w:r>
+              <w:t>This endpoint was made so that any users of the API would be able to look up any individual’s license on the system.</w:t>
+            </w:r>
+          </w:p>
+          <w:p/>
+        </w:tc>
+      </w:tr>
+      <w:tr>
+        <w:tc>
+          <w:tcPr>
+            <w:tcW w:w="1975" w:type="dxa"/>
+          </w:tcPr>
+          <w:p>
+            <w:r>
+              <w:t>Get</w:t>
+            </w:r>
+            <w:r>
+              <w:t xml:space="preserve"> </w:t>
+            </w:r>
+            <w:r>
+              <w:t>License</w:t>
+            </w:r>
+          </w:p>
+        </w:tc>
+        <w:tc>
+          <w:tcPr>
+            <w:tcW w:w="1326" w:type="dxa"/>
+          </w:tcPr>
+          <w:p>
+            <w:r>
+              <w:t>URL</w:t>
+            </w:r>
+          </w:p>
+        </w:tc>
+        <w:tc>
+          <w:tcPr>
+            <w:tcW w:w="6764" w:type="dxa"/>
+          </w:tcPr>
+          <w:p>
+            <w:r>
+              <w:t>Assignment2/app/api/Drivers_license.py/</w:t>
+            </w:r>
+          </w:p>
+          <w:p/>
+        </w:tc>
+      </w:tr>
+      <w:tr>
+        <w:tc>
+          <w:tcPr>
+            <w:tcW w:w="1975" w:type="dxa"/>
+          </w:tcPr>
+          <w:p>
+            <w:r>
+              <w:t>Get</w:t>
+            </w:r>
+            <w:r>
+              <w:t xml:space="preserve"> </w:t>
+            </w:r>
+            <w:r>
+              <w:t>License</w:t>
+            </w:r>
+          </w:p>
+        </w:tc>
+        <w:tc>
+          <w:tcPr>
+            <w:tcW w:w="1326" w:type="dxa"/>
+          </w:tcPr>
+          <w:p>
+            <w:r>
+              <w:t>Usefulness</w:t>
+            </w:r>
+          </w:p>
+        </w:tc>
+        <w:tc>
+          <w:tcPr>
+            <w:tcW w:w="6764" w:type="dxa"/>
+          </w:tcPr>
+          <w:p>
+            <w:r>
+              <w:t>This function would be very useful for officers as it would allow for them to check if a person has a license and if they have any violations linked to them.</w:t>
+            </w:r>
+          </w:p>
+        </w:tc>
+      </w:tr>
+      <w:tr>
+        <w:tc>
+          <w:tcPr>
+            <w:tcW w:w="1975" w:type="dxa"/>
+          </w:tcPr>
+          <w:p>
+            <w:r>
+              <w:t>List</w:t>
+            </w:r>
+            <w:r>
+              <w:t xml:space="preserve"> </w:t>
+            </w:r>
+            <w:r>
+              <w:t>Officer</w:t>
+            </w:r>
+          </w:p>
+        </w:tc>
+        <w:tc>
+          <w:tcPr>
+            <w:tcW w:w="1326" w:type="dxa"/>
+          </w:tcPr>
+          <w:p>
+            <w:r>
+              <w:t>Description</w:t>
+            </w:r>
+          </w:p>
+        </w:tc>
+        <w:tc>
+          <w:tcPr>
+            <w:tcW w:w="6764" w:type="dxa"/>
+          </w:tcPr>
+          <w:p>
+            <w:r>
+              <w:t>This endpoint was made to check if all officers are present and to be able to identify them if necessary</w:t>
+            </w:r>
+          </w:p>
+        </w:tc>
+      </w:tr>
+      <w:tr>
+        <w:tc>
+          <w:tcPr>
+            <w:tcW w:w="1975" w:type="dxa"/>
+          </w:tcPr>
+          <w:p>
+            <w:r>
+              <w:t>List</w:t>
+            </w:r>
+            <w:r>
+              <w:t xml:space="preserve"> </w:t>
+            </w:r>
+            <w:r>
+              <w:t>Officer</w:t>
+            </w:r>
+          </w:p>
+        </w:tc>
+        <w:tc>
+          <w:tcPr>
+            <w:tcW w:w="1326" w:type="dxa"/>
+          </w:tcPr>
+          <w:p>
+            <w:r>
+              <w:t>URL</w:t>
+            </w:r>
+          </w:p>
+        </w:tc>
+        <w:tc>
+          <w:tcPr>
+            <w:tcW w:w="6764" w:type="dxa"/>
+          </w:tcPr>
+          <w:p>
+            <w:r>
+              <w:t>Assignment2/app/api/Officer.py/</w:t>
+            </w:r>
+          </w:p>
+        </w:tc>
+      </w:tr>
+      <w:tr>
+        <w:tc>
+          <w:tcPr>
+            <w:tcW w:w="1975" w:type="dxa"/>
+          </w:tcPr>
+          <w:p>
+            <w:r>
+              <w:t>List</w:t>
+            </w:r>
+            <w:r>
+              <w:t xml:space="preserve"> </w:t>
+            </w:r>
+            <w:r>
+              <w:t>Officer</w:t>
+            </w:r>
+          </w:p>
+        </w:tc>
+        <w:tc>
+          <w:tcPr>
+            <w:tcW w:w="1326" w:type="dxa"/>
+          </w:tcPr>
+          <w:p>
+            <w:r>
+              <w:t>Usefulness</w:t>
+            </w:r>
+          </w:p>
+        </w:tc>
+        <w:tc>
+          <w:tcPr>
+            <w:tcW w:w="6764" w:type="dxa"/>
+          </w:tcPr>
+          <w:p>
+            <w:r>
+              <w:t xml:space="preserve">This proved useful for testing, and would continue to be useful for Admins. </w:t>
+            </w:r>
+          </w:p>
+        </w:tc>
+      </w:tr>
+      <w:tr>
+        <w:tc>
+          <w:tcPr>
+            <w:tcW w:w="1975" w:type="dxa"/>
+          </w:tcPr>
+          <w:p>
+            <w:r>
+              <w:t>Get</w:t>
+            </w:r>
+            <w:r>
+              <w:t xml:space="preserve"> </w:t>
+            </w:r>
+            <w:r>
+              <w:t>Officer</w:t>
+            </w:r>
+          </w:p>
+        </w:tc>
+        <w:tc>
+          <w:tcPr>
+            <w:tcW w:w="1326" w:type="dxa"/>
+          </w:tcPr>
+          <w:p>
+            <w:r>
+              <w:t>Description</w:t>
+            </w:r>
+          </w:p>
+        </w:tc>
+        <w:tc>
+          <w:tcPr>
+            <w:tcW w:w="6764" w:type="dxa"/>
+          </w:tcPr>
+          <w:p>
+            <w:r>
+              <w:t>T</w:t>
+            </w:r>
+            <w:r>
+              <w:t>his endpoint was made to find any specific officer and be able to link them to their individual personID</w:t>
+            </w:r>
+          </w:p>
+        </w:tc>
+      </w:tr>
+      <w:tr>
+        <w:tc>
+          <w:tcPr>
+            <w:tcW w:w="1975" w:type="dxa"/>
+          </w:tcPr>
+          <w:p>
+            <w:r>
+              <w:t>Get</w:t>
+            </w:r>
+            <w:r>
+              <w:t xml:space="preserve"> </w:t>
+            </w:r>
+            <w:r>
+              <w:t>Officer</w:t>
+            </w:r>
+          </w:p>
+        </w:tc>
+        <w:tc>
+          <w:tcPr>
+            <w:tcW w:w="1326" w:type="dxa"/>
+          </w:tcPr>
+          <w:p>
+            <w:r>
+              <w:t>URL</w:t>
+            </w:r>
+          </w:p>
+        </w:tc>
+        <w:tc>
+          <w:tcPr>
+            <w:tcW w:w="6764" w:type="dxa"/>
+          </w:tcPr>
+          <w:p>
+            <w:r>
+              <w:t>Assignment2/app/api/officer.py/{Officer_ID}</w:t>
+            </w:r>
+          </w:p>
+        </w:tc>
+      </w:tr>
+      <w:tr>
+        <w:tc>
+          <w:tcPr>
+            <w:tcW w:w="1975" w:type="dxa"/>
+          </w:tcPr>
+          <w:p>
+            <w:r>
+              <w:t>Get</w:t>
+            </w:r>
+            <w:r>
+              <w:t xml:space="preserve"> </w:t>
+            </w:r>
+            <w:r>
+              <w:t>Officer</w:t>
+            </w:r>
+          </w:p>
+        </w:tc>
+        <w:tc>
+          <w:tcPr>
+            <w:tcW w:w="1326" w:type="dxa"/>
+          </w:tcPr>
+          <w:p>
+            <w:r>
+              <w:t>Usefulness</w:t>
+            </w:r>
+          </w:p>
+        </w:tc>
+        <w:tc>
+          <w:tcPr>
+            <w:tcW w:w="6764" w:type="dxa"/>
+          </w:tcPr>
+          <w:p>
+            <w:r>
+              <w:t>T</w:t>
+            </w:r>
+            <w:r>
+              <w:t xml:space="preserve">his is useful as </w:t>
+            </w:r>
+            <w:r>
+              <w:t>it</w:t>
+            </w:r>
+            <w:r>
+              <w:t xml:space="preserve"> allows other officers to be able to identify any other officer. As well as this, it will allow officers to identify who has recorded violations. </w:t>
+            </w:r>
+          </w:p>
+        </w:tc>
+      </w:tr>
+      <w:tr>
+        <w:tc>
+          <w:tcPr>
+            <w:tcW w:w="1975" w:type="dxa"/>
+          </w:tcPr>
+          <w:p>
+            <w:r>
+              <w:lastRenderedPageBreak/>
+              <w:t>List</w:t>
+            </w:r>
+            <w:r>
+              <w:t xml:space="preserve"> </w:t>
+            </w:r>
+            <w:r>
+              <w:t>Vehicle</w:t>
+            </w:r>
+          </w:p>
+        </w:tc>
+        <w:tc>
+          <w:tcPr>
+            <w:tcW w:w="1326" w:type="dxa"/>
+          </w:tcPr>
+          <w:p>
+            <w:r>
+              <w:t>Description</w:t>
+            </w:r>
+          </w:p>
+        </w:tc>
+        <w:tc>
+          <w:tcPr>
+            <w:tcW w:w="6764" w:type="dxa"/>
+          </w:tcPr>
+          <w:p>
+            <w:r>
+              <w:t xml:space="preserve">This endpoint was made to show all vehicles in the DB through the API in case anything is looking alarming. </w:t>
+            </w:r>
+          </w:p>
+        </w:tc>
+      </w:tr>
+      <w:tr>
+        <w:tc>
+          <w:tcPr>
+            <w:tcW w:w="1975" w:type="dxa"/>
+          </w:tcPr>
+          <w:p>
+            <w:r>
+              <w:t>List</w:t>
+            </w:r>
+            <w:r>
+              <w:t xml:space="preserve"> </w:t>
+            </w:r>
+            <w:r>
+              <w:t>Vehicle</w:t>
+            </w:r>
+          </w:p>
+        </w:tc>
+        <w:tc>
+          <w:tcPr>
+            <w:tcW w:w="1326" w:type="dxa"/>
+          </w:tcPr>
+          <w:p>
+            <w:r>
+              <w:t>URL</w:t>
+            </w:r>
+          </w:p>
+        </w:tc>
+        <w:tc>
+          <w:tcPr>
+            <w:tcW w:w="6764" w:type="dxa"/>
+          </w:tcPr>
+          <w:p>
+            <w:r>
+              <w:t>Assignment2/app/api/vehicle.py/</w:t>
+            </w:r>
+          </w:p>
+        </w:tc>
+      </w:tr>
+      <w:tr>
+        <w:tc>
+          <w:tcPr>
+            <w:tcW w:w="1975" w:type="dxa"/>
+          </w:tcPr>
+          <w:p>
+            <w:r>
+              <w:t>List</w:t>
+            </w:r>
+            <w:r>
+              <w:t xml:space="preserve"> </w:t>
+            </w:r>
+            <w:r>
+              <w:t>Vehicle</w:t>
+            </w:r>
+          </w:p>
+        </w:tc>
+        <w:tc>
+          <w:tcPr>
+            <w:tcW w:w="1326" w:type="dxa"/>
+          </w:tcPr>
+          <w:p>
+            <w:r>
+              <w:t>Usefulness</w:t>
+            </w:r>
+          </w:p>
+        </w:tc>
+        <w:tc>
+          <w:tcPr>
+            <w:tcW w:w="6764" w:type="dxa"/>
+          </w:tcPr>
+          <w:p>
+            <w:r>
+              <w:t xml:space="preserve">This wouldn’t be the most useful for officers, as they would want to find a specific vehicle, but would be useful for admins who need to check everything is running as expected. </w:t>
+            </w:r>
+          </w:p>
+        </w:tc>
+      </w:tr>
+      <w:tr>
+        <w:tc>
+          <w:tcPr>
+            <w:tcW w:w="1975" w:type="dxa"/>
+          </w:tcPr>
+          <w:p>
+            <w:r>
+              <w:t>Get Vehicle</w:t>
+            </w:r>
+          </w:p>
+        </w:tc>
+        <w:tc>
+          <w:tcPr>
+            <w:tcW w:w="1326" w:type="dxa"/>
+          </w:tcPr>
+          <w:p>
+            <w:r>
+              <w:t>Description</w:t>
+            </w:r>
+          </w:p>
+        </w:tc>
+        <w:tc>
+          <w:tcPr>
+            <w:tcW w:w="6764" w:type="dxa"/>
+          </w:tcPr>
+          <w:p>
+            <w:r>
+              <w:t xml:space="preserve">This endpoint was made to show a specific vehicle in the DB through the API. This would be used by officers checking to see if a car is stolen or owned by anyone who may have committed more crimes. </w:t>
+            </w:r>
+          </w:p>
+        </w:tc>
+      </w:tr>
+      <w:tr>
+        <w:tc>
+          <w:tcPr>
+            <w:tcW w:w="1975" w:type="dxa"/>
+          </w:tcPr>
+          <w:p>
+            <w:r>
+              <w:t>Get</w:t>
+            </w:r>
+            <w:r>
+              <w:t xml:space="preserve"> </w:t>
+            </w:r>
+            <w:r>
+              <w:t>Vehicle</w:t>
+            </w:r>
+          </w:p>
+        </w:tc>
+        <w:tc>
+          <w:tcPr>
+            <w:tcW w:w="1326" w:type="dxa"/>
+          </w:tcPr>
+          <w:p>
+            <w:r>
+              <w:t>URL</w:t>
+            </w:r>
+          </w:p>
+        </w:tc>
+        <w:tc>
+          <w:tcPr>
+            <w:tcW w:w="6764" w:type="dxa"/>
+          </w:tcPr>
+          <w:p>
+            <w:r>
+              <w:t>Assignment2/app/api/vehicle.py/{VehicleID}</w:t>
+            </w:r>
+          </w:p>
+        </w:tc>
+      </w:tr>
+      <w:tr>
+        <w:tc>
+          <w:tcPr>
+            <w:tcW w:w="1975" w:type="dxa"/>
+          </w:tcPr>
+          <w:p>
+            <w:r>
+              <w:t>Get</w:t>
+            </w:r>
+            <w:r>
+              <w:t xml:space="preserve"> </w:t>
+            </w:r>
+            <w:r>
+              <w:t>Vehicle</w:t>
+            </w:r>
+          </w:p>
+        </w:tc>
+        <w:tc>
+          <w:tcPr>
+            <w:tcW w:w="1326" w:type="dxa"/>
+          </w:tcPr>
+          <w:p>
+            <w:r>
+              <w:t>Usefulness</w:t>
+            </w:r>
+          </w:p>
+        </w:tc>
+        <w:tc>
+          <w:tcPr>
+            <w:tcW w:w="6764" w:type="dxa"/>
+          </w:tcPr>
+          <w:p>
+            <w:r>
+              <w:t xml:space="preserve">This would be very useful as it would allow for officers to simply lookup the car and find out information about who owns it. </w:t>
+            </w:r>
+          </w:p>
+        </w:tc>
+      </w:tr>
+      <w:tr>
+        <w:tc>
+          <w:tcPr>
+            <w:tcW w:w="1975" w:type="dxa"/>
+          </w:tcPr>
+          <w:p>
+            <w:r>
+              <w:t>List</w:t>
+            </w:r>
+            <w:r>
+              <w:t xml:space="preserve"> </w:t>
+            </w:r>
+            <w:r>
+              <w:t>Vehicle</w:t>
+            </w:r>
+            <w:r>
+              <w:t xml:space="preserve"> </w:t>
+            </w:r>
+            <w:r>
+              <w:t>Make</w:t>
+            </w:r>
+          </w:p>
+        </w:tc>
+        <w:tc>
+          <w:tcPr>
+            <w:tcW w:w="1326" w:type="dxa"/>
+          </w:tcPr>
+          <w:p>
+            <w:r>
+              <w:t>Description</w:t>
+            </w:r>
+          </w:p>
+        </w:tc>
+        <w:tc>
+          <w:tcPr>
+            <w:tcW w:w="6764" w:type="dxa"/>
+          </w:tcPr>
+          <w:p>
+            <w:r>
+              <w:t xml:space="preserve">This endpoint was designed to give a list of all vehicle makes to show the users recording a new car, what car types there are, to ensure that all information that will be input is accurate. </w:t>
+            </w:r>
+          </w:p>
+        </w:tc>
+      </w:tr>
+      <w:tr>
+        <w:tc>
+          <w:tcPr>
+            <w:tcW w:w="1975" w:type="dxa"/>
+          </w:tcPr>
+          <w:p>
+            <w:r>
+              <w:t>List</w:t>
+            </w:r>
+            <w:r>
+              <w:t xml:space="preserve"> </w:t>
+            </w:r>
+            <w:r>
+              <w:t>Vehicle</w:t>
+            </w:r>
+            <w:r>
+              <w:t xml:space="preserve"> </w:t>
+            </w:r>
+            <w:r>
+              <w:t>Make</w:t>
+            </w:r>
+          </w:p>
+        </w:tc>
+        <w:tc>
+          <w:tcPr>
+            <w:tcW w:w="1326" w:type="dxa"/>
+          </w:tcPr>
+          <w:p>
+            <w:r>
+              <w:t>URL</w:t>
+            </w:r>
+          </w:p>
+        </w:tc>
+        <w:tc>
+          <w:tcPr>
+            <w:tcW w:w="6764" w:type="dxa"/>
+          </w:tcPr>
+          <w:p>
+            <w:r>
+              <w:t>Assignment2/app/api/vehicle_make.py</w:t>
+            </w:r>
+          </w:p>
+        </w:tc>
+      </w:tr>
+      <w:tr>
+        <w:tc>
+          <w:tcPr>
+            <w:tcW w:w="1975" w:type="dxa"/>
+          </w:tcPr>
+          <w:p>
+            <w:r>
+              <w:t>List</w:t>
+            </w:r>
+            <w:r>
+              <w:t xml:space="preserve"> </w:t>
+            </w:r>
+            <w:r>
+              <w:t>Vehicle</w:t>
+            </w:r>
+            <w:r>
+              <w:t xml:space="preserve"> </w:t>
+            </w:r>
+            <w:r>
+              <w:t>Make</w:t>
+            </w:r>
+          </w:p>
+        </w:tc>
+        <w:tc>
+          <w:tcPr>
+            <w:tcW w:w="1326" w:type="dxa"/>
+          </w:tcPr>
+          <w:p>
+            <w:r>
+              <w:t>Usefulness</w:t>
+            </w:r>
+          </w:p>
+        </w:tc>
+        <w:tc>
+          <w:tcPr>
+            <w:tcW w:w="6764" w:type="dxa"/>
+          </w:tcPr>
+          <w:p>
+            <w:r>
+              <w:t>This endpoint is very useful as it ensures that the inputting user is able to find their car type with ease</w:t>
+            </w:r>
+          </w:p>
+        </w:tc>
+      </w:tr>
+      <w:tr>
+        <w:tc>
+          <w:tcPr>
+            <w:tcW w:w="1975" w:type="dxa"/>
+          </w:tcPr>
+          <w:p>
+            <w:r>
+              <w:t>Get Vehicle Make</w:t>
+            </w:r>
+          </w:p>
+        </w:tc>
+        <w:tc>
+          <w:tcPr>
+            <w:tcW w:w="1326" w:type="dxa"/>
+          </w:tcPr>
+          <w:p>
+            <w:r>
+              <w:t>Description</w:t>
+            </w:r>
+          </w:p>
+        </w:tc>
+        <w:tc>
+          <w:tcPr>
+            <w:tcW w:w="6764" w:type="dxa"/>
+          </w:tcPr>
+          <w:p>
+            <w:r>
+              <w:t xml:space="preserve">This endpoint was designed to find a specific vehicle make by ID, this would likely be used to check what model a car is, or to check information on specific types of vehicles. </w:t>
+            </w:r>
+          </w:p>
+        </w:tc>
+      </w:tr>
+      <w:tr>
+        <w:tc>
+          <w:tcPr>
+            <w:tcW w:w="1975" w:type="dxa"/>
+          </w:tcPr>
+          <w:p>
+            <w:r>
+              <w:t>Get Vehicle Make</w:t>
+            </w:r>
+          </w:p>
+        </w:tc>
+        <w:tc>
+          <w:tcPr>
+            <w:tcW w:w="1326" w:type="dxa"/>
+          </w:tcPr>
+          <w:p>
+            <w:r>
+              <w:t>URL</w:t>
+            </w:r>
+          </w:p>
+        </w:tc>
+        <w:tc>
+          <w:tcPr>
+            <w:tcW w:w="6764" w:type="dxa"/>
+          </w:tcPr>
+          <w:p>
+            <w:r>
+              <w:t>Assignment2/app/api/vehicle_make.py/{VehicleID}</w:t>
+            </w:r>
+          </w:p>
+        </w:tc>
+      </w:tr>
+      <w:tr>
+        <w:tc>
+          <w:tcPr>
+            <w:tcW w:w="1975" w:type="dxa"/>
+          </w:tcPr>
+          <w:p>
+            <w:r>
+              <w:t>Get Vehicle Make</w:t>
+            </w:r>
+          </w:p>
+        </w:tc>
+        <w:tc>
+          <w:tcPr>
+            <w:tcW w:w="1326" w:type="dxa"/>
+          </w:tcPr>
+          <w:p>
+            <w:r>
+              <w:t>Usefulness</w:t>
+            </w:r>
+          </w:p>
+        </w:tc>
+        <w:tc>
+          <w:tcPr>
+            <w:tcW w:w="6764" w:type="dxa"/>
+          </w:tcPr>
+          <w:p>
+            <w:r>
+              <w:t xml:space="preserve">This would be very useful for the end user as it would allow for users to check car information and find information on specific types of cars. </w:t>
+            </w:r>
+          </w:p>
+        </w:tc>
+      </w:tr>
+      <w:tr>
+        <w:tc>
+          <w:tcPr>
+            <w:tcW w:w="1975" w:type="dxa"/>
+          </w:tcPr>
+          <w:p>
+            <w:r>
+              <w:t>List Violations</w:t>
+            </w:r>
+          </w:p>
+        </w:tc>
+        <w:tc>
+          <w:tcPr>
+            <w:tcW w:w="1326" w:type="dxa"/>
+          </w:tcPr>
+          <w:p>
+            <w:r>
+              <w:t>Description</w:t>
+            </w:r>
+          </w:p>
+        </w:tc>
+        <w:tc>
+          <w:tcPr>
+            <w:tcW w:w="6764" w:type="dxa"/>
+          </w:tcPr>
+          <w:p>
+            <w:r>
+              <w:t xml:space="preserve">Description: This endpoint was designed to show all violations that have been reported onto the DB. </w:t>
+            </w:r>
+          </w:p>
+        </w:tc>
+      </w:tr>
+      <w:tr>
+        <w:tc>
+          <w:tcPr>
+            <w:tcW w:w="1975" w:type="dxa"/>
+          </w:tcPr>
+          <w:p>
+            <w:r>
+              <w:t>List Violations</w:t>
+            </w:r>
+          </w:p>
+        </w:tc>
+        <w:tc>
+          <w:tcPr>
+            <w:tcW w:w="1326" w:type="dxa"/>
+          </w:tcPr>
+          <w:p>
+            <w:r>
+              <w:t>URL</w:t>
+            </w:r>
+          </w:p>
+        </w:tc>
+        <w:tc>
+          <w:tcPr>
+            <w:tcW w:w="6764" w:type="dxa"/>
+          </w:tcPr>
+          <w:p>
+            <w:r>
+              <w:t>URL: Assignment2/app/api/violations.py</w:t>
+            </w:r>
+          </w:p>
+        </w:tc>
+      </w:tr>
+      <w:tr>
+        <w:tc>
+          <w:tcPr>
+            <w:tcW w:w="1975" w:type="dxa"/>
+          </w:tcPr>
+          <w:p>
+            <w:r>
+              <w:t>List Violations</w:t>
+            </w:r>
+          </w:p>
+        </w:tc>
+        <w:tc>
+          <w:tcPr>
+            <w:tcW w:w="1326" w:type="dxa"/>
+          </w:tcPr>
+          <w:p>
+            <w:r>
+              <w:t>Usefulness</w:t>
+            </w:r>
+          </w:p>
+        </w:tc>
+        <w:tc>
+          <w:tcPr>
+            <w:tcW w:w="6764" w:type="dxa"/>
+          </w:tcPr>
+          <w:p>
+            <w:r>
+              <w:t xml:space="preserve">Usefulness: This would be useful for finding and checking violations that have been made, for example by a specific person </w:t>
+            </w:r>
+          </w:p>
+        </w:tc>
+      </w:tr>
+      <w:tr>
+        <w:tc>
+          <w:tcPr>
+            <w:tcW w:w="1975" w:type="dxa"/>
+          </w:tcPr>
+          <w:p>
+            <w:r>
+              <w:t>Get Violations</w:t>
+            </w:r>
+          </w:p>
+        </w:tc>
+        <w:tc>
+          <w:tcPr>
+            <w:tcW w:w="1326" w:type="dxa"/>
+          </w:tcPr>
+          <w:p>
+            <w:r>
+              <w:t>Description</w:t>
+            </w:r>
+          </w:p>
+        </w:tc>
+        <w:tc>
+          <w:tcPr>
+            <w:tcW w:w="6764" w:type="dxa"/>
+          </w:tcPr>
+          <w:p>
+            <w:r>
+              <w:t xml:space="preserve">This endpoint was designed to show a specific violation by its ID. </w:t>
+            </w:r>
+          </w:p>
+        </w:tc>
+      </w:tr>
+      <w:tr>
+        <w:tc>
+          <w:tcPr>
+            <w:tcW w:w="1975" w:type="dxa"/>
+          </w:tcPr>
+          <w:p>
+            <w:r>
+              <w:t>Get Violations</w:t>
+            </w:r>
+          </w:p>
+        </w:tc>
+        <w:tc>
+          <w:tcPr>
+            <w:tcW w:w="1326" w:type="dxa"/>
+          </w:tcPr>
+          <w:p>
+            <w:r>
+              <w:t>URL</w:t>
+            </w:r>
+          </w:p>
+        </w:tc>
+        <w:tc>
+          <w:tcPr>
+            <w:tcW w:w="6764" w:type="dxa"/>
+          </w:tcPr>
+          <w:p>
+            <w:r>
+              <w:t>Assignment2/app/api/violations.py/{ViolationID}</w:t>
+            </w:r>
+          </w:p>
+        </w:tc>
+      </w:tr>
+      <w:tr>
+        <w:tc>
+          <w:tcPr>
+            <w:tcW w:w="1975" w:type="dxa"/>
+          </w:tcPr>
+          <w:p>
+            <w:r>
+              <w:t>Get Violations</w:t>
+            </w:r>
+          </w:p>
+        </w:tc>
+        <w:tc>
+          <w:tcPr>
+            <w:tcW w:w="1326" w:type="dxa"/>
+          </w:tcPr>
+          <w:p>
+            <w:r>
+              <w:t>Usefulness</w:t>
+            </w:r>
+          </w:p>
+        </w:tc>
+        <w:tc>
+          <w:tcPr>
+            <w:tcW w:w="6764" w:type="dxa"/>
+          </w:tcPr>
+          <w:p>
+            <w:r>
+              <w:t xml:space="preserve">This would be very useful for checking a specific violation made or for checking what person made it. </w:t>
+            </w:r>
+          </w:p>
+        </w:tc>
+      </w:tr>
+      <w:tr>
+        <w:tc>
+          <w:tcPr>
+            <w:tcW w:w="1975" w:type="dxa"/>
+          </w:tcPr>
+          <w:p>
+            <w:r>
+              <w:t>List Violation Types</w:t>
+            </w:r>
+          </w:p>
+        </w:tc>
+        <w:tc>
+          <w:tcPr>
+            <w:tcW w:w="1326" w:type="dxa"/>
+          </w:tcPr>
+          <w:p>
+            <w:r>
+              <w:t>Description</w:t>
+            </w:r>
+          </w:p>
+        </w:tc>
+        <w:tc>
+          <w:tcPr>
+            <w:tcW w:w="6764" w:type="dxa"/>
+          </w:tcPr>
+          <w:p>
+            <w:r>
+              <w:t xml:space="preserve">This endpoint was designed to show all violation Types. </w:t>
+            </w:r>
+          </w:p>
+        </w:tc>
+      </w:tr>
+      <w:tr>
+        <w:tc>
+          <w:tcPr>
+            <w:tcW w:w="1975" w:type="dxa"/>
+          </w:tcPr>
+          <w:p>
+            <w:r>
+              <w:t>List Violation Types</w:t>
+            </w:r>
+          </w:p>
+        </w:tc>
+        <w:tc>
+          <w:tcPr>
+            <w:tcW w:w="1326" w:type="dxa"/>
+          </w:tcPr>
+          <w:p>
+            <w:r>
+              <w:t>URL</w:t>
+            </w:r>
+          </w:p>
+        </w:tc>
+        <w:tc>
+          <w:tcPr>
+            <w:tcW w:w="6764" w:type="dxa"/>
+          </w:tcPr>
+          <w:p>
+            <w:r>
+              <w:t>Assignment2/app/api/violation_types.py</w:t>
+            </w:r>
+          </w:p>
+        </w:tc>
+      </w:tr>
+      <w:tr>
+        <w:tc>
+          <w:tcPr>
+            <w:tcW w:w="1975" w:type="dxa"/>
+          </w:tcPr>
+          <w:p>
+            <w:r>
+              <w:t>List Violation Types</w:t>
+            </w:r>
+          </w:p>
+        </w:tc>
+        <w:tc>
+          <w:tcPr>
+            <w:tcW w:w="1326" w:type="dxa"/>
+          </w:tcPr>
+          <w:p>
+            <w:r>
+              <w:t>Usefulness</w:t>
+            </w:r>
+          </w:p>
+        </w:tc>
+        <w:tc>
+          <w:tcPr>
+            <w:tcW w:w="6764" w:type="dxa"/>
+          </w:tcPr>
+          <w:p>
+            <w:r>
+              <w:t>This would be very useful for when creating a violation as it would show you</w:t>
+            </w:r>
+          </w:p>
+        </w:tc>
+      </w:tr>
+      <w:tr>
+        <w:tc>
+          <w:tcPr>
+            <w:tcW w:w="1975" w:type="dxa"/>
+          </w:tcPr>
+          <w:p>
+            <w:r>
+              <w:t>Get Violation Types</w:t>
+            </w:r>
+          </w:p>
+        </w:tc>
+        <w:tc>
+          <w:tcPr>
+            <w:tcW w:w="1326" w:type="dxa"/>
+          </w:tcPr>
+          <w:p>
+            <w:r>
+              <w:t>Description</w:t>
+            </w:r>
+          </w:p>
+        </w:tc>
+        <w:tc>
+          <w:tcPr>
+            <w:tcW w:w="6764" w:type="dxa"/>
+          </w:tcPr>
+          <w:p>
+            <w:r>
+              <w:t xml:space="preserve">This endpoint was designed to show a specific type of violation by its ID </w:t>
+            </w:r>
+          </w:p>
+        </w:tc>
+      </w:tr>
+      <w:tr>
+        <w:tc>
+          <w:tcPr>
+            <w:tcW w:w="1975" w:type="dxa"/>
+          </w:tcPr>
+          <w:p>
+            <w:r>
+              <w:t>Get Violation Types</w:t>
+            </w:r>
+          </w:p>
+        </w:tc>
+        <w:tc>
+          <w:tcPr>
+            <w:tcW w:w="1326" w:type="dxa"/>
+          </w:tcPr>
+          <w:p>
+            <w:r>
+              <w:t>URL</w:t>
+            </w:r>
+          </w:p>
+        </w:tc>
+        <w:tc>
+          <w:tcPr>
+            <w:tcW w:w="6764" w:type="dxa"/>
+          </w:tcPr>
+          <w:p>
+            <w:r>
+              <w:t>Assignment2/app/api/violation_types.py/{ViolationID }</w:t>
+            </w:r>
+          </w:p>
+        </w:tc>
+      </w:tr>
+      <w:tr>
+        <w:tc>
+          <w:tcPr>
+            <w:tcW w:w="1975" w:type="dxa"/>
+          </w:tcPr>
+          <w:p>
+            <w:r>
+              <w:t>Get Violation Types</w:t>
+            </w:r>
+          </w:p>
+        </w:tc>
+        <w:tc>
+          <w:tcPr>
+            <w:tcW w:w="1326" w:type="dxa"/>
+          </w:tcPr>
+          <w:p>
+            <w:r>
+              <w:t>Usefulness</w:t>
+            </w:r>
+          </w:p>
+        </w:tc>
+        <w:tc>
+          <w:tcPr>
+            <w:tcW w:w="6764" w:type="dxa"/>
+          </w:tcPr>
+          <w:p>
+            <w:r>
+              <w:t xml:space="preserve">This would be very useful for checking what kind of violation has been made on a violation record </w:t>
+            </w:r>
+          </w:p>
+        </w:tc>
+      </w:tr>
+    </w:tbl>
     <w:p/>
     <w:p>
       <w:pPr>
@@ -5007,105 +5750,764 @@
         <w:t xml:space="preserve">In this assignment, many </w:t>
       </w:r>
       <w:r>
-        <w:t xml:space="preserve">Post </w:t>
+        <w:t xml:space="preserve">POST </w:t>
       </w:r>
       <w:r>
-        <w:t>endpoints were made, I will state these and then go into more detail:</w:t>
+        <w:t>endpoints were made, these were:</w:t>
       </w:r>
     </w:p>
-    <w:p>
-      <w:pPr>
-        <w:pStyle w:val="ListParagraph"/>
-        <w:numPr>
-          <w:ilvl w:val="0"/>
-          <w:numId w:val="6"/>
-        </w:numPr>
-      </w:pPr>
-      <w:r>
-        <w:lastRenderedPageBreak/>
-        <w:t>Create Person</w:t>
-      </w:r>
-    </w:p>
-    <w:p>
-      <w:pPr>
-        <w:pStyle w:val="ListParagraph"/>
-        <w:numPr>
-          <w:ilvl w:val="0"/>
-          <w:numId w:val="6"/>
-        </w:numPr>
-      </w:pPr>
-      <w:r>
-        <w:t xml:space="preserve">Create </w:t>
-      </w:r>
-      <w:proofErr w:type="spellStart"/>
-      <w:r>
-        <w:t>Drivers</w:t>
-      </w:r>
-      <w:proofErr w:type="spellEnd"/>
-      <w:r>
-        <w:t xml:space="preserve"> License</w:t>
-      </w:r>
-    </w:p>
-    <w:p>
-      <w:pPr>
-        <w:pStyle w:val="ListParagraph"/>
-        <w:numPr>
-          <w:ilvl w:val="0"/>
-          <w:numId w:val="6"/>
-        </w:numPr>
-      </w:pPr>
-      <w:r>
-        <w:t>Create Officers</w:t>
-      </w:r>
-    </w:p>
-    <w:p>
-      <w:pPr>
-        <w:pStyle w:val="ListParagraph"/>
-        <w:numPr>
-          <w:ilvl w:val="0"/>
-          <w:numId w:val="6"/>
-        </w:numPr>
-      </w:pPr>
-      <w:r>
-        <w:t>Create Vehicle</w:t>
-      </w:r>
-    </w:p>
-    <w:p>
-      <w:pPr>
-        <w:pStyle w:val="ListParagraph"/>
-        <w:numPr>
-          <w:ilvl w:val="0"/>
-          <w:numId w:val="6"/>
-        </w:numPr>
-      </w:pPr>
-      <w:r>
-        <w:t>Create Vehicle make</w:t>
-      </w:r>
-    </w:p>
-    <w:p>
-      <w:pPr>
-        <w:pStyle w:val="ListParagraph"/>
-        <w:numPr>
-          <w:ilvl w:val="0"/>
-          <w:numId w:val="6"/>
-        </w:numPr>
-      </w:pPr>
-      <w:r>
-        <w:t>Create Violation</w:t>
-      </w:r>
-    </w:p>
-    <w:p>
-      <w:pPr>
-        <w:pStyle w:val="ListParagraph"/>
-        <w:numPr>
-          <w:ilvl w:val="0"/>
-          <w:numId w:val="6"/>
-        </w:numPr>
-      </w:pPr>
-      <w:r>
-        <w:t>Create Violation Type</w:t>
-      </w:r>
-    </w:p>
+    <w:tbl>
+      <w:tblPr>
+        <w:tblStyle w:val="TableGrid"/>
+        <w:tblW w:w="10065" w:type="dxa"/>
+        <w:tblInd w:w="-856" w:type="dxa"/>
+        <w:tblLook w:val="04A0" w:firstRow="1" w:lastRow="0" w:firstColumn="1" w:lastColumn="0" w:noHBand="0" w:noVBand="1"/>
+      </w:tblPr>
+      <w:tblGrid>
+        <w:gridCol w:w="2134"/>
+        <w:gridCol w:w="1326"/>
+        <w:gridCol w:w="6605"/>
+      </w:tblGrid>
+      <w:tr>
+        <w:tc>
+          <w:tcPr>
+            <w:tcW w:w="2134" w:type="dxa"/>
+          </w:tcPr>
+          <w:p>
+            <w:r>
+              <w:t>Create Person</w:t>
+            </w:r>
+          </w:p>
+        </w:tc>
+        <w:tc>
+          <w:tcPr>
+            <w:tcW w:w="1326" w:type="dxa"/>
+          </w:tcPr>
+          <w:p>
+            <w:r>
+              <w:t>Description</w:t>
+            </w:r>
+          </w:p>
+        </w:tc>
+        <w:tc>
+          <w:tcPr>
+            <w:tcW w:w="6605" w:type="dxa"/>
+          </w:tcPr>
+          <w:p>
+            <w:r>
+              <w:t>This endpoint was designed to Create a new Person record by the user</w:t>
+            </w:r>
+          </w:p>
+        </w:tc>
+      </w:tr>
+      <w:tr>
+        <w:tc>
+          <w:tcPr>
+            <w:tcW w:w="2134" w:type="dxa"/>
+          </w:tcPr>
+          <w:p>
+            <w:r>
+              <w:t>Create Person</w:t>
+            </w:r>
+          </w:p>
+        </w:tc>
+        <w:tc>
+          <w:tcPr>
+            <w:tcW w:w="1326" w:type="dxa"/>
+          </w:tcPr>
+          <w:p>
+            <w:r>
+              <w:t>URL</w:t>
+            </w:r>
+          </w:p>
+        </w:tc>
+        <w:tc>
+          <w:tcPr>
+            <w:tcW w:w="6605" w:type="dxa"/>
+          </w:tcPr>
+          <w:p>
+            <w:r>
+              <w:t>Assignment2/app/api/person.py</w:t>
+            </w:r>
+          </w:p>
+        </w:tc>
+      </w:tr>
+      <w:tr>
+        <w:tc>
+          <w:tcPr>
+            <w:tcW w:w="2134" w:type="dxa"/>
+          </w:tcPr>
+          <w:p>
+            <w:r>
+              <w:t>Create Person</w:t>
+            </w:r>
+          </w:p>
+        </w:tc>
+        <w:tc>
+          <w:tcPr>
+            <w:tcW w:w="1326" w:type="dxa"/>
+          </w:tcPr>
+          <w:p>
+            <w:r>
+              <w:t>Usefulness</w:t>
+            </w:r>
+          </w:p>
+        </w:tc>
+        <w:tc>
+          <w:tcPr>
+            <w:tcW w:w="6605" w:type="dxa"/>
+          </w:tcPr>
+          <w:p>
+            <w:r>
+              <w:t>This would be very useful because it would allow officers to make records of new “criminals”</w:t>
+            </w:r>
+          </w:p>
+        </w:tc>
+      </w:tr>
+      <w:tr>
+        <w:tc>
+          <w:tcPr>
+            <w:tcW w:w="2134" w:type="dxa"/>
+          </w:tcPr>
+          <w:p>
+            <w:r>
+              <w:t xml:space="preserve">Create </w:t>
+            </w:r>
+            <w:proofErr w:type="spellStart"/>
+            <w:r>
+              <w:t>Drivers</w:t>
+            </w:r>
+            <w:proofErr w:type="spellEnd"/>
+            <w:r>
+              <w:t xml:space="preserve"> License</w:t>
+            </w:r>
+          </w:p>
+        </w:tc>
+        <w:tc>
+          <w:tcPr>
+            <w:tcW w:w="1326" w:type="dxa"/>
+          </w:tcPr>
+          <w:p>
+            <w:r>
+              <w:t>Description</w:t>
+            </w:r>
+          </w:p>
+        </w:tc>
+        <w:tc>
+          <w:tcPr>
+            <w:tcW w:w="6605" w:type="dxa"/>
+          </w:tcPr>
+          <w:p>
+            <w:r>
+              <w:t xml:space="preserve">This endpoint was designed to Create a new </w:t>
+            </w:r>
+            <w:proofErr w:type="spellStart"/>
+            <w:r>
+              <w:t>Drivers</w:t>
+            </w:r>
+            <w:proofErr w:type="spellEnd"/>
+            <w:r>
+              <w:t xml:space="preserve"> License </w:t>
+            </w:r>
+            <w:r>
+              <w:t>record by the user</w:t>
+            </w:r>
+          </w:p>
+        </w:tc>
+      </w:tr>
+      <w:tr>
+        <w:tc>
+          <w:tcPr>
+            <w:tcW w:w="2134" w:type="dxa"/>
+          </w:tcPr>
+          <w:p>
+            <w:r>
+              <w:t xml:space="preserve">Create </w:t>
+            </w:r>
+            <w:proofErr w:type="spellStart"/>
+            <w:r>
+              <w:t>Drivers</w:t>
+            </w:r>
+            <w:proofErr w:type="spellEnd"/>
+            <w:r>
+              <w:t xml:space="preserve"> License</w:t>
+            </w:r>
+          </w:p>
+        </w:tc>
+        <w:tc>
+          <w:tcPr>
+            <w:tcW w:w="1326" w:type="dxa"/>
+          </w:tcPr>
+          <w:p>
+            <w:r>
+              <w:t>URL</w:t>
+            </w:r>
+          </w:p>
+        </w:tc>
+        <w:tc>
+          <w:tcPr>
+            <w:tcW w:w="6605" w:type="dxa"/>
+          </w:tcPr>
+          <w:p>
+            <w:r>
+              <w:t>Assignment2/app/api/drivers_license.py</w:t>
+            </w:r>
+          </w:p>
+        </w:tc>
+      </w:tr>
+      <w:tr>
+        <w:tc>
+          <w:tcPr>
+            <w:tcW w:w="2134" w:type="dxa"/>
+          </w:tcPr>
+          <w:p>
+            <w:r>
+              <w:t xml:space="preserve">Create </w:t>
+            </w:r>
+            <w:proofErr w:type="spellStart"/>
+            <w:r>
+              <w:t>Drivers</w:t>
+            </w:r>
+            <w:proofErr w:type="spellEnd"/>
+            <w:r>
+              <w:t xml:space="preserve"> License</w:t>
+            </w:r>
+          </w:p>
+        </w:tc>
+        <w:tc>
+          <w:tcPr>
+            <w:tcW w:w="1326" w:type="dxa"/>
+          </w:tcPr>
+          <w:p>
+            <w:r>
+              <w:t>Usefulness</w:t>
+            </w:r>
+          </w:p>
+        </w:tc>
+        <w:tc>
+          <w:tcPr>
+            <w:tcW w:w="6605" w:type="dxa"/>
+          </w:tcPr>
+          <w:p>
+            <w:r>
+              <w:t>This would be very useful as it would help users keep track of what criminals are legally able to drive and where they passed their test</w:t>
+            </w:r>
+          </w:p>
+        </w:tc>
+      </w:tr>
+      <w:tr>
+        <w:tc>
+          <w:tcPr>
+            <w:tcW w:w="2134" w:type="dxa"/>
+          </w:tcPr>
+          <w:p>
+            <w:r>
+              <w:lastRenderedPageBreak/>
+              <w:t>Create Officers</w:t>
+            </w:r>
+          </w:p>
+        </w:tc>
+        <w:tc>
+          <w:tcPr>
+            <w:tcW w:w="1326" w:type="dxa"/>
+          </w:tcPr>
+          <w:p>
+            <w:r>
+              <w:t>Description</w:t>
+            </w:r>
+          </w:p>
+        </w:tc>
+        <w:tc>
+          <w:tcPr>
+            <w:tcW w:w="6605" w:type="dxa"/>
+          </w:tcPr>
+          <w:p>
+            <w:r>
+              <w:t xml:space="preserve">This endpoint was designed to Create a new </w:t>
+            </w:r>
+            <w:r>
+              <w:t xml:space="preserve">Police officer </w:t>
+            </w:r>
+            <w:r>
+              <w:t>record by the user</w:t>
+            </w:r>
+          </w:p>
+        </w:tc>
+      </w:tr>
+      <w:tr>
+        <w:tc>
+          <w:tcPr>
+            <w:tcW w:w="2134" w:type="dxa"/>
+          </w:tcPr>
+          <w:p>
+            <w:r>
+              <w:t>Create Officers</w:t>
+            </w:r>
+          </w:p>
+        </w:tc>
+        <w:tc>
+          <w:tcPr>
+            <w:tcW w:w="1326" w:type="dxa"/>
+          </w:tcPr>
+          <w:p>
+            <w:r>
+              <w:t>URL</w:t>
+            </w:r>
+          </w:p>
+        </w:tc>
+        <w:tc>
+          <w:tcPr>
+            <w:tcW w:w="6605" w:type="dxa"/>
+          </w:tcPr>
+          <w:p>
+            <w:r>
+              <w:t>Assignment2/app/api/officers.py</w:t>
+            </w:r>
+          </w:p>
+        </w:tc>
+      </w:tr>
+      <w:tr>
+        <w:tc>
+          <w:tcPr>
+            <w:tcW w:w="2134" w:type="dxa"/>
+          </w:tcPr>
+          <w:p>
+            <w:r>
+              <w:t>Create Officers</w:t>
+            </w:r>
+          </w:p>
+        </w:tc>
+        <w:tc>
+          <w:tcPr>
+            <w:tcW w:w="1326" w:type="dxa"/>
+          </w:tcPr>
+          <w:p>
+            <w:r>
+              <w:t>Usefulness</w:t>
+            </w:r>
+          </w:p>
+        </w:tc>
+        <w:tc>
+          <w:tcPr>
+            <w:tcW w:w="6605" w:type="dxa"/>
+          </w:tcPr>
+          <w:p>
+            <w:r>
+              <w:t xml:space="preserve">This would be useful as It would allow for users to create a new officer record </w:t>
+            </w:r>
+          </w:p>
+        </w:tc>
+      </w:tr>
+      <w:tr>
+        <w:tc>
+          <w:tcPr>
+            <w:tcW w:w="2134" w:type="dxa"/>
+          </w:tcPr>
+          <w:p>
+            <w:r>
+              <w:t>Create Vehicle</w:t>
+            </w:r>
+          </w:p>
+        </w:tc>
+        <w:tc>
+          <w:tcPr>
+            <w:tcW w:w="1326" w:type="dxa"/>
+          </w:tcPr>
+          <w:p>
+            <w:r>
+              <w:t>Description</w:t>
+            </w:r>
+          </w:p>
+        </w:tc>
+        <w:tc>
+          <w:tcPr>
+            <w:tcW w:w="6605" w:type="dxa"/>
+          </w:tcPr>
+          <w:p>
+            <w:r>
+              <w:t xml:space="preserve">This endpoint was designed to Create a new </w:t>
+            </w:r>
+            <w:r>
+              <w:t xml:space="preserve">Vehicle </w:t>
+            </w:r>
+            <w:r>
+              <w:t>record by the user</w:t>
+            </w:r>
+          </w:p>
+        </w:tc>
+      </w:tr>
+      <w:tr>
+        <w:tc>
+          <w:tcPr>
+            <w:tcW w:w="2134" w:type="dxa"/>
+          </w:tcPr>
+          <w:p>
+            <w:r>
+              <w:t>Create Vehicle</w:t>
+            </w:r>
+          </w:p>
+        </w:tc>
+        <w:tc>
+          <w:tcPr>
+            <w:tcW w:w="1326" w:type="dxa"/>
+          </w:tcPr>
+          <w:p>
+            <w:r>
+              <w:t>URL</w:t>
+            </w:r>
+          </w:p>
+        </w:tc>
+        <w:tc>
+          <w:tcPr>
+            <w:tcW w:w="6605" w:type="dxa"/>
+          </w:tcPr>
+          <w:p>
+            <w:r>
+              <w:t>Assignment2/app/api/vehicle.py</w:t>
+            </w:r>
+          </w:p>
+        </w:tc>
+      </w:tr>
+      <w:tr>
+        <w:tc>
+          <w:tcPr>
+            <w:tcW w:w="2134" w:type="dxa"/>
+          </w:tcPr>
+          <w:p>
+            <w:r>
+              <w:t>Create Vehicle</w:t>
+            </w:r>
+          </w:p>
+        </w:tc>
+        <w:tc>
+          <w:tcPr>
+            <w:tcW w:w="1326" w:type="dxa"/>
+          </w:tcPr>
+          <w:p>
+            <w:r>
+              <w:t>Usefulness</w:t>
+            </w:r>
+          </w:p>
+        </w:tc>
+        <w:tc>
+          <w:tcPr>
+            <w:tcW w:w="6605" w:type="dxa"/>
+          </w:tcPr>
+          <w:p>
+            <w:r>
+              <w:t xml:space="preserve">This would be useful as it would allow users to register a new vehicle into the system with ease </w:t>
+            </w:r>
+          </w:p>
+        </w:tc>
+      </w:tr>
+      <w:tr>
+        <w:tc>
+          <w:tcPr>
+            <w:tcW w:w="2134" w:type="dxa"/>
+          </w:tcPr>
+          <w:p>
+            <w:r>
+              <w:t>Create Vehicle make</w:t>
+            </w:r>
+          </w:p>
+        </w:tc>
+        <w:tc>
+          <w:tcPr>
+            <w:tcW w:w="1326" w:type="dxa"/>
+          </w:tcPr>
+          <w:p>
+            <w:r>
+              <w:t>Description</w:t>
+            </w:r>
+          </w:p>
+        </w:tc>
+        <w:tc>
+          <w:tcPr>
+            <w:tcW w:w="6605" w:type="dxa"/>
+          </w:tcPr>
+          <w:p>
+            <w:r>
+              <w:t xml:space="preserve">This endpoint was designed to Create a new </w:t>
+            </w:r>
+            <w:r>
+              <w:t>Vehicle type</w:t>
+            </w:r>
+            <w:r>
+              <w:t xml:space="preserve"> by the user</w:t>
+            </w:r>
+          </w:p>
+        </w:tc>
+      </w:tr>
+      <w:tr>
+        <w:tc>
+          <w:tcPr>
+            <w:tcW w:w="2134" w:type="dxa"/>
+          </w:tcPr>
+          <w:p>
+            <w:r>
+              <w:t>Create Vehicle make</w:t>
+            </w:r>
+          </w:p>
+        </w:tc>
+        <w:tc>
+          <w:tcPr>
+            <w:tcW w:w="1326" w:type="dxa"/>
+          </w:tcPr>
+          <w:p>
+            <w:r>
+              <w:t>URL</w:t>
+            </w:r>
+          </w:p>
+        </w:tc>
+        <w:tc>
+          <w:tcPr>
+            <w:tcW w:w="6605" w:type="dxa"/>
+          </w:tcPr>
+          <w:p>
+            <w:r>
+              <w:t>Assignment2/app/api/vehicle_make.py</w:t>
+            </w:r>
+          </w:p>
+        </w:tc>
+      </w:tr>
+      <w:tr>
+        <w:tc>
+          <w:tcPr>
+            <w:tcW w:w="2134" w:type="dxa"/>
+          </w:tcPr>
+          <w:p>
+            <w:r>
+              <w:t>Create Vehicle make</w:t>
+            </w:r>
+          </w:p>
+        </w:tc>
+        <w:tc>
+          <w:tcPr>
+            <w:tcW w:w="1326" w:type="dxa"/>
+          </w:tcPr>
+          <w:p>
+            <w:r>
+              <w:t>Usefulness</w:t>
+            </w:r>
+          </w:p>
+        </w:tc>
+        <w:tc>
+          <w:tcPr>
+            <w:tcW w:w="6605" w:type="dxa"/>
+          </w:tcPr>
+          <w:p>
+            <w:r>
+              <w:t xml:space="preserve">This would be useful as it would allow for the user to create a new type of vehicle for more normalised inputs within the vehicle section </w:t>
+            </w:r>
+          </w:p>
+        </w:tc>
+      </w:tr>
+      <w:tr>
+        <w:tc>
+          <w:tcPr>
+            <w:tcW w:w="2134" w:type="dxa"/>
+          </w:tcPr>
+          <w:p>
+            <w:r>
+              <w:t>Create Violation</w:t>
+            </w:r>
+          </w:p>
+        </w:tc>
+        <w:tc>
+          <w:tcPr>
+            <w:tcW w:w="1326" w:type="dxa"/>
+          </w:tcPr>
+          <w:p>
+            <w:r>
+              <w:t>Description</w:t>
+            </w:r>
+          </w:p>
+        </w:tc>
+        <w:tc>
+          <w:tcPr>
+            <w:tcW w:w="6605" w:type="dxa"/>
+          </w:tcPr>
+          <w:p>
+            <w:r>
+              <w:t xml:space="preserve">This endpoint was designed to Create a new </w:t>
+            </w:r>
+            <w:r>
+              <w:t xml:space="preserve">violation </w:t>
+            </w:r>
+            <w:r>
+              <w:t>record by the user</w:t>
+            </w:r>
+          </w:p>
+        </w:tc>
+      </w:tr>
+      <w:tr>
+        <w:tc>
+          <w:tcPr>
+            <w:tcW w:w="2134" w:type="dxa"/>
+          </w:tcPr>
+          <w:p>
+            <w:r>
+              <w:t>Create Violation</w:t>
+            </w:r>
+          </w:p>
+        </w:tc>
+        <w:tc>
+          <w:tcPr>
+            <w:tcW w:w="1326" w:type="dxa"/>
+          </w:tcPr>
+          <w:p>
+            <w:r>
+              <w:t>URL</w:t>
+            </w:r>
+          </w:p>
+        </w:tc>
+        <w:tc>
+          <w:tcPr>
+            <w:tcW w:w="6605" w:type="dxa"/>
+          </w:tcPr>
+          <w:p>
+            <w:r>
+              <w:t>Assignment2/app/api/violation.py</w:t>
+            </w:r>
+          </w:p>
+        </w:tc>
+      </w:tr>
+      <w:tr>
+        <w:tc>
+          <w:tcPr>
+            <w:tcW w:w="2134" w:type="dxa"/>
+          </w:tcPr>
+          <w:p>
+            <w:r>
+              <w:t>Create Violation</w:t>
+            </w:r>
+          </w:p>
+        </w:tc>
+        <w:tc>
+          <w:tcPr>
+            <w:tcW w:w="1326" w:type="dxa"/>
+          </w:tcPr>
+          <w:p>
+            <w:r>
+              <w:t>Usefulness</w:t>
+            </w:r>
+          </w:p>
+        </w:tc>
+        <w:tc>
+          <w:tcPr>
+            <w:tcW w:w="6605" w:type="dxa"/>
+          </w:tcPr>
+          <w:p>
+            <w:r>
+              <w:t xml:space="preserve">This would be useful as it would allow the user to create a new violation record with ease </w:t>
+            </w:r>
+          </w:p>
+        </w:tc>
+      </w:tr>
+      <w:tr>
+        <w:tc>
+          <w:tcPr>
+            <w:tcW w:w="2134" w:type="dxa"/>
+          </w:tcPr>
+          <w:p>
+            <w:r>
+              <w:t>Create Violation Type</w:t>
+            </w:r>
+          </w:p>
+        </w:tc>
+        <w:tc>
+          <w:tcPr>
+            <w:tcW w:w="1326" w:type="dxa"/>
+          </w:tcPr>
+          <w:p>
+            <w:r>
+              <w:t>Description</w:t>
+            </w:r>
+          </w:p>
+        </w:tc>
+        <w:tc>
+          <w:tcPr>
+            <w:tcW w:w="6605" w:type="dxa"/>
+          </w:tcPr>
+          <w:p>
+            <w:r>
+              <w:t xml:space="preserve">This endpoint was designed to Create a new </w:t>
+            </w:r>
+            <w:r>
+              <w:t xml:space="preserve">violation type </w:t>
+            </w:r>
+            <w:r>
+              <w:t>by the user</w:t>
+            </w:r>
+          </w:p>
+        </w:tc>
+      </w:tr>
+      <w:tr>
+        <w:tc>
+          <w:tcPr>
+            <w:tcW w:w="2134" w:type="dxa"/>
+          </w:tcPr>
+          <w:p>
+            <w:r>
+              <w:t>Create Violation Type</w:t>
+            </w:r>
+          </w:p>
+        </w:tc>
+        <w:tc>
+          <w:tcPr>
+            <w:tcW w:w="1326" w:type="dxa"/>
+          </w:tcPr>
+          <w:p>
+            <w:r>
+              <w:t>URL</w:t>
+            </w:r>
+          </w:p>
+        </w:tc>
+        <w:tc>
+          <w:tcPr>
+            <w:tcW w:w="6605" w:type="dxa"/>
+          </w:tcPr>
+          <w:p>
+            <w:r>
+              <w:t>Assignment2/app/api/</w:t>
+            </w:r>
+          </w:p>
+        </w:tc>
+      </w:tr>
+      <w:tr>
+        <w:tc>
+          <w:tcPr>
+            <w:tcW w:w="2134" w:type="dxa"/>
+          </w:tcPr>
+          <w:p>
+            <w:r>
+              <w:t>Create Violation Type</w:t>
+            </w:r>
+          </w:p>
+        </w:tc>
+        <w:tc>
+          <w:tcPr>
+            <w:tcW w:w="1326" w:type="dxa"/>
+          </w:tcPr>
+          <w:p>
+            <w:r>
+              <w:t>Usefulness</w:t>
+            </w:r>
+          </w:p>
+        </w:tc>
+        <w:tc>
+          <w:tcPr>
+            <w:tcW w:w="6605" w:type="dxa"/>
+          </w:tcPr>
+          <w:p>
+            <w:r>
+              <w:t xml:space="preserve">This would be useful as it would allow for more violation types to easily be added to allow for more normalised data input for violations </w:t>
+            </w:r>
+          </w:p>
+        </w:tc>
+      </w:tr>
+    </w:tbl>
+    <w:p/>
     <w:p>
       <w:pPr>
         <w:pStyle w:val="Heading2"/>
@@ -5124,117 +6526,792 @@
         <w:t xml:space="preserve">In this assignment, many </w:t>
       </w:r>
       <w:r>
-        <w:t xml:space="preserve">Put </w:t>
+        <w:t xml:space="preserve">PUT </w:t>
       </w:r>
       <w:r>
-        <w:t>endpoints were made, I will state these and then go into more detail:</w:t>
+        <w:t>endpoints were made, these were:</w:t>
       </w:r>
     </w:p>
-    <w:p>
-      <w:pPr>
-        <w:pStyle w:val="ListParagraph"/>
-        <w:numPr>
-          <w:ilvl w:val="0"/>
-          <w:numId w:val="7"/>
-        </w:numPr>
-        <w:ind w:left="360"/>
-      </w:pPr>
-      <w:r>
-        <w:t>Update Person</w:t>
-      </w:r>
-    </w:p>
-    <w:p>
-      <w:pPr>
-        <w:pStyle w:val="ListParagraph"/>
-        <w:numPr>
-          <w:ilvl w:val="0"/>
-          <w:numId w:val="7"/>
-        </w:numPr>
-        <w:ind w:left="360"/>
-      </w:pPr>
-      <w:r>
-        <w:t xml:space="preserve">Update </w:t>
-      </w:r>
-      <w:proofErr w:type="spellStart"/>
-      <w:r>
-        <w:t>Drivers</w:t>
-      </w:r>
-      <w:proofErr w:type="spellEnd"/>
-      <w:r>
-        <w:t xml:space="preserve"> License</w:t>
-      </w:r>
-    </w:p>
-    <w:p>
-      <w:pPr>
-        <w:pStyle w:val="ListParagraph"/>
-        <w:numPr>
-          <w:ilvl w:val="0"/>
-          <w:numId w:val="7"/>
-        </w:numPr>
-        <w:ind w:left="360"/>
-      </w:pPr>
-      <w:r>
-        <w:t>Update Officers</w:t>
-      </w:r>
-    </w:p>
-    <w:p>
-      <w:pPr>
-        <w:pStyle w:val="ListParagraph"/>
-        <w:numPr>
-          <w:ilvl w:val="0"/>
-          <w:numId w:val="7"/>
-        </w:numPr>
-        <w:ind w:left="360"/>
-      </w:pPr>
-      <w:r>
-        <w:t>Update Vehicles</w:t>
-      </w:r>
-    </w:p>
-    <w:p>
-      <w:pPr>
-        <w:pStyle w:val="ListParagraph"/>
-        <w:numPr>
-          <w:ilvl w:val="0"/>
-          <w:numId w:val="7"/>
-        </w:numPr>
-        <w:ind w:left="360"/>
-      </w:pPr>
-      <w:r>
-        <w:t>Update Vehicle Make</w:t>
-      </w:r>
-    </w:p>
-    <w:p>
-      <w:pPr>
-        <w:pStyle w:val="ListParagraph"/>
-        <w:numPr>
-          <w:ilvl w:val="0"/>
-          <w:numId w:val="7"/>
-        </w:numPr>
-        <w:ind w:left="360"/>
-      </w:pPr>
-      <w:r>
-        <w:t>Update Violations</w:t>
-      </w:r>
-    </w:p>
-    <w:p>
-      <w:pPr>
-        <w:pStyle w:val="ListParagraph"/>
-        <w:numPr>
-          <w:ilvl w:val="0"/>
-          <w:numId w:val="7"/>
-        </w:numPr>
-        <w:ind w:left="360"/>
-      </w:pPr>
-      <w:r>
-        <w:t>Update Violations Type</w:t>
-      </w:r>
-    </w:p>
+    <w:tbl>
+      <w:tblPr>
+        <w:tblStyle w:val="TableGrid"/>
+        <w:tblW w:w="10065" w:type="dxa"/>
+        <w:tblInd w:w="-856" w:type="dxa"/>
+        <w:tblLook w:val="04A0" w:firstRow="1" w:lastRow="0" w:firstColumn="1" w:lastColumn="0" w:noHBand="0" w:noVBand="1"/>
+      </w:tblPr>
+      <w:tblGrid>
+        <w:gridCol w:w="2316"/>
+        <w:gridCol w:w="1326"/>
+        <w:gridCol w:w="6423"/>
+      </w:tblGrid>
+      <w:tr>
+        <w:tc>
+          <w:tcPr>
+            <w:tcW w:w="2316" w:type="dxa"/>
+          </w:tcPr>
+          <w:p>
+            <w:r>
+              <w:t>Update Person</w:t>
+            </w:r>
+          </w:p>
+        </w:tc>
+        <w:tc>
+          <w:tcPr>
+            <w:tcW w:w="1326" w:type="dxa"/>
+          </w:tcPr>
+          <w:p>
+            <w:r>
+              <w:t>Description</w:t>
+            </w:r>
+          </w:p>
+        </w:tc>
+        <w:tc>
+          <w:tcPr>
+            <w:tcW w:w="6423" w:type="dxa"/>
+          </w:tcPr>
+          <w:p>
+            <w:r>
+              <w:t>This endpoint is used to update a person record</w:t>
+            </w:r>
+          </w:p>
+        </w:tc>
+      </w:tr>
+      <w:tr>
+        <w:tc>
+          <w:tcPr>
+            <w:tcW w:w="2316" w:type="dxa"/>
+          </w:tcPr>
+          <w:p>
+            <w:r>
+              <w:t>Update Person</w:t>
+            </w:r>
+          </w:p>
+        </w:tc>
+        <w:tc>
+          <w:tcPr>
+            <w:tcW w:w="1326" w:type="dxa"/>
+          </w:tcPr>
+          <w:p>
+            <w:r>
+              <w:t>URL</w:t>
+            </w:r>
+          </w:p>
+        </w:tc>
+        <w:tc>
+          <w:tcPr>
+            <w:tcW w:w="6423" w:type="dxa"/>
+          </w:tcPr>
+          <w:p>
+            <w:r>
+              <w:t>Assignment2/app/api/person.py</w:t>
+            </w:r>
+          </w:p>
+        </w:tc>
+      </w:tr>
+      <w:tr>
+        <w:tc>
+          <w:tcPr>
+            <w:tcW w:w="2316" w:type="dxa"/>
+          </w:tcPr>
+          <w:p>
+            <w:r>
+              <w:t>Update Person</w:t>
+            </w:r>
+          </w:p>
+        </w:tc>
+        <w:tc>
+          <w:tcPr>
+            <w:tcW w:w="1326" w:type="dxa"/>
+          </w:tcPr>
+          <w:p>
+            <w:r>
+              <w:t>Usefulness</w:t>
+            </w:r>
+          </w:p>
+        </w:tc>
+        <w:tc>
+          <w:tcPr>
+            <w:tcW w:w="6423" w:type="dxa"/>
+          </w:tcPr>
+          <w:p>
+            <w:r>
+              <w:t xml:space="preserve">This is useful as sometimes a record is made incorrectly or has details change over time needing an update. </w:t>
+            </w:r>
+          </w:p>
+        </w:tc>
+      </w:tr>
+      <w:tr>
+        <w:tc>
+          <w:tcPr>
+            <w:tcW w:w="2316" w:type="dxa"/>
+          </w:tcPr>
+          <w:p>
+            <w:r>
+              <w:t xml:space="preserve">Update </w:t>
+            </w:r>
+            <w:proofErr w:type="spellStart"/>
+            <w:r>
+              <w:t>Drivers</w:t>
+            </w:r>
+            <w:proofErr w:type="spellEnd"/>
+            <w:r>
+              <w:t xml:space="preserve"> License</w:t>
+            </w:r>
+          </w:p>
+        </w:tc>
+        <w:tc>
+          <w:tcPr>
+            <w:tcW w:w="1326" w:type="dxa"/>
+          </w:tcPr>
+          <w:p>
+            <w:r>
+              <w:t>Description</w:t>
+            </w:r>
+          </w:p>
+        </w:tc>
+        <w:tc>
+          <w:tcPr>
+            <w:tcW w:w="6423" w:type="dxa"/>
+          </w:tcPr>
+          <w:p>
+            <w:r>
+              <w:t xml:space="preserve">This endpoint is used to update a Drivers license record </w:t>
+            </w:r>
+          </w:p>
+        </w:tc>
+      </w:tr>
+      <w:tr>
+        <w:tc>
+          <w:tcPr>
+            <w:tcW w:w="2316" w:type="dxa"/>
+          </w:tcPr>
+          <w:p>
+            <w:r>
+              <w:t xml:space="preserve">Update </w:t>
+            </w:r>
+            <w:proofErr w:type="spellStart"/>
+            <w:r>
+              <w:t>Drivers</w:t>
+            </w:r>
+            <w:proofErr w:type="spellEnd"/>
+            <w:r>
+              <w:t xml:space="preserve"> License</w:t>
+            </w:r>
+          </w:p>
+        </w:tc>
+        <w:tc>
+          <w:tcPr>
+            <w:tcW w:w="1326" w:type="dxa"/>
+          </w:tcPr>
+          <w:p>
+            <w:r>
+              <w:t>URL</w:t>
+            </w:r>
+          </w:p>
+        </w:tc>
+        <w:tc>
+          <w:tcPr>
+            <w:tcW w:w="6423" w:type="dxa"/>
+          </w:tcPr>
+          <w:p>
+            <w:r>
+              <w:t>Assignment2/app/api/</w:t>
+            </w:r>
+            <w:r>
+              <w:t>drivers_license.py</w:t>
+            </w:r>
+          </w:p>
+        </w:tc>
+      </w:tr>
+      <w:tr>
+        <w:tc>
+          <w:tcPr>
+            <w:tcW w:w="2316" w:type="dxa"/>
+          </w:tcPr>
+          <w:p>
+            <w:r>
+              <w:t xml:space="preserve">Update </w:t>
+            </w:r>
+            <w:proofErr w:type="spellStart"/>
+            <w:r>
+              <w:t>Drivers</w:t>
+            </w:r>
+            <w:proofErr w:type="spellEnd"/>
+            <w:r>
+              <w:t xml:space="preserve"> License</w:t>
+            </w:r>
+          </w:p>
+        </w:tc>
+        <w:tc>
+          <w:tcPr>
+            <w:tcW w:w="1326" w:type="dxa"/>
+          </w:tcPr>
+          <w:p>
+            <w:r>
+              <w:t>Usefulness</w:t>
+            </w:r>
+          </w:p>
+        </w:tc>
+        <w:tc>
+          <w:tcPr>
+            <w:tcW w:w="6423" w:type="dxa"/>
+          </w:tcPr>
+          <w:p>
+            <w:r>
+              <w:t>This is useful as sometimes a record is made incorrectly or has details change over time needing an update.</w:t>
+            </w:r>
+          </w:p>
+        </w:tc>
+      </w:tr>
+      <w:tr>
+        <w:tc>
+          <w:tcPr>
+            <w:tcW w:w="2316" w:type="dxa"/>
+          </w:tcPr>
+          <w:p>
+            <w:r>
+              <w:t>Update Officers</w:t>
+            </w:r>
+          </w:p>
+        </w:tc>
+        <w:tc>
+          <w:tcPr>
+            <w:tcW w:w="1326" w:type="dxa"/>
+          </w:tcPr>
+          <w:p>
+            <w:r>
+              <w:t>Description</w:t>
+            </w:r>
+          </w:p>
+        </w:tc>
+        <w:tc>
+          <w:tcPr>
+            <w:tcW w:w="6423" w:type="dxa"/>
+          </w:tcPr>
+          <w:p>
+            <w:r>
+              <w:t xml:space="preserve">This endpoint is used to update </w:t>
+            </w:r>
+            <w:r>
+              <w:t xml:space="preserve">an Officer </w:t>
+            </w:r>
+            <w:r>
+              <w:t>record</w:t>
+            </w:r>
+          </w:p>
+        </w:tc>
+      </w:tr>
+      <w:tr>
+        <w:tc>
+          <w:tcPr>
+            <w:tcW w:w="2316" w:type="dxa"/>
+          </w:tcPr>
+          <w:p>
+            <w:r>
+              <w:t>Update Officers</w:t>
+            </w:r>
+          </w:p>
+        </w:tc>
+        <w:tc>
+          <w:tcPr>
+            <w:tcW w:w="1326" w:type="dxa"/>
+          </w:tcPr>
+          <w:p>
+            <w:r>
+              <w:t>URL</w:t>
+            </w:r>
+          </w:p>
+        </w:tc>
+        <w:tc>
+          <w:tcPr>
+            <w:tcW w:w="6423" w:type="dxa"/>
+          </w:tcPr>
+          <w:p>
+            <w:r>
+              <w:t>Assignment2/app/api/</w:t>
+            </w:r>
+            <w:r>
+              <w:t>officers</w:t>
+            </w:r>
+            <w:r>
+              <w:t>.py</w:t>
+            </w:r>
+          </w:p>
+        </w:tc>
+      </w:tr>
+      <w:tr>
+        <w:tc>
+          <w:tcPr>
+            <w:tcW w:w="2316" w:type="dxa"/>
+          </w:tcPr>
+          <w:p>
+            <w:r>
+              <w:t>Update Officers</w:t>
+            </w:r>
+          </w:p>
+        </w:tc>
+        <w:tc>
+          <w:tcPr>
+            <w:tcW w:w="1326" w:type="dxa"/>
+          </w:tcPr>
+          <w:p>
+            <w:r>
+              <w:t>Usefulness</w:t>
+            </w:r>
+          </w:p>
+        </w:tc>
+        <w:tc>
+          <w:tcPr>
+            <w:tcW w:w="6423" w:type="dxa"/>
+          </w:tcPr>
+          <w:p>
+            <w:r>
+              <w:t>This is useful as sometimes a record is made incorrectly or has details change over time needing an update.</w:t>
+            </w:r>
+          </w:p>
+        </w:tc>
+      </w:tr>
+      <w:tr>
+        <w:tc>
+          <w:tcPr>
+            <w:tcW w:w="2316" w:type="dxa"/>
+          </w:tcPr>
+          <w:p>
+            <w:r>
+              <w:t>Update Vehicles</w:t>
+            </w:r>
+          </w:p>
+        </w:tc>
+        <w:tc>
+          <w:tcPr>
+            <w:tcW w:w="1326" w:type="dxa"/>
+          </w:tcPr>
+          <w:p>
+            <w:r>
+              <w:t>Description</w:t>
+            </w:r>
+          </w:p>
+        </w:tc>
+        <w:tc>
+          <w:tcPr>
+            <w:tcW w:w="6423" w:type="dxa"/>
+          </w:tcPr>
+          <w:p>
+            <w:r>
+              <w:t xml:space="preserve">This endpoint is used to update a </w:t>
+            </w:r>
+            <w:r>
+              <w:t xml:space="preserve">vehicle </w:t>
+            </w:r>
+            <w:r>
+              <w:t>record</w:t>
+            </w:r>
+          </w:p>
+        </w:tc>
+      </w:tr>
+      <w:tr>
+        <w:tc>
+          <w:tcPr>
+            <w:tcW w:w="2316" w:type="dxa"/>
+          </w:tcPr>
+          <w:p>
+            <w:r>
+              <w:t>Update Vehicles</w:t>
+            </w:r>
+          </w:p>
+        </w:tc>
+        <w:tc>
+          <w:tcPr>
+            <w:tcW w:w="1326" w:type="dxa"/>
+          </w:tcPr>
+          <w:p>
+            <w:r>
+              <w:t>URL</w:t>
+            </w:r>
+          </w:p>
+        </w:tc>
+        <w:tc>
+          <w:tcPr>
+            <w:tcW w:w="6423" w:type="dxa"/>
+          </w:tcPr>
+          <w:p>
+            <w:r>
+              <w:t>Assignment2/app/api/</w:t>
+            </w:r>
+            <w:r>
+              <w:t>vehicle</w:t>
+            </w:r>
+            <w:r>
+              <w:t>.py</w:t>
+            </w:r>
+          </w:p>
+        </w:tc>
+      </w:tr>
+      <w:tr>
+        <w:tc>
+          <w:tcPr>
+            <w:tcW w:w="2316" w:type="dxa"/>
+          </w:tcPr>
+          <w:p>
+            <w:r>
+              <w:t>Update Vehicles</w:t>
+            </w:r>
+          </w:p>
+        </w:tc>
+        <w:tc>
+          <w:tcPr>
+            <w:tcW w:w="1326" w:type="dxa"/>
+          </w:tcPr>
+          <w:p>
+            <w:r>
+              <w:t>Usefulness</w:t>
+            </w:r>
+          </w:p>
+        </w:tc>
+        <w:tc>
+          <w:tcPr>
+            <w:tcW w:w="6423" w:type="dxa"/>
+          </w:tcPr>
+          <w:p>
+            <w:r>
+              <w:t>This is useful as sometimes a record is made incorrectly or has details change over time needing an update.</w:t>
+            </w:r>
+          </w:p>
+        </w:tc>
+      </w:tr>
+      <w:tr>
+        <w:tc>
+          <w:tcPr>
+            <w:tcW w:w="2316" w:type="dxa"/>
+          </w:tcPr>
+          <w:p>
+            <w:r>
+              <w:t>Update Vehicle Make</w:t>
+            </w:r>
+          </w:p>
+        </w:tc>
+        <w:tc>
+          <w:tcPr>
+            <w:tcW w:w="1326" w:type="dxa"/>
+          </w:tcPr>
+          <w:p>
+            <w:r>
+              <w:t>Description</w:t>
+            </w:r>
+          </w:p>
+        </w:tc>
+        <w:tc>
+          <w:tcPr>
+            <w:tcW w:w="6423" w:type="dxa"/>
+          </w:tcPr>
+          <w:p>
+            <w:r>
+              <w:t xml:space="preserve">This endpoint is used to update a </w:t>
+            </w:r>
+            <w:r>
+              <w:t xml:space="preserve">vehicle make </w:t>
+            </w:r>
+            <w:r>
+              <w:t>record</w:t>
+            </w:r>
+          </w:p>
+        </w:tc>
+      </w:tr>
+      <w:tr>
+        <w:tc>
+          <w:tcPr>
+            <w:tcW w:w="2316" w:type="dxa"/>
+          </w:tcPr>
+          <w:p>
+            <w:r>
+              <w:t>Update Vehicle Make</w:t>
+            </w:r>
+          </w:p>
+        </w:tc>
+        <w:tc>
+          <w:tcPr>
+            <w:tcW w:w="1326" w:type="dxa"/>
+          </w:tcPr>
+          <w:p>
+            <w:r>
+              <w:t>URL</w:t>
+            </w:r>
+          </w:p>
+        </w:tc>
+        <w:tc>
+          <w:tcPr>
+            <w:tcW w:w="6423" w:type="dxa"/>
+          </w:tcPr>
+          <w:p>
+            <w:r>
+              <w:t>Assignment2/app/api/</w:t>
+            </w:r>
+            <w:r>
+              <w:t>vehicle_make</w:t>
+            </w:r>
+            <w:r>
+              <w:t>.py</w:t>
+            </w:r>
+          </w:p>
+        </w:tc>
+      </w:tr>
+      <w:tr>
+        <w:tc>
+          <w:tcPr>
+            <w:tcW w:w="2316" w:type="dxa"/>
+          </w:tcPr>
+          <w:p>
+            <w:r>
+              <w:t>Update Vehicle Make</w:t>
+            </w:r>
+          </w:p>
+        </w:tc>
+        <w:tc>
+          <w:tcPr>
+            <w:tcW w:w="1326" w:type="dxa"/>
+          </w:tcPr>
+          <w:p>
+            <w:r>
+              <w:t>Usefulness</w:t>
+            </w:r>
+          </w:p>
+        </w:tc>
+        <w:tc>
+          <w:tcPr>
+            <w:tcW w:w="6423" w:type="dxa"/>
+          </w:tcPr>
+          <w:p>
+            <w:r>
+              <w:t>This is useful as sometimes a record is made incorrectly or has details change over time needing an update.</w:t>
+            </w:r>
+          </w:p>
+        </w:tc>
+      </w:tr>
+      <w:tr>
+        <w:tc>
+          <w:tcPr>
+            <w:tcW w:w="2316" w:type="dxa"/>
+          </w:tcPr>
+          <w:p>
+            <w:r>
+              <w:t>Update Violations</w:t>
+            </w:r>
+          </w:p>
+        </w:tc>
+        <w:tc>
+          <w:tcPr>
+            <w:tcW w:w="1326" w:type="dxa"/>
+          </w:tcPr>
+          <w:p>
+            <w:r>
+              <w:t>Description</w:t>
+            </w:r>
+          </w:p>
+        </w:tc>
+        <w:tc>
+          <w:tcPr>
+            <w:tcW w:w="6423" w:type="dxa"/>
+          </w:tcPr>
+          <w:p>
+            <w:r>
+              <w:t xml:space="preserve">This endpoint is used to update </w:t>
+            </w:r>
+            <w:r>
+              <w:t xml:space="preserve">a violations </w:t>
+            </w:r>
+            <w:r>
+              <w:t>record</w:t>
+            </w:r>
+          </w:p>
+        </w:tc>
+      </w:tr>
+      <w:tr>
+        <w:tc>
+          <w:tcPr>
+            <w:tcW w:w="2316" w:type="dxa"/>
+          </w:tcPr>
+          <w:p>
+            <w:r>
+              <w:t>Update Violations</w:t>
+            </w:r>
+          </w:p>
+        </w:tc>
+        <w:tc>
+          <w:tcPr>
+            <w:tcW w:w="1326" w:type="dxa"/>
+          </w:tcPr>
+          <w:p>
+            <w:r>
+              <w:t>URL</w:t>
+            </w:r>
+          </w:p>
+        </w:tc>
+        <w:tc>
+          <w:tcPr>
+            <w:tcW w:w="6423" w:type="dxa"/>
+          </w:tcPr>
+          <w:p>
+            <w:r>
+              <w:t>Assignment2/app/api/</w:t>
+            </w:r>
+            <w:r>
+              <w:t>violation</w:t>
+            </w:r>
+            <w:r>
+              <w:t>.py</w:t>
+            </w:r>
+          </w:p>
+        </w:tc>
+      </w:tr>
+      <w:tr>
+        <w:tc>
+          <w:tcPr>
+            <w:tcW w:w="2316" w:type="dxa"/>
+          </w:tcPr>
+          <w:p>
+            <w:r>
+              <w:t>Update Violations</w:t>
+            </w:r>
+          </w:p>
+        </w:tc>
+        <w:tc>
+          <w:tcPr>
+            <w:tcW w:w="1326" w:type="dxa"/>
+          </w:tcPr>
+          <w:p>
+            <w:r>
+              <w:t>Usefulness</w:t>
+            </w:r>
+          </w:p>
+        </w:tc>
+        <w:tc>
+          <w:tcPr>
+            <w:tcW w:w="6423" w:type="dxa"/>
+          </w:tcPr>
+          <w:p>
+            <w:r>
+              <w:t>This is useful as sometimes a record is made incorrectly or has details change over time needing an update.</w:t>
+            </w:r>
+          </w:p>
+        </w:tc>
+      </w:tr>
+      <w:tr>
+        <w:tc>
+          <w:tcPr>
+            <w:tcW w:w="2316" w:type="dxa"/>
+          </w:tcPr>
+          <w:p>
+            <w:r>
+              <w:t>Update Violations Type</w:t>
+            </w:r>
+          </w:p>
+        </w:tc>
+        <w:tc>
+          <w:tcPr>
+            <w:tcW w:w="1326" w:type="dxa"/>
+          </w:tcPr>
+          <w:p>
+            <w:r>
+              <w:t>Description</w:t>
+            </w:r>
+          </w:p>
+        </w:tc>
+        <w:tc>
+          <w:tcPr>
+            <w:tcW w:w="6423" w:type="dxa"/>
+          </w:tcPr>
+          <w:p>
+            <w:r>
+              <w:t xml:space="preserve">This endpoint is used to update a </w:t>
+            </w:r>
+            <w:r>
+              <w:t>violations type</w:t>
+            </w:r>
+            <w:r>
+              <w:t xml:space="preserve"> record</w:t>
+            </w:r>
+          </w:p>
+        </w:tc>
+      </w:tr>
+      <w:tr>
+        <w:tc>
+          <w:tcPr>
+            <w:tcW w:w="2316" w:type="dxa"/>
+          </w:tcPr>
+          <w:p>
+            <w:r>
+              <w:t>Update Violations Type</w:t>
+            </w:r>
+          </w:p>
+        </w:tc>
+        <w:tc>
+          <w:tcPr>
+            <w:tcW w:w="1326" w:type="dxa"/>
+          </w:tcPr>
+          <w:p>
+            <w:r>
+              <w:t>URL</w:t>
+            </w:r>
+          </w:p>
+        </w:tc>
+        <w:tc>
+          <w:tcPr>
+            <w:tcW w:w="6423" w:type="dxa"/>
+          </w:tcPr>
+          <w:p>
+            <w:r>
+              <w:t>Assignment2/app/api/</w:t>
+            </w:r>
+            <w:r>
+              <w:t>violation_type</w:t>
+            </w:r>
+            <w:r>
+              <w:t>.py</w:t>
+            </w:r>
+          </w:p>
+        </w:tc>
+      </w:tr>
+      <w:tr>
+        <w:tc>
+          <w:tcPr>
+            <w:tcW w:w="2316" w:type="dxa"/>
+          </w:tcPr>
+          <w:p>
+            <w:r>
+              <w:t>Update Violations Type</w:t>
+            </w:r>
+          </w:p>
+        </w:tc>
+        <w:tc>
+          <w:tcPr>
+            <w:tcW w:w="1326" w:type="dxa"/>
+          </w:tcPr>
+          <w:p>
+            <w:r>
+              <w:t>Usefulness</w:t>
+            </w:r>
+          </w:p>
+        </w:tc>
+        <w:tc>
+          <w:tcPr>
+            <w:tcW w:w="6423" w:type="dxa"/>
+          </w:tcPr>
+          <w:p>
+            <w:r>
+              <w:t>This is useful as sometimes a record is made incorrectly or has details change over time needing an update.</w:t>
+            </w:r>
+          </w:p>
+        </w:tc>
+      </w:tr>
+    </w:tbl>
+    <w:p/>
     <w:p>
       <w:pPr>
         <w:pStyle w:val="Heading2"/>
       </w:pPr>
       <w:bookmarkStart w:id="4" w:name="_Toc222756181"/>
       <w:r>
+        <w:lastRenderedPageBreak/>
         <w:t>Delete</w:t>
       </w:r>
       <w:r>
@@ -5247,104 +7324,798 @@
         <w:t xml:space="preserve">In this assignment, many </w:t>
       </w:r>
       <w:r>
-        <w:t xml:space="preserve">Delete </w:t>
+        <w:t xml:space="preserve">DELETE </w:t>
       </w:r>
       <w:r>
-        <w:t>endpoints were made, I will state these and then go into more detail:</w:t>
+        <w:t>endpoints were made, these were:</w:t>
       </w:r>
     </w:p>
-    <w:p>
-      <w:pPr>
-        <w:pStyle w:val="ListParagraph"/>
-        <w:numPr>
-          <w:ilvl w:val="0"/>
-          <w:numId w:val="9"/>
-        </w:numPr>
-      </w:pPr>
-      <w:r>
-        <w:t>Delete Person</w:t>
-      </w:r>
-    </w:p>
-    <w:p>
-      <w:pPr>
-        <w:pStyle w:val="ListParagraph"/>
-        <w:numPr>
-          <w:ilvl w:val="0"/>
-          <w:numId w:val="8"/>
-        </w:numPr>
-      </w:pPr>
-      <w:r>
-        <w:t xml:space="preserve">Delete </w:t>
-      </w:r>
-      <w:proofErr w:type="spellStart"/>
-      <w:r>
-        <w:t>Drivers</w:t>
-      </w:r>
-      <w:proofErr w:type="spellEnd"/>
-      <w:r>
-        <w:t xml:space="preserve"> License</w:t>
-      </w:r>
-    </w:p>
-    <w:p>
-      <w:pPr>
-        <w:pStyle w:val="ListParagraph"/>
-        <w:numPr>
-          <w:ilvl w:val="0"/>
-          <w:numId w:val="8"/>
-        </w:numPr>
-      </w:pPr>
-      <w:r>
-        <w:t>Delete Officers</w:t>
-      </w:r>
-    </w:p>
-    <w:p>
-      <w:pPr>
-        <w:pStyle w:val="ListParagraph"/>
-        <w:numPr>
-          <w:ilvl w:val="0"/>
-          <w:numId w:val="8"/>
-        </w:numPr>
-      </w:pPr>
-      <w:r>
-        <w:t>Delete Vehicles</w:t>
-      </w:r>
-    </w:p>
-    <w:p>
-      <w:pPr>
-        <w:pStyle w:val="ListParagraph"/>
-        <w:numPr>
-          <w:ilvl w:val="0"/>
-          <w:numId w:val="8"/>
-        </w:numPr>
-      </w:pPr>
-      <w:r>
-        <w:t>Delete Vehicle Make</w:t>
-      </w:r>
-    </w:p>
-    <w:p>
-      <w:pPr>
-        <w:pStyle w:val="ListParagraph"/>
-        <w:numPr>
-          <w:ilvl w:val="0"/>
-          <w:numId w:val="8"/>
-        </w:numPr>
-      </w:pPr>
-      <w:r>
-        <w:t>Delete Violations</w:t>
-      </w:r>
-    </w:p>
-    <w:p>
-      <w:pPr>
-        <w:pStyle w:val="ListParagraph"/>
-        <w:numPr>
-          <w:ilvl w:val="0"/>
-          <w:numId w:val="8"/>
-        </w:numPr>
-      </w:pPr>
-      <w:r>
-        <w:t>Delete Violations Type</w:t>
-      </w:r>
-    </w:p>
+    <w:tbl>
+      <w:tblPr>
+        <w:tblStyle w:val="TableGrid"/>
+        <w:tblW w:w="10065" w:type="dxa"/>
+        <w:tblInd w:w="-856" w:type="dxa"/>
+        <w:tblLook w:val="04A0" w:firstRow="1" w:lastRow="0" w:firstColumn="1" w:lastColumn="0" w:noHBand="0" w:noVBand="1"/>
+      </w:tblPr>
+      <w:tblGrid>
+        <w:gridCol w:w="2269"/>
+        <w:gridCol w:w="1417"/>
+        <w:gridCol w:w="6379"/>
+      </w:tblGrid>
+      <w:tr>
+        <w:tc>
+          <w:tcPr>
+            <w:tcW w:w="2269" w:type="dxa"/>
+          </w:tcPr>
+          <w:p>
+            <w:r>
+              <w:t>Delete Person</w:t>
+            </w:r>
+          </w:p>
+        </w:tc>
+        <w:tc>
+          <w:tcPr>
+            <w:tcW w:w="1417" w:type="dxa"/>
+          </w:tcPr>
+          <w:p>
+            <w:r>
+              <w:t>Description</w:t>
+            </w:r>
+          </w:p>
+        </w:tc>
+        <w:tc>
+          <w:tcPr>
+            <w:tcW w:w="6379" w:type="dxa"/>
+          </w:tcPr>
+          <w:p>
+            <w:r>
+              <w:t>This endpoint is used to delete a Person record</w:t>
+            </w:r>
+          </w:p>
+        </w:tc>
+      </w:tr>
+      <w:tr>
+        <w:tc>
+          <w:tcPr>
+            <w:tcW w:w="2269" w:type="dxa"/>
+          </w:tcPr>
+          <w:p>
+            <w:r>
+              <w:t>Delete Person</w:t>
+            </w:r>
+          </w:p>
+        </w:tc>
+        <w:tc>
+          <w:tcPr>
+            <w:tcW w:w="1417" w:type="dxa"/>
+          </w:tcPr>
+          <w:p>
+            <w:r>
+              <w:t>URL</w:t>
+            </w:r>
+          </w:p>
+        </w:tc>
+        <w:tc>
+          <w:tcPr>
+            <w:tcW w:w="6379" w:type="dxa"/>
+          </w:tcPr>
+          <w:p>
+            <w:r>
+              <w:t>Assignment2/app/api/person.py</w:t>
+            </w:r>
+          </w:p>
+        </w:tc>
+      </w:tr>
+      <w:tr>
+        <w:tc>
+          <w:tcPr>
+            <w:tcW w:w="2269" w:type="dxa"/>
+          </w:tcPr>
+          <w:p>
+            <w:r>
+              <w:t>Delete Person</w:t>
+            </w:r>
+          </w:p>
+        </w:tc>
+        <w:tc>
+          <w:tcPr>
+            <w:tcW w:w="1417" w:type="dxa"/>
+          </w:tcPr>
+          <w:p>
+            <w:r>
+              <w:t>Usefulness</w:t>
+            </w:r>
+          </w:p>
+        </w:tc>
+        <w:tc>
+          <w:tcPr>
+            <w:tcW w:w="6379" w:type="dxa"/>
+          </w:tcPr>
+          <w:p>
+            <w:r>
+              <w:t>This endpoint is useful as sometimes a record is made by mistake and needs removing</w:t>
+            </w:r>
+          </w:p>
+        </w:tc>
+      </w:tr>
+      <w:tr>
+        <w:tc>
+          <w:tcPr>
+            <w:tcW w:w="2269" w:type="dxa"/>
+          </w:tcPr>
+          <w:p>
+            <w:r>
+              <w:t xml:space="preserve">Delete </w:t>
+            </w:r>
+            <w:proofErr w:type="spellStart"/>
+            <w:r>
+              <w:t>Drivers</w:t>
+            </w:r>
+            <w:proofErr w:type="spellEnd"/>
+            <w:r>
+              <w:t xml:space="preserve"> License</w:t>
+            </w:r>
+          </w:p>
+        </w:tc>
+        <w:tc>
+          <w:tcPr>
+            <w:tcW w:w="1417" w:type="dxa"/>
+          </w:tcPr>
+          <w:p>
+            <w:r>
+              <w:t>Description</w:t>
+            </w:r>
+          </w:p>
+        </w:tc>
+        <w:tc>
+          <w:tcPr>
+            <w:tcW w:w="6379" w:type="dxa"/>
+          </w:tcPr>
+          <w:p>
+            <w:r>
+              <w:t xml:space="preserve">This endpoint is used to delete a </w:t>
+            </w:r>
+            <w:proofErr w:type="spellStart"/>
+            <w:r>
+              <w:t>Drivers</w:t>
+            </w:r>
+            <w:proofErr w:type="spellEnd"/>
+            <w:r>
+              <w:t xml:space="preserve"> License</w:t>
+            </w:r>
+            <w:r>
+              <w:t xml:space="preserve"> record</w:t>
+            </w:r>
+          </w:p>
+        </w:tc>
+      </w:tr>
+      <w:tr>
+        <w:tc>
+          <w:tcPr>
+            <w:tcW w:w="2269" w:type="dxa"/>
+          </w:tcPr>
+          <w:p>
+            <w:r>
+              <w:t xml:space="preserve">Delete </w:t>
+            </w:r>
+            <w:proofErr w:type="spellStart"/>
+            <w:r>
+              <w:t>Drivers</w:t>
+            </w:r>
+            <w:proofErr w:type="spellEnd"/>
+            <w:r>
+              <w:t xml:space="preserve"> License</w:t>
+            </w:r>
+          </w:p>
+        </w:tc>
+        <w:tc>
+          <w:tcPr>
+            <w:tcW w:w="1417" w:type="dxa"/>
+          </w:tcPr>
+          <w:p>
+            <w:r>
+              <w:t>URL</w:t>
+            </w:r>
+          </w:p>
+        </w:tc>
+        <w:tc>
+          <w:tcPr>
+            <w:tcW w:w="6379" w:type="dxa"/>
+          </w:tcPr>
+          <w:p>
+            <w:r>
+              <w:t>Assignment2/app/api/</w:t>
+            </w:r>
+            <w:r>
+              <w:t>drivers_license</w:t>
+            </w:r>
+            <w:r>
+              <w:t>.py</w:t>
+            </w:r>
+          </w:p>
+        </w:tc>
+      </w:tr>
+      <w:tr>
+        <w:tc>
+          <w:tcPr>
+            <w:tcW w:w="2269" w:type="dxa"/>
+          </w:tcPr>
+          <w:p>
+            <w:r>
+              <w:t xml:space="preserve">Delete </w:t>
+            </w:r>
+            <w:proofErr w:type="spellStart"/>
+            <w:r>
+              <w:t>Drivers</w:t>
+            </w:r>
+            <w:proofErr w:type="spellEnd"/>
+            <w:r>
+              <w:t xml:space="preserve"> License</w:t>
+            </w:r>
+          </w:p>
+        </w:tc>
+        <w:tc>
+          <w:tcPr>
+            <w:tcW w:w="1417" w:type="dxa"/>
+          </w:tcPr>
+          <w:p>
+            <w:r>
+              <w:t>Usefulness</w:t>
+            </w:r>
+          </w:p>
+        </w:tc>
+        <w:tc>
+          <w:tcPr>
+            <w:tcW w:w="6379" w:type="dxa"/>
+          </w:tcPr>
+          <w:p>
+            <w:r>
+              <w:t>This endpoint is useful as sometimes a record is made by mistake and needs removing</w:t>
+            </w:r>
+          </w:p>
+        </w:tc>
+      </w:tr>
+      <w:tr>
+        <w:tc>
+          <w:tcPr>
+            <w:tcW w:w="2269" w:type="dxa"/>
+          </w:tcPr>
+          <w:p>
+            <w:r>
+              <w:t>Delete Officers</w:t>
+            </w:r>
+          </w:p>
+        </w:tc>
+        <w:tc>
+          <w:tcPr>
+            <w:tcW w:w="1417" w:type="dxa"/>
+          </w:tcPr>
+          <w:p>
+            <w:r>
+              <w:t>Description</w:t>
+            </w:r>
+          </w:p>
+        </w:tc>
+        <w:tc>
+          <w:tcPr>
+            <w:tcW w:w="6379" w:type="dxa"/>
+          </w:tcPr>
+          <w:p>
+            <w:r>
+              <w:t xml:space="preserve">This endpoint is used to delete a </w:t>
+            </w:r>
+            <w:r>
+              <w:t>Officer</w:t>
+            </w:r>
+            <w:r>
+              <w:t xml:space="preserve"> record</w:t>
+            </w:r>
+          </w:p>
+        </w:tc>
+      </w:tr>
+      <w:tr>
+        <w:tc>
+          <w:tcPr>
+            <w:tcW w:w="2269" w:type="dxa"/>
+          </w:tcPr>
+          <w:p>
+            <w:r>
+              <w:t>Delete Officers</w:t>
+            </w:r>
+          </w:p>
+        </w:tc>
+        <w:tc>
+          <w:tcPr>
+            <w:tcW w:w="1417" w:type="dxa"/>
+          </w:tcPr>
+          <w:p>
+            <w:r>
+              <w:t>URL</w:t>
+            </w:r>
+          </w:p>
+        </w:tc>
+        <w:tc>
+          <w:tcPr>
+            <w:tcW w:w="6379" w:type="dxa"/>
+          </w:tcPr>
+          <w:p>
+            <w:r>
+              <w:t>Assignment2/app/api/</w:t>
+            </w:r>
+            <w:r>
+              <w:t>officer</w:t>
+            </w:r>
+            <w:r>
+              <w:t>.py</w:t>
+            </w:r>
+          </w:p>
+        </w:tc>
+      </w:tr>
+      <w:tr>
+        <w:tc>
+          <w:tcPr>
+            <w:tcW w:w="2269" w:type="dxa"/>
+          </w:tcPr>
+          <w:p>
+            <w:r>
+              <w:t>Delete Officers</w:t>
+            </w:r>
+          </w:p>
+        </w:tc>
+        <w:tc>
+          <w:tcPr>
+            <w:tcW w:w="1417" w:type="dxa"/>
+          </w:tcPr>
+          <w:p>
+            <w:r>
+              <w:t>Usefulness</w:t>
+            </w:r>
+          </w:p>
+        </w:tc>
+        <w:tc>
+          <w:tcPr>
+            <w:tcW w:w="6379" w:type="dxa"/>
+          </w:tcPr>
+          <w:p>
+            <w:r>
+              <w:t>This endpoint is useful as sometimes a record is made by mistake and needs removing</w:t>
+            </w:r>
+          </w:p>
+        </w:tc>
+      </w:tr>
+      <w:tr>
+        <w:tc>
+          <w:tcPr>
+            <w:tcW w:w="2269" w:type="dxa"/>
+          </w:tcPr>
+          <w:p>
+            <w:r>
+              <w:t>Delete Vehicles</w:t>
+            </w:r>
+          </w:p>
+        </w:tc>
+        <w:tc>
+          <w:tcPr>
+            <w:tcW w:w="1417" w:type="dxa"/>
+          </w:tcPr>
+          <w:p>
+            <w:r>
+              <w:t>Description</w:t>
+            </w:r>
+          </w:p>
+        </w:tc>
+        <w:tc>
+          <w:tcPr>
+            <w:tcW w:w="6379" w:type="dxa"/>
+          </w:tcPr>
+          <w:p>
+            <w:r>
+              <w:t xml:space="preserve">This endpoint is used to delete a </w:t>
+            </w:r>
+            <w:r>
+              <w:t>Vehicle</w:t>
+            </w:r>
+            <w:r>
+              <w:t xml:space="preserve"> record</w:t>
+            </w:r>
+          </w:p>
+        </w:tc>
+      </w:tr>
+      <w:tr>
+        <w:tc>
+          <w:tcPr>
+            <w:tcW w:w="2269" w:type="dxa"/>
+          </w:tcPr>
+          <w:p>
+            <w:r>
+              <w:t>Delete Vehicles</w:t>
+            </w:r>
+          </w:p>
+        </w:tc>
+        <w:tc>
+          <w:tcPr>
+            <w:tcW w:w="1417" w:type="dxa"/>
+          </w:tcPr>
+          <w:p>
+            <w:r>
+              <w:t>URL</w:t>
+            </w:r>
+          </w:p>
+        </w:tc>
+        <w:tc>
+          <w:tcPr>
+            <w:tcW w:w="6379" w:type="dxa"/>
+          </w:tcPr>
+          <w:p>
+            <w:r>
+              <w:t>Assignment2/app/api/</w:t>
+            </w:r>
+            <w:r>
+              <w:t>vehicle</w:t>
+            </w:r>
+            <w:r>
+              <w:t>.py</w:t>
+            </w:r>
+          </w:p>
+        </w:tc>
+      </w:tr>
+      <w:tr>
+        <w:tc>
+          <w:tcPr>
+            <w:tcW w:w="2269" w:type="dxa"/>
+          </w:tcPr>
+          <w:p>
+            <w:r>
+              <w:t>Delete Vehicles</w:t>
+            </w:r>
+          </w:p>
+        </w:tc>
+        <w:tc>
+          <w:tcPr>
+            <w:tcW w:w="1417" w:type="dxa"/>
+          </w:tcPr>
+          <w:p>
+            <w:r>
+              <w:t>Usefulness</w:t>
+            </w:r>
+          </w:p>
+        </w:tc>
+        <w:tc>
+          <w:tcPr>
+            <w:tcW w:w="6379" w:type="dxa"/>
+          </w:tcPr>
+          <w:p>
+            <w:r>
+              <w:t>This endpoint is useful as sometimes a record is made by mistake and needs removing</w:t>
+            </w:r>
+          </w:p>
+        </w:tc>
+      </w:tr>
+      <w:tr>
+        <w:tc>
+          <w:tcPr>
+            <w:tcW w:w="2269" w:type="dxa"/>
+          </w:tcPr>
+          <w:p>
+            <w:r>
+              <w:t>Delete Vehicle Make</w:t>
+            </w:r>
+          </w:p>
+        </w:tc>
+        <w:tc>
+          <w:tcPr>
+            <w:tcW w:w="1417" w:type="dxa"/>
+          </w:tcPr>
+          <w:p>
+            <w:r>
+              <w:t>Description</w:t>
+            </w:r>
+          </w:p>
+        </w:tc>
+        <w:tc>
+          <w:tcPr>
+            <w:tcW w:w="6379" w:type="dxa"/>
+          </w:tcPr>
+          <w:p>
+            <w:r>
+              <w:t xml:space="preserve">This endpoint is used to delete a </w:t>
+            </w:r>
+            <w:r>
+              <w:t xml:space="preserve">Vehicle make </w:t>
+            </w:r>
+            <w:r>
+              <w:t>record</w:t>
+            </w:r>
+          </w:p>
+        </w:tc>
+      </w:tr>
+      <w:tr>
+        <w:tc>
+          <w:tcPr>
+            <w:tcW w:w="2269" w:type="dxa"/>
+          </w:tcPr>
+          <w:p>
+            <w:r>
+              <w:t>Delete Vehicle Make</w:t>
+            </w:r>
+          </w:p>
+        </w:tc>
+        <w:tc>
+          <w:tcPr>
+            <w:tcW w:w="1417" w:type="dxa"/>
+          </w:tcPr>
+          <w:p>
+            <w:r>
+              <w:t>URL</w:t>
+            </w:r>
+          </w:p>
+        </w:tc>
+        <w:tc>
+          <w:tcPr>
+            <w:tcW w:w="6379" w:type="dxa"/>
+          </w:tcPr>
+          <w:p>
+            <w:r>
+              <w:t>Assignment2/app/api/</w:t>
+            </w:r>
+            <w:r>
+              <w:t>vehicle_make</w:t>
+            </w:r>
+            <w:r>
+              <w:t>.py</w:t>
+            </w:r>
+          </w:p>
+        </w:tc>
+      </w:tr>
+      <w:tr>
+        <w:tc>
+          <w:tcPr>
+            <w:tcW w:w="2269" w:type="dxa"/>
+          </w:tcPr>
+          <w:p>
+            <w:r>
+              <w:t>Delete Vehicle Make</w:t>
+            </w:r>
+          </w:p>
+        </w:tc>
+        <w:tc>
+          <w:tcPr>
+            <w:tcW w:w="1417" w:type="dxa"/>
+          </w:tcPr>
+          <w:p>
+            <w:r>
+              <w:t>Usefulness</w:t>
+            </w:r>
+          </w:p>
+        </w:tc>
+        <w:tc>
+          <w:tcPr>
+            <w:tcW w:w="6379" w:type="dxa"/>
+          </w:tcPr>
+          <w:p>
+            <w:r>
+              <w:t>This endpoint is useful as sometimes a record is made by mistake and needs removing</w:t>
+            </w:r>
+          </w:p>
+        </w:tc>
+      </w:tr>
+      <w:tr>
+        <w:tc>
+          <w:tcPr>
+            <w:tcW w:w="2269" w:type="dxa"/>
+          </w:tcPr>
+          <w:p>
+            <w:r>
+              <w:t>Delete Violations</w:t>
+            </w:r>
+          </w:p>
+        </w:tc>
+        <w:tc>
+          <w:tcPr>
+            <w:tcW w:w="1417" w:type="dxa"/>
+          </w:tcPr>
+          <w:p>
+            <w:r>
+              <w:t>Description</w:t>
+            </w:r>
+          </w:p>
+        </w:tc>
+        <w:tc>
+          <w:tcPr>
+            <w:tcW w:w="6379" w:type="dxa"/>
+          </w:tcPr>
+          <w:p>
+            <w:r>
+              <w:t xml:space="preserve">This endpoint is used to delete a </w:t>
+            </w:r>
+            <w:r>
+              <w:t>Violations</w:t>
+            </w:r>
+            <w:r>
+              <w:t xml:space="preserve"> record</w:t>
+            </w:r>
+          </w:p>
+        </w:tc>
+      </w:tr>
+      <w:tr>
+        <w:tc>
+          <w:tcPr>
+            <w:tcW w:w="2269" w:type="dxa"/>
+          </w:tcPr>
+          <w:p>
+            <w:r>
+              <w:t>Delete Violations</w:t>
+            </w:r>
+          </w:p>
+        </w:tc>
+        <w:tc>
+          <w:tcPr>
+            <w:tcW w:w="1417" w:type="dxa"/>
+          </w:tcPr>
+          <w:p>
+            <w:r>
+              <w:t>URL</w:t>
+            </w:r>
+          </w:p>
+        </w:tc>
+        <w:tc>
+          <w:tcPr>
+            <w:tcW w:w="6379" w:type="dxa"/>
+          </w:tcPr>
+          <w:p>
+            <w:r>
+              <w:t>Assignment2/app/api/</w:t>
+            </w:r>
+            <w:r>
+              <w:t>violations</w:t>
+            </w:r>
+            <w:r>
+              <w:t>.py</w:t>
+            </w:r>
+          </w:p>
+        </w:tc>
+      </w:tr>
+      <w:tr>
+        <w:tc>
+          <w:tcPr>
+            <w:tcW w:w="2269" w:type="dxa"/>
+          </w:tcPr>
+          <w:p>
+            <w:r>
+              <w:t>Delete Violations</w:t>
+            </w:r>
+          </w:p>
+        </w:tc>
+        <w:tc>
+          <w:tcPr>
+            <w:tcW w:w="1417" w:type="dxa"/>
+          </w:tcPr>
+          <w:p>
+            <w:r>
+              <w:t>Usefulness</w:t>
+            </w:r>
+          </w:p>
+        </w:tc>
+        <w:tc>
+          <w:tcPr>
+            <w:tcW w:w="6379" w:type="dxa"/>
+          </w:tcPr>
+          <w:p>
+            <w:r>
+              <w:t>This endpoint is useful as sometimes a record is made by mistake and needs removing</w:t>
+            </w:r>
+          </w:p>
+        </w:tc>
+      </w:tr>
+      <w:tr>
+        <w:tc>
+          <w:tcPr>
+            <w:tcW w:w="2269" w:type="dxa"/>
+          </w:tcPr>
+          <w:p>
+            <w:r>
+              <w:t>Delete Violations Type</w:t>
+            </w:r>
+          </w:p>
+        </w:tc>
+        <w:tc>
+          <w:tcPr>
+            <w:tcW w:w="1417" w:type="dxa"/>
+          </w:tcPr>
+          <w:p>
+            <w:r>
+              <w:t>Description</w:t>
+            </w:r>
+          </w:p>
+        </w:tc>
+        <w:tc>
+          <w:tcPr>
+            <w:tcW w:w="6379" w:type="dxa"/>
+          </w:tcPr>
+          <w:p>
+            <w:r>
+              <w:t xml:space="preserve">This endpoint is used to delete a </w:t>
+            </w:r>
+            <w:r>
+              <w:t>Violations type</w:t>
+            </w:r>
+            <w:r>
+              <w:t xml:space="preserve"> record</w:t>
+            </w:r>
+          </w:p>
+        </w:tc>
+      </w:tr>
+      <w:tr>
+        <w:tc>
+          <w:tcPr>
+            <w:tcW w:w="2269" w:type="dxa"/>
+          </w:tcPr>
+          <w:p>
+            <w:r>
+              <w:t>Delete Violations Type</w:t>
+            </w:r>
+          </w:p>
+        </w:tc>
+        <w:tc>
+          <w:tcPr>
+            <w:tcW w:w="1417" w:type="dxa"/>
+          </w:tcPr>
+          <w:p>
+            <w:r>
+              <w:t>URL</w:t>
+            </w:r>
+          </w:p>
+        </w:tc>
+        <w:tc>
+          <w:tcPr>
+            <w:tcW w:w="6379" w:type="dxa"/>
+          </w:tcPr>
+          <w:p>
+            <w:r>
+              <w:t>Assignment2/app/api/</w:t>
+            </w:r>
+            <w:r>
+              <w:t>violations_type</w:t>
+            </w:r>
+            <w:r>
+              <w:t>.py</w:t>
+            </w:r>
+          </w:p>
+        </w:tc>
+      </w:tr>
+      <w:tr>
+        <w:tc>
+          <w:tcPr>
+            <w:tcW w:w="2269" w:type="dxa"/>
+          </w:tcPr>
+          <w:p>
+            <w:r>
+              <w:t>Delete Violations Type</w:t>
+            </w:r>
+          </w:p>
+        </w:tc>
+        <w:tc>
+          <w:tcPr>
+            <w:tcW w:w="1417" w:type="dxa"/>
+          </w:tcPr>
+          <w:p>
+            <w:r>
+              <w:t>Usefulness</w:t>
+            </w:r>
+          </w:p>
+        </w:tc>
+        <w:tc>
+          <w:tcPr>
+            <w:tcW w:w="6379" w:type="dxa"/>
+          </w:tcPr>
+          <w:p>
+            <w:r>
+              <w:t>This endpoint is useful as sometimes a record is made by mistake and needs removing</w:t>
+            </w:r>
+          </w:p>
+        </w:tc>
+      </w:tr>
+    </w:tbl>
     <w:p/>
     <w:p>
       <w:pPr>
@@ -5407,6 +8178,152 @@
       </w:r>
     </w:p>
     <w:p>
+      <w:r>
+        <w:t xml:space="preserve">In this assignment, multiple forms of security measures have been taken, these are: </w:t>
+      </w:r>
+    </w:p>
+    <w:p>
+      <w:pPr>
+        <w:pStyle w:val="ListParagraph"/>
+        <w:numPr>
+          <w:ilvl w:val="0"/>
+          <w:numId w:val="13"/>
+        </w:numPr>
+      </w:pPr>
+      <w:r>
+        <w:t>JWT based authentication</w:t>
+      </w:r>
+    </w:p>
+    <w:p>
+      <w:pPr>
+        <w:pStyle w:val="ListParagraph"/>
+        <w:numPr>
+          <w:ilvl w:val="1"/>
+          <w:numId w:val="13"/>
+        </w:numPr>
+      </w:pPr>
+      <w:r>
+        <w:t>This makes it so the program accepts a username and password login</w:t>
+      </w:r>
+    </w:p>
+    <w:p>
+      <w:pPr>
+        <w:pStyle w:val="ListParagraph"/>
+        <w:numPr>
+          <w:ilvl w:val="1"/>
+          <w:numId w:val="13"/>
+        </w:numPr>
+      </w:pPr>
+      <w:r>
+        <w:t>Returns a signed JWT</w:t>
+      </w:r>
+    </w:p>
+    <w:p>
+      <w:pPr>
+        <w:pStyle w:val="ListParagraph"/>
+        <w:numPr>
+          <w:ilvl w:val="1"/>
+          <w:numId w:val="13"/>
+        </w:numPr>
+      </w:pPr>
+      <w:r>
+        <w:t xml:space="preserve">Prevents unauthorized access to the API as users need to login. </w:t>
+      </w:r>
+    </w:p>
+    <w:p>
+      <w:pPr>
+        <w:pStyle w:val="ListParagraph"/>
+        <w:numPr>
+          <w:ilvl w:val="0"/>
+          <w:numId w:val="13"/>
+        </w:numPr>
+      </w:pPr>
+      <w:r>
+        <w:t>HTTP 401 Unauthorised handling</w:t>
+      </w:r>
+    </w:p>
+    <w:p>
+      <w:pPr>
+        <w:pStyle w:val="ListParagraph"/>
+        <w:numPr>
+          <w:ilvl w:val="1"/>
+          <w:numId w:val="13"/>
+        </w:numPr>
+      </w:pPr>
+      <w:r>
+        <w:t xml:space="preserve">Inside </w:t>
+      </w:r>
+      <w:proofErr w:type="spellStart"/>
+      <w:r>
+        <w:t>get_current_user</w:t>
+      </w:r>
+      <w:proofErr w:type="spellEnd"/>
+      <w:r>
+        <w:t>()</w:t>
+      </w:r>
+    </w:p>
+    <w:p>
+      <w:pPr>
+        <w:pStyle w:val="ListParagraph"/>
+        <w:numPr>
+          <w:ilvl w:val="1"/>
+          <w:numId w:val="13"/>
+        </w:numPr>
+      </w:pPr>
+      <w:r>
+        <w:t>Prevents access with forged tokens or expired credentials</w:t>
+      </w:r>
+    </w:p>
+    <w:p>
+      <w:pPr>
+        <w:pStyle w:val="ListParagraph"/>
+        <w:numPr>
+          <w:ilvl w:val="0"/>
+          <w:numId w:val="13"/>
+        </w:numPr>
+      </w:pPr>
+      <w:r>
+        <w:t>404 Handling for missing resources</w:t>
+      </w:r>
+    </w:p>
+    <w:p>
+      <w:pPr>
+        <w:pStyle w:val="ListParagraph"/>
+        <w:numPr>
+          <w:ilvl w:val="1"/>
+          <w:numId w:val="13"/>
+        </w:numPr>
+      </w:pPr>
+      <w:r>
+        <w:t xml:space="preserve">Stops returning null or crashing </w:t>
+      </w:r>
+    </w:p>
+    <w:p/>
+    <w:p>
+      <w:r>
+        <w:t xml:space="preserve">In this assignment, the security however, could have been stronger. This is because, in Assignment 1, I did not realise we would need </w:t>
+      </w:r>
+      <w:proofErr w:type="spellStart"/>
+      <w:r>
+        <w:t>a users</w:t>
+      </w:r>
+      <w:proofErr w:type="spellEnd"/>
+      <w:r>
+        <w:t xml:space="preserve"> table with username and passwords for the API</w:t>
+      </w:r>
+      <w:r>
+        <w:t xml:space="preserve">, because of this, my Database does not contain </w:t>
+      </w:r>
+      <w:proofErr w:type="spellStart"/>
+      <w:r>
+        <w:t>a users</w:t>
+      </w:r>
+      <w:proofErr w:type="spellEnd"/>
+      <w:r>
+        <w:t xml:space="preserve"> table. Due to the fact that we are unable to edit our assignment 1, I made it so logins can be done through using the officers person Id and officer ID instead of username and password to ensure that logins can still be done. I found this to be a good method of implementing logins, the only issue with it is that it does not allow for hashed password or strong security within the logins aspect. </w:t>
+      </w:r>
+    </w:p>
+    <w:p>
       <w:pPr>
         <w:pStyle w:val="Heading1"/>
       </w:pPr>
@@ -5417,31 +8334,132 @@
       <w:bookmarkEnd w:id="6"/>
     </w:p>
     <w:p>
+      <w:r>
+        <w:t>In this Project, I used multiple error handling methods, these are:</w:t>
+      </w:r>
+    </w:p>
+    <w:p>
       <w:pPr>
         <w:pStyle w:val="ListParagraph"/>
         <w:numPr>
           <w:ilvl w:val="0"/>
-          <w:numId w:val="2"/>
+          <w:numId w:val="12"/>
         </w:numPr>
       </w:pPr>
       <w:r>
-        <w:t>Describe the error handling you implemented for each endpoint and</w:t>
-      </w:r>
-      <w:r>
-        <w:br/>
-        <w:t>why.</w:t>
+        <w:t>Error 404 handling error</w:t>
       </w:r>
     </w:p>
     <w:p>
       <w:pPr>
         <w:pStyle w:val="ListParagraph"/>
         <w:numPr>
+          <w:ilvl w:val="1"/>
+          <w:numId w:val="12"/>
+        </w:numPr>
+      </w:pPr>
+      <w:r>
+        <w:t>This error handling method has been used in all my API routers</w:t>
+      </w:r>
+    </w:p>
+    <w:p>
+      <w:pPr>
+        <w:pStyle w:val="ListParagraph"/>
+        <w:numPr>
+          <w:ilvl w:val="1"/>
+          <w:numId w:val="12"/>
+        </w:numPr>
+      </w:pPr>
+      <w:r>
+        <w:t xml:space="preserve">This ensures that if what is being looked for cannot be found, the API will tell you so you can correct your search and avoid unnecessary crashes. </w:t>
+      </w:r>
+    </w:p>
+    <w:p>
+      <w:pPr>
+        <w:pStyle w:val="ListParagraph"/>
+        <w:numPr>
           <w:ilvl w:val="0"/>
-          <w:numId w:val="2"/>
+          <w:numId w:val="12"/>
         </w:numPr>
       </w:pPr>
       <w:r>
-        <w:t>Error handling</w:t>
+        <w:t xml:space="preserve">Authentication error handling </w:t>
+      </w:r>
+    </w:p>
+    <w:p>
+      <w:pPr>
+        <w:pStyle w:val="ListParagraph"/>
+        <w:numPr>
+          <w:ilvl w:val="1"/>
+          <w:numId w:val="12"/>
+        </w:numPr>
+      </w:pPr>
+      <w:r>
+        <w:t xml:space="preserve">This can be found in app/core/deps.py inside the </w:t>
+      </w:r>
+      <w:proofErr w:type="spellStart"/>
+      <w:r>
+        <w:t>get_current_user</w:t>
+      </w:r>
+      <w:proofErr w:type="spellEnd"/>
+      <w:r>
+        <w:t xml:space="preserve">() function. </w:t>
+      </w:r>
+    </w:p>
+    <w:p>
+      <w:pPr>
+        <w:pStyle w:val="ListParagraph"/>
+        <w:numPr>
+          <w:ilvl w:val="1"/>
+          <w:numId w:val="12"/>
+        </w:numPr>
+      </w:pPr>
+      <w:r>
+        <w:t xml:space="preserve">This is used to ensure that user is in the DB and the token is not expired. </w:t>
+      </w:r>
+    </w:p>
+    <w:p>
+      <w:pPr>
+        <w:pStyle w:val="ListParagraph"/>
+        <w:numPr>
+          <w:ilvl w:val="0"/>
+          <w:numId w:val="12"/>
+        </w:numPr>
+      </w:pPr>
+      <w:r>
+        <w:t>Try Finally used</w:t>
+      </w:r>
+    </w:p>
+    <w:p>
+      <w:pPr>
+        <w:pStyle w:val="ListParagraph"/>
+        <w:numPr>
+          <w:ilvl w:val="1"/>
+          <w:numId w:val="12"/>
+        </w:numPr>
+      </w:pPr>
+      <w:r>
+        <w:t xml:space="preserve">This Is used in app.core/deps.py in the </w:t>
+      </w:r>
+      <w:proofErr w:type="spellStart"/>
+      <w:r>
+        <w:t>get_db</w:t>
+      </w:r>
+      <w:proofErr w:type="spellEnd"/>
+      <w:r>
+        <w:t xml:space="preserve">() function. </w:t>
+      </w:r>
+    </w:p>
+    <w:p>
+      <w:pPr>
+        <w:pStyle w:val="ListParagraph"/>
+        <w:numPr>
+          <w:ilvl w:val="1"/>
+          <w:numId w:val="12"/>
+        </w:numPr>
+      </w:pPr>
+      <w:r>
+        <w:t xml:space="preserve">This is used to make it so if a connection to the Database cannot be made, it will inform the user and ensures that the connection to the Database always gets closed upon the API being turned off. </w:t>
       </w:r>
     </w:p>
     <w:p>
@@ -5459,27 +8477,7 @@
         <w:br w:type="page"/>
       </w:r>
     </w:p>
-    <w:p>
-      <w:pPr>
-        <w:pStyle w:val="Heading1"/>
-      </w:pPr>
-      <w:r>
-        <w:lastRenderedPageBreak/>
-        <w:t>Wordcount</w:t>
-      </w:r>
-      <w:bookmarkEnd w:id="7"/>
-    </w:p>
-    <w:p>
-      <w:r>
-        <w:t>Endpoints:</w:t>
-      </w:r>
-    </w:p>
-    <w:p>
-      <w:r>
-        <w:t xml:space="preserve">Security Implications of the endpoint </w:t>
-      </w:r>
-    </w:p>
-    <w:p/>
+    <w:bookmarkEnd w:id="7" w:displacedByCustomXml="next"/>
     <w:sdt>
       <w:sdtPr>
         <w:id w:val="750087667"/>
@@ -5533,6 +8531,35 @@
               <w:r>
                 <w:fldChar w:fldCharType="separate"/>
               </w:r>
+              <w:r>
+                <w:rPr>
+                  <w:noProof/>
+                </w:rPr>
+                <w:t xml:space="preserve">FastAPI. (n.d.). </w:t>
+              </w:r>
+              <w:r>
+                <w:rPr>
+                  <w:i/>
+                  <w:iCs/>
+                  <w:noProof/>
+                </w:rPr>
+                <w:t>Handling An Error</w:t>
+              </w:r>
+              <w:r>
+                <w:rPr>
+                  <w:noProof/>
+                </w:rPr>
+                <w:t>. Retrieved from FastAPI: https://fastapi.tiangolo.com/tutorial/handling-errors/#raise-an-httpexception-in-your-code</w:t>
+              </w:r>
+            </w:p>
+            <w:p>
+              <w:pPr>
+                <w:pStyle w:val="Bibliography"/>
+                <w:ind w:left="720" w:hanging="720"/>
+                <w:rPr>
+                  <w:noProof/>
+                </w:rPr>
+              </w:pPr>
               <w:r>
                 <w:rPr>
                   <w:noProof/>
@@ -5596,7 +8623,6 @@
         </w:sdt>
       </w:sdtContent>
     </w:sdt>
-    <w:p/>
     <w:sectPr>
       <w:headerReference w:type="default" r:id="rId9"/>
       <w:footerReference w:type="default" r:id="rId10"/>
@@ -6036,6 +9062,119 @@
     </w:lvl>
   </w:abstractNum>
   <w:abstractNum w:abstractNumId="2" w15:restartNumberingAfterBreak="0">
+    <w:nsid w:val="0EB45203"/>
+    <w:multiLevelType w:val="hybridMultilevel"/>
+    <w:tmpl w:val="2C10C788"/>
+    <w:lvl w:ilvl="0" w:tplc="08090001">
+      <w:start w:val="1"/>
+      <w:numFmt w:val="bullet"/>
+      <w:lvlText w:val=""/>
+      <w:lvlJc w:val="left"/>
+      <w:pPr>
+        <w:ind w:left="1800" w:hanging="360"/>
+      </w:pPr>
+      <w:rPr>
+        <w:rFonts w:ascii="Symbol" w:hAnsi="Symbol" w:hint="default"/>
+      </w:rPr>
+    </w:lvl>
+    <w:lvl w:ilvl="1" w:tplc="08090003" w:tentative="1">
+      <w:start w:val="1"/>
+      <w:numFmt w:val="bullet"/>
+      <w:lvlText w:val="o"/>
+      <w:lvlJc w:val="left"/>
+      <w:pPr>
+        <w:ind w:left="2520" w:hanging="360"/>
+      </w:pPr>
+      <w:rPr>
+        <w:rFonts w:ascii="Courier New" w:hAnsi="Courier New" w:cs="Courier New" w:hint="default"/>
+      </w:rPr>
+    </w:lvl>
+    <w:lvl w:ilvl="2" w:tplc="08090005" w:tentative="1">
+      <w:start w:val="1"/>
+      <w:numFmt w:val="bullet"/>
+      <w:lvlText w:val=""/>
+      <w:lvlJc w:val="left"/>
+      <w:pPr>
+        <w:ind w:left="3240" w:hanging="360"/>
+      </w:pPr>
+      <w:rPr>
+        <w:rFonts w:ascii="Wingdings" w:hAnsi="Wingdings" w:hint="default"/>
+      </w:rPr>
+    </w:lvl>
+    <w:lvl w:ilvl="3" w:tplc="08090001">
+      <w:start w:val="1"/>
+      <w:numFmt w:val="bullet"/>
+      <w:lvlText w:val=""/>
+      <w:lvlJc w:val="left"/>
+      <w:pPr>
+        <w:ind w:left="3960" w:hanging="360"/>
+      </w:pPr>
+      <w:rPr>
+        <w:rFonts w:ascii="Symbol" w:hAnsi="Symbol" w:hint="default"/>
+      </w:rPr>
+    </w:lvl>
+    <w:lvl w:ilvl="4" w:tplc="08090003" w:tentative="1">
+      <w:start w:val="1"/>
+      <w:numFmt w:val="bullet"/>
+      <w:lvlText w:val="o"/>
+      <w:lvlJc w:val="left"/>
+      <w:pPr>
+        <w:ind w:left="4680" w:hanging="360"/>
+      </w:pPr>
+      <w:rPr>
+        <w:rFonts w:ascii="Courier New" w:hAnsi="Courier New" w:cs="Courier New" w:hint="default"/>
+      </w:rPr>
+    </w:lvl>
+    <w:lvl w:ilvl="5" w:tplc="08090005" w:tentative="1">
+      <w:start w:val="1"/>
+      <w:numFmt w:val="bullet"/>
+      <w:lvlText w:val=""/>
+      <w:lvlJc w:val="left"/>
+      <w:pPr>
+        <w:ind w:left="5400" w:hanging="360"/>
+      </w:pPr>
+      <w:rPr>
+        <w:rFonts w:ascii="Wingdings" w:hAnsi="Wingdings" w:hint="default"/>
+      </w:rPr>
+    </w:lvl>
+    <w:lvl w:ilvl="6" w:tplc="08090001" w:tentative="1">
+      <w:start w:val="1"/>
+      <w:numFmt w:val="bullet"/>
+      <w:lvlText w:val=""/>
+      <w:lvlJc w:val="left"/>
+      <w:pPr>
+        <w:ind w:left="6120" w:hanging="360"/>
+      </w:pPr>
+      <w:rPr>
+        <w:rFonts w:ascii="Symbol" w:hAnsi="Symbol" w:hint="default"/>
+      </w:rPr>
+    </w:lvl>
+    <w:lvl w:ilvl="7" w:tplc="08090003" w:tentative="1">
+      <w:start w:val="1"/>
+      <w:numFmt w:val="bullet"/>
+      <w:lvlText w:val="o"/>
+      <w:lvlJc w:val="left"/>
+      <w:pPr>
+        <w:ind w:left="6840" w:hanging="360"/>
+      </w:pPr>
+      <w:rPr>
+        <w:rFonts w:ascii="Courier New" w:hAnsi="Courier New" w:cs="Courier New" w:hint="default"/>
+      </w:rPr>
+    </w:lvl>
+    <w:lvl w:ilvl="8" w:tplc="08090005" w:tentative="1">
+      <w:start w:val="1"/>
+      <w:numFmt w:val="bullet"/>
+      <w:lvlText w:val=""/>
+      <w:lvlJc w:val="left"/>
+      <w:pPr>
+        <w:ind w:left="7560" w:hanging="360"/>
+      </w:pPr>
+      <w:rPr>
+        <w:rFonts w:ascii="Wingdings" w:hAnsi="Wingdings" w:hint="default"/>
+      </w:rPr>
+    </w:lvl>
+  </w:abstractNum>
+  <w:abstractNum w:abstractNumId="3" w15:restartNumberingAfterBreak="0">
     <w:nsid w:val="18576594"/>
     <w:multiLevelType w:val="hybridMultilevel"/>
     <w:tmpl w:val="5B646648"/>
@@ -6148,7 +9287,120 @@
       </w:rPr>
     </w:lvl>
   </w:abstractNum>
-  <w:abstractNum w:abstractNumId="3" w15:restartNumberingAfterBreak="0">
+  <w:abstractNum w:abstractNumId="4" w15:restartNumberingAfterBreak="0">
+    <w:nsid w:val="28DD584F"/>
+    <w:multiLevelType w:val="hybridMultilevel"/>
+    <w:tmpl w:val="3D2E630A"/>
+    <w:lvl w:ilvl="0" w:tplc="08090001">
+      <w:start w:val="1"/>
+      <w:numFmt w:val="bullet"/>
+      <w:lvlText w:val=""/>
+      <w:lvlJc w:val="left"/>
+      <w:pPr>
+        <w:ind w:left="720" w:hanging="360"/>
+      </w:pPr>
+      <w:rPr>
+        <w:rFonts w:ascii="Symbol" w:hAnsi="Symbol" w:hint="default"/>
+      </w:rPr>
+    </w:lvl>
+    <w:lvl w:ilvl="1" w:tplc="08090003" w:tentative="1">
+      <w:start w:val="1"/>
+      <w:numFmt w:val="bullet"/>
+      <w:lvlText w:val="o"/>
+      <w:lvlJc w:val="left"/>
+      <w:pPr>
+        <w:ind w:left="1440" w:hanging="360"/>
+      </w:pPr>
+      <w:rPr>
+        <w:rFonts w:ascii="Courier New" w:hAnsi="Courier New" w:cs="Courier New" w:hint="default"/>
+      </w:rPr>
+    </w:lvl>
+    <w:lvl w:ilvl="2" w:tplc="08090005" w:tentative="1">
+      <w:start w:val="1"/>
+      <w:numFmt w:val="bullet"/>
+      <w:lvlText w:val=""/>
+      <w:lvlJc w:val="left"/>
+      <w:pPr>
+        <w:ind w:left="2160" w:hanging="360"/>
+      </w:pPr>
+      <w:rPr>
+        <w:rFonts w:ascii="Wingdings" w:hAnsi="Wingdings" w:hint="default"/>
+      </w:rPr>
+    </w:lvl>
+    <w:lvl w:ilvl="3" w:tplc="08090001" w:tentative="1">
+      <w:start w:val="1"/>
+      <w:numFmt w:val="bullet"/>
+      <w:lvlText w:val=""/>
+      <w:lvlJc w:val="left"/>
+      <w:pPr>
+        <w:ind w:left="2880" w:hanging="360"/>
+      </w:pPr>
+      <w:rPr>
+        <w:rFonts w:ascii="Symbol" w:hAnsi="Symbol" w:hint="default"/>
+      </w:rPr>
+    </w:lvl>
+    <w:lvl w:ilvl="4" w:tplc="08090003" w:tentative="1">
+      <w:start w:val="1"/>
+      <w:numFmt w:val="bullet"/>
+      <w:lvlText w:val="o"/>
+      <w:lvlJc w:val="left"/>
+      <w:pPr>
+        <w:ind w:left="3600" w:hanging="360"/>
+      </w:pPr>
+      <w:rPr>
+        <w:rFonts w:ascii="Courier New" w:hAnsi="Courier New" w:cs="Courier New" w:hint="default"/>
+      </w:rPr>
+    </w:lvl>
+    <w:lvl w:ilvl="5" w:tplc="08090005" w:tentative="1">
+      <w:start w:val="1"/>
+      <w:numFmt w:val="bullet"/>
+      <w:lvlText w:val=""/>
+      <w:lvlJc w:val="left"/>
+      <w:pPr>
+        <w:ind w:left="4320" w:hanging="360"/>
+      </w:pPr>
+      <w:rPr>
+        <w:rFonts w:ascii="Wingdings" w:hAnsi="Wingdings" w:hint="default"/>
+      </w:rPr>
+    </w:lvl>
+    <w:lvl w:ilvl="6" w:tplc="08090001" w:tentative="1">
+      <w:start w:val="1"/>
+      <w:numFmt w:val="bullet"/>
+      <w:lvlText w:val=""/>
+      <w:lvlJc w:val="left"/>
+      <w:pPr>
+        <w:ind w:left="5040" w:hanging="360"/>
+      </w:pPr>
+      <w:rPr>
+        <w:rFonts w:ascii="Symbol" w:hAnsi="Symbol" w:hint="default"/>
+      </w:rPr>
+    </w:lvl>
+    <w:lvl w:ilvl="7" w:tplc="08090003" w:tentative="1">
+      <w:start w:val="1"/>
+      <w:numFmt w:val="bullet"/>
+      <w:lvlText w:val="o"/>
+      <w:lvlJc w:val="left"/>
+      <w:pPr>
+        <w:ind w:left="5760" w:hanging="360"/>
+      </w:pPr>
+      <w:rPr>
+        <w:rFonts w:ascii="Courier New" w:hAnsi="Courier New" w:cs="Courier New" w:hint="default"/>
+      </w:rPr>
+    </w:lvl>
+    <w:lvl w:ilvl="8" w:tplc="08090005" w:tentative="1">
+      <w:start w:val="1"/>
+      <w:numFmt w:val="bullet"/>
+      <w:lvlText w:val=""/>
+      <w:lvlJc w:val="left"/>
+      <w:pPr>
+        <w:ind w:left="6480" w:hanging="360"/>
+      </w:pPr>
+      <w:rPr>
+        <w:rFonts w:ascii="Wingdings" w:hAnsi="Wingdings" w:hint="default"/>
+      </w:rPr>
+    </w:lvl>
+  </w:abstractNum>
+  <w:abstractNum w:abstractNumId="5" w15:restartNumberingAfterBreak="0">
     <w:nsid w:val="2B6F7887"/>
     <w:multiLevelType w:val="hybridMultilevel"/>
     <w:tmpl w:val="66BEE34E"/>
@@ -6261,10 +9513,10 @@
       </w:rPr>
     </w:lvl>
   </w:abstractNum>
-  <w:abstractNum w:abstractNumId="4" w15:restartNumberingAfterBreak="0">
-    <w:nsid w:val="3BC7702B"/>
+  <w:abstractNum w:abstractNumId="6" w15:restartNumberingAfterBreak="0">
+    <w:nsid w:val="331E37DC"/>
     <w:multiLevelType w:val="hybridMultilevel"/>
-    <w:tmpl w:val="ED02F89E"/>
+    <w:tmpl w:val="898A0DBA"/>
     <w:lvl w:ilvl="0" w:tplc="08090001">
       <w:start w:val="1"/>
       <w:numFmt w:val="bullet"/>
@@ -6374,7 +9626,119 @@
       </w:rPr>
     </w:lvl>
   </w:abstractNum>
-  <w:abstractNum w:abstractNumId="5" w15:restartNumberingAfterBreak="0">
+  <w:abstractNum w:abstractNumId="7" w15:restartNumberingAfterBreak="0">
+    <w:nsid w:val="3BC7702B"/>
+    <w:multiLevelType w:val="hybridMultilevel"/>
+    <w:tmpl w:val="7BE2210A"/>
+    <w:lvl w:ilvl="0" w:tplc="08090001">
+      <w:start w:val="1"/>
+      <w:numFmt w:val="bullet"/>
+      <w:lvlText w:val=""/>
+      <w:lvlJc w:val="left"/>
+      <w:pPr>
+        <w:ind w:left="720" w:hanging="360"/>
+      </w:pPr>
+      <w:rPr>
+        <w:rFonts w:ascii="Symbol" w:hAnsi="Symbol" w:hint="default"/>
+      </w:rPr>
+    </w:lvl>
+    <w:lvl w:ilvl="1" w:tplc="08090003">
+      <w:start w:val="1"/>
+      <w:numFmt w:val="bullet"/>
+      <w:lvlText w:val="o"/>
+      <w:lvlJc w:val="left"/>
+      <w:pPr>
+        <w:ind w:left="1440" w:hanging="360"/>
+      </w:pPr>
+      <w:rPr>
+        <w:rFonts w:ascii="Courier New" w:hAnsi="Courier New" w:cs="Courier New" w:hint="default"/>
+      </w:rPr>
+    </w:lvl>
+    <w:lvl w:ilvl="2" w:tplc="08090005">
+      <w:start w:val="1"/>
+      <w:numFmt w:val="bullet"/>
+      <w:lvlText w:val=""/>
+      <w:lvlJc w:val="left"/>
+      <w:pPr>
+        <w:ind w:left="2160" w:hanging="360"/>
+      </w:pPr>
+      <w:rPr>
+        <w:rFonts w:ascii="Wingdings" w:hAnsi="Wingdings" w:hint="default"/>
+      </w:rPr>
+    </w:lvl>
+    <w:lvl w:ilvl="3" w:tplc="0520E26C">
+      <w:numFmt w:val="bullet"/>
+      <w:lvlText w:val="•"/>
+      <w:lvlJc w:val="left"/>
+      <w:pPr>
+        <w:ind w:left="2880" w:hanging="360"/>
+      </w:pPr>
+      <w:rPr>
+        <w:rFonts w:ascii="Aptos" w:eastAsiaTheme="minorHAnsi" w:hAnsi="Aptos" w:cstheme="minorBidi" w:hint="default"/>
+      </w:rPr>
+    </w:lvl>
+    <w:lvl w:ilvl="4" w:tplc="08090003" w:tentative="1">
+      <w:start w:val="1"/>
+      <w:numFmt w:val="bullet"/>
+      <w:lvlText w:val="o"/>
+      <w:lvlJc w:val="left"/>
+      <w:pPr>
+        <w:ind w:left="3600" w:hanging="360"/>
+      </w:pPr>
+      <w:rPr>
+        <w:rFonts w:ascii="Courier New" w:hAnsi="Courier New" w:cs="Courier New" w:hint="default"/>
+      </w:rPr>
+    </w:lvl>
+    <w:lvl w:ilvl="5" w:tplc="08090005" w:tentative="1">
+      <w:start w:val="1"/>
+      <w:numFmt w:val="bullet"/>
+      <w:lvlText w:val=""/>
+      <w:lvlJc w:val="left"/>
+      <w:pPr>
+        <w:ind w:left="4320" w:hanging="360"/>
+      </w:pPr>
+      <w:rPr>
+        <w:rFonts w:ascii="Wingdings" w:hAnsi="Wingdings" w:hint="default"/>
+      </w:rPr>
+    </w:lvl>
+    <w:lvl w:ilvl="6" w:tplc="08090001" w:tentative="1">
+      <w:start w:val="1"/>
+      <w:numFmt w:val="bullet"/>
+      <w:lvlText w:val=""/>
+      <w:lvlJc w:val="left"/>
+      <w:pPr>
+        <w:ind w:left="5040" w:hanging="360"/>
+      </w:pPr>
+      <w:rPr>
+        <w:rFonts w:ascii="Symbol" w:hAnsi="Symbol" w:hint="default"/>
+      </w:rPr>
+    </w:lvl>
+    <w:lvl w:ilvl="7" w:tplc="08090003" w:tentative="1">
+      <w:start w:val="1"/>
+      <w:numFmt w:val="bullet"/>
+      <w:lvlText w:val="o"/>
+      <w:lvlJc w:val="left"/>
+      <w:pPr>
+        <w:ind w:left="5760" w:hanging="360"/>
+      </w:pPr>
+      <w:rPr>
+        <w:rFonts w:ascii="Courier New" w:hAnsi="Courier New" w:cs="Courier New" w:hint="default"/>
+      </w:rPr>
+    </w:lvl>
+    <w:lvl w:ilvl="8" w:tplc="08090005" w:tentative="1">
+      <w:start w:val="1"/>
+      <w:numFmt w:val="bullet"/>
+      <w:lvlText w:val=""/>
+      <w:lvlJc w:val="left"/>
+      <w:pPr>
+        <w:ind w:left="6480" w:hanging="360"/>
+      </w:pPr>
+      <w:rPr>
+        <w:rFonts w:ascii="Wingdings" w:hAnsi="Wingdings" w:hint="default"/>
+      </w:rPr>
+    </w:lvl>
+  </w:abstractNum>
+  <w:abstractNum w:abstractNumId="8" w15:restartNumberingAfterBreak="0">
     <w:nsid w:val="3F21046B"/>
     <w:multiLevelType w:val="hybridMultilevel"/>
     <w:tmpl w:val="3DEA9D16"/>
@@ -6486,7 +9850,7 @@
       </w:rPr>
     </w:lvl>
   </w:abstractNum>
-  <w:abstractNum w:abstractNumId="6" w15:restartNumberingAfterBreak="0">
+  <w:abstractNum w:abstractNumId="9" w15:restartNumberingAfterBreak="0">
     <w:nsid w:val="52B3728A"/>
     <w:multiLevelType w:val="hybridMultilevel"/>
     <w:tmpl w:val="E16A6372"/>
@@ -6599,7 +9963,7 @@
       </w:rPr>
     </w:lvl>
   </w:abstractNum>
-  <w:abstractNum w:abstractNumId="7" w15:restartNumberingAfterBreak="0">
+  <w:abstractNum w:abstractNumId="10" w15:restartNumberingAfterBreak="0">
     <w:nsid w:val="5944602F"/>
     <w:multiLevelType w:val="hybridMultilevel"/>
     <w:tmpl w:val="56846A7C"/>
@@ -6712,7 +10076,7 @@
       </w:rPr>
     </w:lvl>
   </w:abstractNum>
-  <w:abstractNum w:abstractNumId="8" w15:restartNumberingAfterBreak="0">
+  <w:abstractNum w:abstractNumId="11" w15:restartNumberingAfterBreak="0">
     <w:nsid w:val="5C561FEC"/>
     <w:multiLevelType w:val="hybridMultilevel"/>
     <w:tmpl w:val="D27A3224"/>
@@ -6825,20 +10189,133 @@
       </w:rPr>
     </w:lvl>
   </w:abstractNum>
+  <w:abstractNum w:abstractNumId="12" w15:restartNumberingAfterBreak="0">
+    <w:nsid w:val="773B5D51"/>
+    <w:multiLevelType w:val="hybridMultilevel"/>
+    <w:tmpl w:val="46F2FE54"/>
+    <w:lvl w:ilvl="0" w:tplc="08090001">
+      <w:start w:val="1"/>
+      <w:numFmt w:val="bullet"/>
+      <w:lvlText w:val=""/>
+      <w:lvlJc w:val="left"/>
+      <w:pPr>
+        <w:ind w:left="720" w:hanging="360"/>
+      </w:pPr>
+      <w:rPr>
+        <w:rFonts w:ascii="Symbol" w:hAnsi="Symbol" w:hint="default"/>
+      </w:rPr>
+    </w:lvl>
+    <w:lvl w:ilvl="1" w:tplc="08090003">
+      <w:start w:val="1"/>
+      <w:numFmt w:val="bullet"/>
+      <w:lvlText w:val="o"/>
+      <w:lvlJc w:val="left"/>
+      <w:pPr>
+        <w:ind w:left="1440" w:hanging="360"/>
+      </w:pPr>
+      <w:rPr>
+        <w:rFonts w:ascii="Courier New" w:hAnsi="Courier New" w:cs="Courier New" w:hint="default"/>
+      </w:rPr>
+    </w:lvl>
+    <w:lvl w:ilvl="2" w:tplc="08090005" w:tentative="1">
+      <w:start w:val="1"/>
+      <w:numFmt w:val="bullet"/>
+      <w:lvlText w:val=""/>
+      <w:lvlJc w:val="left"/>
+      <w:pPr>
+        <w:ind w:left="2160" w:hanging="360"/>
+      </w:pPr>
+      <w:rPr>
+        <w:rFonts w:ascii="Wingdings" w:hAnsi="Wingdings" w:hint="default"/>
+      </w:rPr>
+    </w:lvl>
+    <w:lvl w:ilvl="3" w:tplc="08090001" w:tentative="1">
+      <w:start w:val="1"/>
+      <w:numFmt w:val="bullet"/>
+      <w:lvlText w:val=""/>
+      <w:lvlJc w:val="left"/>
+      <w:pPr>
+        <w:ind w:left="2880" w:hanging="360"/>
+      </w:pPr>
+      <w:rPr>
+        <w:rFonts w:ascii="Symbol" w:hAnsi="Symbol" w:hint="default"/>
+      </w:rPr>
+    </w:lvl>
+    <w:lvl w:ilvl="4" w:tplc="08090003" w:tentative="1">
+      <w:start w:val="1"/>
+      <w:numFmt w:val="bullet"/>
+      <w:lvlText w:val="o"/>
+      <w:lvlJc w:val="left"/>
+      <w:pPr>
+        <w:ind w:left="3600" w:hanging="360"/>
+      </w:pPr>
+      <w:rPr>
+        <w:rFonts w:ascii="Courier New" w:hAnsi="Courier New" w:cs="Courier New" w:hint="default"/>
+      </w:rPr>
+    </w:lvl>
+    <w:lvl w:ilvl="5" w:tplc="08090005" w:tentative="1">
+      <w:start w:val="1"/>
+      <w:numFmt w:val="bullet"/>
+      <w:lvlText w:val=""/>
+      <w:lvlJc w:val="left"/>
+      <w:pPr>
+        <w:ind w:left="4320" w:hanging="360"/>
+      </w:pPr>
+      <w:rPr>
+        <w:rFonts w:ascii="Wingdings" w:hAnsi="Wingdings" w:hint="default"/>
+      </w:rPr>
+    </w:lvl>
+    <w:lvl w:ilvl="6" w:tplc="08090001" w:tentative="1">
+      <w:start w:val="1"/>
+      <w:numFmt w:val="bullet"/>
+      <w:lvlText w:val=""/>
+      <w:lvlJc w:val="left"/>
+      <w:pPr>
+        <w:ind w:left="5040" w:hanging="360"/>
+      </w:pPr>
+      <w:rPr>
+        <w:rFonts w:ascii="Symbol" w:hAnsi="Symbol" w:hint="default"/>
+      </w:rPr>
+    </w:lvl>
+    <w:lvl w:ilvl="7" w:tplc="08090003" w:tentative="1">
+      <w:start w:val="1"/>
+      <w:numFmt w:val="bullet"/>
+      <w:lvlText w:val="o"/>
+      <w:lvlJc w:val="left"/>
+      <w:pPr>
+        <w:ind w:left="5760" w:hanging="360"/>
+      </w:pPr>
+      <w:rPr>
+        <w:rFonts w:ascii="Courier New" w:hAnsi="Courier New" w:cs="Courier New" w:hint="default"/>
+      </w:rPr>
+    </w:lvl>
+    <w:lvl w:ilvl="8" w:tplc="08090005" w:tentative="1">
+      <w:start w:val="1"/>
+      <w:numFmt w:val="bullet"/>
+      <w:lvlText w:val=""/>
+      <w:lvlJc w:val="left"/>
+      <w:pPr>
+        <w:ind w:left="6480" w:hanging="360"/>
+      </w:pPr>
+      <w:rPr>
+        <w:rFonts w:ascii="Wingdings" w:hAnsi="Wingdings" w:hint="default"/>
+      </w:rPr>
+    </w:lvl>
+  </w:abstractNum>
   <w:num w:numId="1" w16cid:durableId="1178617985">
-    <w:abstractNumId w:val="6"/>
+    <w:abstractNumId w:val="9"/>
   </w:num>
   <w:num w:numId="2" w16cid:durableId="723335455">
-    <w:abstractNumId w:val="3"/>
+    <w:abstractNumId w:val="5"/>
   </w:num>
   <w:num w:numId="3" w16cid:durableId="1444884631">
+    <w:abstractNumId w:val="11"/>
+  </w:num>
+  <w:num w:numId="4" w16cid:durableId="265381341">
     <w:abstractNumId w:val="8"/>
   </w:num>
-  <w:num w:numId="4" w16cid:durableId="265381341">
-    <w:abstractNumId w:val="5"/>
-  </w:num>
   <w:num w:numId="5" w16cid:durableId="1536037186">
-    <w:abstractNumId w:val="4"/>
+    <w:abstractNumId w:val="7"/>
   </w:num>
   <w:num w:numId="6" w16cid:durableId="263346742">
     <w:abstractNumId w:val="0"/>
@@ -6847,10 +10324,22 @@
     <w:abstractNumId w:val="1"/>
   </w:num>
   <w:num w:numId="8" w16cid:durableId="1405565440">
-    <w:abstractNumId w:val="7"/>
+    <w:abstractNumId w:val="10"/>
   </w:num>
   <w:num w:numId="9" w16cid:durableId="1006515824">
+    <w:abstractNumId w:val="3"/>
+  </w:num>
+  <w:num w:numId="10" w16cid:durableId="613902639">
     <w:abstractNumId w:val="2"/>
+  </w:num>
+  <w:num w:numId="11" w16cid:durableId="1417021531">
+    <w:abstractNumId w:val="4"/>
+  </w:num>
+  <w:num w:numId="12" w16cid:durableId="141428785">
+    <w:abstractNumId w:val="12"/>
+  </w:num>
+  <w:num w:numId="13" w16cid:durableId="3556787">
+    <w:abstractNumId w:val="6"/>
   </w:num>
 </w:numbering>
 </file>
@@ -7255,7 +10744,7 @@
   <w:style w:type="paragraph" w:default="1" w:styleId="Normal">
     <w:name w:val="Normal"/>
     <w:qFormat/>
-    <w:rsid w:val="003446E3"/>
+    <w:rsid w:val="000237AC"/>
     <w:rPr>
       <w:sz w:val="20"/>
     </w:rPr>
@@ -7923,6 +11412,25 @@
       <w:ind w:left="440"/>
     </w:pPr>
   </w:style>
+  <w:style w:type="table" w:styleId="TableGrid">
+    <w:name w:val="Table Grid"/>
+    <w:basedOn w:val="TableNormal"/>
+    <w:uiPriority w:val="39"/>
+    <w:rsid w:val="00C33874"/>
+    <w:pPr>
+      <w:spacing w:after="0" w:line="240" w:lineRule="auto"/>
+    </w:pPr>
+    <w:tblPr>
+      <w:tblBorders>
+        <w:top w:val="single" w:sz="4" w:space="0" w:color="auto"/>
+        <w:left w:val="single" w:sz="4" w:space="0" w:color="auto"/>
+        <w:bottom w:val="single" w:sz="4" w:space="0" w:color="auto"/>
+        <w:right w:val="single" w:sz="4" w:space="0" w:color="auto"/>
+        <w:insideH w:val="single" w:sz="4" w:space="0" w:color="auto"/>
+        <w:insideV w:val="single" w:sz="4" w:space="0" w:color="auto"/>
+      </w:tblBorders>
+    </w:tblPr>
+  </w:style>
 </w:styles>
 </file>
 
@@ -8245,7 +11753,7 @@
     </b:Author>
     <b:Title>Week 11 Workshop</b:Title>
     <b:InternetSiteTitle>Blackboard</b:InternetSiteTitle>
-    <b:RefOrder>1</b:RefOrder>
+    <b:RefOrder>2</b:RefOrder>
   </b:Source>
   <b:Source>
     <b:Tag>Workshop12</b:Tag>
@@ -8258,7 +11766,21 @@
     </b:Author>
     <b:Title>Week 12 Workshop</b:Title>
     <b:InternetSiteTitle>Blackboard</b:InternetSiteTitle>
-    <b:RefOrder>2</b:RefOrder>
+    <b:RefOrder>3</b:RefOrder>
+  </b:Source>
+  <b:Source>
+    <b:Tag>FastAPI</b:Tag>
+    <b:SourceType>InternetSite</b:SourceType>
+    <b:Guid>{7FC3EE63-6DC0-46C7-926E-742BC99366C2}</b:Guid>
+    <b:Author>
+      <b:Author>
+        <b:Corporate>FastAPI</b:Corporate>
+      </b:Author>
+    </b:Author>
+    <b:Title>Handling An Error</b:Title>
+    <b:InternetSiteTitle>FastAPI</b:InternetSiteTitle>
+    <b:URL>https://fastapi.tiangolo.com/tutorial/handling-errors/#raise-an-httpexception-in-your-code</b:URL>
+    <b:RefOrder>1</b:RefOrder>
   </b:Source>
 </b:Sources>
 </file>
@@ -8272,7 +11794,7 @@
 </file>
 
 <file path=customXml/itemProps2.xml><?xml version="1.0" encoding="utf-8"?>
-<ds:datastoreItem xmlns:ds="http://schemas.openxmlformats.org/officeDocument/2006/customXml" ds:itemID="{B0D110D7-AACD-43F7-8267-C970B45E8400}">
+<ds:datastoreItem xmlns:ds="http://schemas.openxmlformats.org/officeDocument/2006/customXml" ds:itemID="{3E96FD42-7B1F-4E2D-97D9-95ECE8023D50}">
   <ds:schemaRefs>
     <ds:schemaRef ds:uri="http://schemas.openxmlformats.org/officeDocument/2006/bibliography"/>
   </ds:schemaRefs>

--- a/Assignment/Assignment 2/Report.docx
+++ b/Assignment/Assignment 2/Report.docx
@@ -5157,7 +5157,15 @@
           </w:tcPr>
           <w:p>
             <w:r>
-              <w:t xml:space="preserve">This endpoint was designed to give a list of all vehicle makes to show the users recording a new car, what car types there are, to ensure that all information that will be input is accurate. </w:t>
+              <w:t xml:space="preserve">This endpoint was designed to give a list of all </w:t>
+            </w:r>
+            <w:proofErr w:type="gramStart"/>
+            <w:r>
+              <w:t>vehicle</w:t>
+            </w:r>
+            <w:proofErr w:type="gramEnd"/>
+            <w:r>
+              <w:t xml:space="preserve"> makes to show the users recording a new car, what car types there are, to ensure that all information that will be input is accurate. </w:t>
             </w:r>
           </w:p>
         </w:tc>
@@ -6093,7 +6101,15 @@
           </w:tcPr>
           <w:p>
             <w:r>
-              <w:t xml:space="preserve">This would be useful as It would allow for users to create a new officer record </w:t>
+              <w:t xml:space="preserve">This would be useful as </w:t>
+            </w:r>
+            <w:proofErr w:type="gramStart"/>
+            <w:r>
+              <w:t>It</w:t>
+            </w:r>
+            <w:proofErr w:type="gramEnd"/>
+            <w:r>
+              <w:t xml:space="preserve"> would allow for users to create a new officer record </w:t>
             </w:r>
           </w:p>
         </w:tc>
@@ -7222,10 +7238,18 @@
           </w:tcPr>
           <w:p>
             <w:r>
-              <w:t xml:space="preserve">This endpoint is used to update a </w:t>
-            </w:r>
-            <w:r>
-              <w:t>violations type</w:t>
+              <w:t xml:space="preserve">This endpoint is used to update </w:t>
+            </w:r>
+            <w:proofErr w:type="gramStart"/>
+            <w:r>
+              <w:t xml:space="preserve">a </w:t>
+            </w:r>
+            <w:r>
+              <w:t>violations</w:t>
+            </w:r>
+            <w:proofErr w:type="gramEnd"/>
+            <w:r>
+              <w:t xml:space="preserve"> type</w:t>
             </w:r>
             <w:r>
               <w:t xml:space="preserve"> record</w:t>
@@ -7602,7 +7626,15 @@
           </w:tcPr>
           <w:p>
             <w:r>
-              <w:t xml:space="preserve">This endpoint is used to delete a </w:t>
+              <w:t xml:space="preserve">This endpoint is used to delete </w:t>
+            </w:r>
+            <w:proofErr w:type="gramStart"/>
+            <w:r>
+              <w:t>a</w:t>
+            </w:r>
+            <w:proofErr w:type="gramEnd"/>
+            <w:r>
+              <w:t xml:space="preserve"> </w:t>
             </w:r>
             <w:r>
               <w:t>Officer</w:t>
@@ -8191,8 +8223,13 @@
         </w:numPr>
       </w:pPr>
       <w:r>
-        <w:t>JWT based authentication</w:t>
+        <w:t xml:space="preserve">JWT based </w:t>
       </w:r>
+      <w:proofErr w:type="gramStart"/>
+      <w:r>
+        <w:t>authentication</w:t>
+      </w:r>
+      <w:proofErr w:type="gramEnd"/>
     </w:p>
     <w:p>
       <w:pPr>
@@ -8203,8 +8240,13 @@
         </w:numPr>
       </w:pPr>
       <w:r>
-        <w:t>This makes it so the program accepts a username and password login</w:t>
+        <w:t xml:space="preserve">This makes it so the program accepts a username and password </w:t>
       </w:r>
+      <w:proofErr w:type="gramStart"/>
+      <w:r>
+        <w:t>login</w:t>
+      </w:r>
+      <w:proofErr w:type="gramEnd"/>
     </w:p>
     <w:p>
       <w:pPr>
@@ -8215,8 +8257,13 @@
         </w:numPr>
       </w:pPr>
       <w:r>
-        <w:t>Returns a signed JWT</w:t>
+        <w:t xml:space="preserve">Returns a signed </w:t>
       </w:r>
+      <w:proofErr w:type="gramStart"/>
+      <w:r>
+        <w:t>JWT</w:t>
+      </w:r>
+      <w:proofErr w:type="gramEnd"/>
     </w:p>
     <w:p>
       <w:pPr>
@@ -8271,8 +8318,13 @@
         </w:numPr>
       </w:pPr>
       <w:r>
-        <w:t>Prevents access with forged tokens or expired credentials</w:t>
+        <w:t xml:space="preserve">Prevents access with forged tokens or expired </w:t>
       </w:r>
+      <w:proofErr w:type="gramStart"/>
+      <w:r>
+        <w:t>credentials</w:t>
+      </w:r>
+      <w:proofErr w:type="gramEnd"/>
     </w:p>
     <w:p>
       <w:pPr>
@@ -8295,7 +8347,15 @@
         </w:numPr>
       </w:pPr>
       <w:r>
-        <w:t xml:space="preserve">Stops returning null or crashing </w:t>
+        <w:t xml:space="preserve">Stops returning null or </w:t>
+      </w:r>
+      <w:proofErr w:type="gramStart"/>
+      <w:r>
+        <w:t>crashing</w:t>
+      </w:r>
+      <w:proofErr w:type="gramEnd"/>
+      <w:r>
+        <w:t xml:space="preserve"> </w:t>
       </w:r>
     </w:p>
     <w:p/>
@@ -8320,7 +8380,23 @@
       </w:r>
       <w:proofErr w:type="spellEnd"/>
       <w:r>
-        <w:t xml:space="preserve"> table. Due to the fact that we are unable to edit our assignment 1, I made it so logins can be done through using the officers person Id and officer ID instead of username and password to ensure that logins can still be done. I found this to be a good method of implementing logins, the only issue with it is that it does not allow for hashed password or strong security within the logins aspect. </w:t>
+        <w:t xml:space="preserve"> table. Due to the fact that we are unable to edit our assignment 1, I made it so logins can be done through using the </w:t>
+      </w:r>
+      <w:proofErr w:type="gramStart"/>
+      <w:r>
+        <w:t>officers</w:t>
+      </w:r>
+      <w:proofErr w:type="gramEnd"/>
+      <w:r>
+        <w:t xml:space="preserve"> person Id and officer ID instead of username and password to ensure that logins can still be done. I found this to be a good method of implementing logins, the only issue with it is that it does not allow for hashed password or strong security within the </w:t>
+      </w:r>
+      <w:proofErr w:type="gramStart"/>
+      <w:r>
+        <w:t>logins</w:t>
+      </w:r>
+      <w:proofErr w:type="gramEnd"/>
+      <w:r>
+        <w:t xml:space="preserve"> aspect. </w:t>
       </w:r>
     </w:p>
     <w:p>
@@ -8359,8 +8435,13 @@
         </w:numPr>
       </w:pPr>
       <w:r>
-        <w:t>This error handling method has been used in all my API routers</w:t>
+        <w:t xml:space="preserve">This error handling method has been used in all my API </w:t>
       </w:r>
+      <w:proofErr w:type="gramStart"/>
+      <w:r>
+        <w:t>routers</w:t>
+      </w:r>
+      <w:proofErr w:type="gramEnd"/>
     </w:p>
     <w:p>
       <w:pPr>
@@ -8415,7 +8496,15 @@
         </w:numPr>
       </w:pPr>
       <w:r>
-        <w:t xml:space="preserve">This is used to ensure that user is in the DB and the token is not expired. </w:t>
+        <w:t xml:space="preserve">This is used to ensure that user is in the </w:t>
+      </w:r>
+      <w:proofErr w:type="gramStart"/>
+      <w:r>
+        <w:t>DB</w:t>
+      </w:r>
+      <w:proofErr w:type="gramEnd"/>
+      <w:r>
+        <w:t xml:space="preserve"> and the token is not expired. </w:t>
       </w:r>
     </w:p>
     <w:p>
@@ -8427,8 +8516,13 @@
         </w:numPr>
       </w:pPr>
       <w:r>
-        <w:t>Try Finally used</w:t>
+        <w:t xml:space="preserve">Try Finally </w:t>
       </w:r>
+      <w:proofErr w:type="gramStart"/>
+      <w:r>
+        <w:t>used</w:t>
+      </w:r>
+      <w:proofErr w:type="gramEnd"/>
     </w:p>
     <w:p>
       <w:pPr>
@@ -8473,9 +8567,6 @@
         </w:rPr>
       </w:pPr>
       <w:bookmarkStart w:id="7" w:name="_Toc222756185"/>
-      <w:r>
-        <w:br w:type="page"/>
-      </w:r>
     </w:p>
     <w:bookmarkEnd w:id="7" w:displacedByCustomXml="next"/>
     <w:sdt>
@@ -11753,7 +11844,7 @@
     </b:Author>
     <b:Title>Week 11 Workshop</b:Title>
     <b:InternetSiteTitle>Blackboard</b:InternetSiteTitle>
-    <b:RefOrder>2</b:RefOrder>
+    <b:RefOrder>1</b:RefOrder>
   </b:Source>
   <b:Source>
     <b:Tag>Workshop12</b:Tag>
@@ -11766,7 +11857,7 @@
     </b:Author>
     <b:Title>Week 12 Workshop</b:Title>
     <b:InternetSiteTitle>Blackboard</b:InternetSiteTitle>
-    <b:RefOrder>3</b:RefOrder>
+    <b:RefOrder>2</b:RefOrder>
   </b:Source>
   <b:Source>
     <b:Tag>FastAPI</b:Tag>
@@ -11780,7 +11871,7 @@
     <b:Title>Handling An Error</b:Title>
     <b:InternetSiteTitle>FastAPI</b:InternetSiteTitle>
     <b:URL>https://fastapi.tiangolo.com/tutorial/handling-errors/#raise-an-httpexception-in-your-code</b:URL>
-    <b:RefOrder>1</b:RefOrder>
+    <b:RefOrder>3</b:RefOrder>
   </b:Source>
 </b:Sources>
 </file>
@@ -11794,7 +11885,7 @@
 </file>
 
 <file path=customXml/itemProps2.xml><?xml version="1.0" encoding="utf-8"?>
-<ds:datastoreItem xmlns:ds="http://schemas.openxmlformats.org/officeDocument/2006/customXml" ds:itemID="{3E96FD42-7B1F-4E2D-97D9-95ECE8023D50}">
+<ds:datastoreItem xmlns:ds="http://schemas.openxmlformats.org/officeDocument/2006/customXml" ds:itemID="{3F813812-44E6-42B6-B323-912D7D1DD088}">
   <ds:schemaRefs>
     <ds:schemaRef ds:uri="http://schemas.openxmlformats.org/officeDocument/2006/bibliography"/>
   </ds:schemaRefs>

--- a/Assignment/Assignment 2/Report.docx
+++ b/Assignment/Assignment 2/Report.docx
@@ -4,13 +4,6 @@
   <w:body>
     <w:sdt>
       <w:sdtPr>
-        <w:id w:val="269517854"/>
-        <w:docPartObj>
-          <w:docPartGallery w:val="Cover Pages"/>
-          <w:docPartUnique/>
-        </w:docPartObj>
-      </w:sdtPr>
-      <w:sdtEndPr>
         <w:rPr>
           <w:rFonts w:eastAsiaTheme="minorHAnsi"/>
           <w:kern w:val="2"/>
@@ -18,7 +11,12 @@
           <w:lang w:eastAsia="en-US"/>
           <w14:ligatures w14:val="standardContextual"/>
         </w:rPr>
-      </w:sdtEndPr>
+        <w:id w:val="269517854"/>
+        <w:docPartObj>
+          <w:docPartGallery w:val="Cover Pages"/>
+          <w:docPartUnique/>
+        </w:docPartObj>
+      </w:sdtPr>
       <w:sdtContent>
         <w:p>
           <w:pPr>
@@ -3882,7 +3880,7 @@
                                         <w:sz w:val="36"/>
                                         <w:szCs w:val="36"/>
                                       </w:rPr>
-                                      <w:t xml:space="preserve">Traffic Violations API </w:t>
+                                      <w:t>Traffic Violations API</w:t>
                                     </w:r>
                                   </w:sdtContent>
                                 </w:sdt>
@@ -3977,7 +3975,7 @@
                                   <w:sz w:val="36"/>
                                   <w:szCs w:val="36"/>
                                 </w:rPr>
-                                <w:t xml:space="preserve">Traffic Violations API </w:t>
+                                <w:t>Traffic Violations API</w:t>
                               </w:r>
                             </w:sdtContent>
                           </w:sdt>
@@ -4013,15 +4011,20 @@
       <w:bookmarkEnd w:id="0"/>
     </w:p>
     <w:p>
+      <w:r>
+        <w:t>For each endpoint, the following are displayed:</w:t>
+      </w:r>
+    </w:p>
+    <w:p>
       <w:pPr>
         <w:pStyle w:val="ListParagraph"/>
         <w:numPr>
           <w:ilvl w:val="0"/>
-          <w:numId w:val="3"/>
+          <w:numId w:val="14"/>
         </w:numPr>
       </w:pPr>
       <w:r>
-        <w:t>For each endpoint, you are to provide the following:</w:t>
+        <w:t xml:space="preserve">A brief description of the endpoint that highlights the purpose </w:t>
       </w:r>
     </w:p>
     <w:p>
@@ -4029,15 +4032,11 @@
         <w:pStyle w:val="ListParagraph"/>
         <w:numPr>
           <w:ilvl w:val="0"/>
-          <w:numId w:val="3"/>
+          <w:numId w:val="14"/>
         </w:numPr>
       </w:pPr>
       <w:r>
-        <w:t>A brief rationale on the design of the endpoint that highlights its</w:t>
-      </w:r>
-      <w:r>
-        <w:br/>
-        <w:t>purpose and usefulness.</w:t>
+        <w:t>The full URL of the endpoint along with the URL of the screenshot of it working</w:t>
       </w:r>
     </w:p>
     <w:p>
@@ -4045,27 +4044,11 @@
         <w:pStyle w:val="ListParagraph"/>
         <w:numPr>
           <w:ilvl w:val="0"/>
-          <w:numId w:val="3"/>
+          <w:numId w:val="14"/>
         </w:numPr>
       </w:pPr>
       <w:r>
-        <w:t>The full URL of the endpoint.</w:t>
-      </w:r>
-    </w:p>
-    <w:p>
-      <w:pPr>
-        <w:pStyle w:val="ListParagraph"/>
-        <w:numPr>
-          <w:ilvl w:val="0"/>
-          <w:numId w:val="3"/>
-        </w:numPr>
-      </w:pPr>
-      <w:r>
-        <w:t>A screenshot of the data returned/posted when the endpoint is</w:t>
-      </w:r>
-      <w:r>
-        <w:br/>
-        <w:t>called.</w:t>
+        <w:t xml:space="preserve">A brief statement about how useful the endpoint will be. </w:t>
       </w:r>
     </w:p>
     <w:p>
@@ -4159,6 +4142,9 @@
             <w:r>
               <w:t>Assignment2/app/main.py/</w:t>
             </w:r>
+            <w:r>
+              <w:t>, Assignment2/Images/Default_root.png</w:t>
+            </w:r>
           </w:p>
         </w:tc>
       </w:tr>
@@ -4267,6 +4253,9 @@
             <w:r>
               <w:t>Assignment2/app/api/person.py/</w:t>
             </w:r>
+            <w:r>
+              <w:t>, Assignment2/Images/Persons_List.png</w:t>
+            </w:r>
           </w:p>
         </w:tc>
       </w:tr>
@@ -4381,6 +4370,9 @@
             <w:r>
               <w:t>Assignment2/app/api/person.py/{person_id}</w:t>
             </w:r>
+            <w:r>
+              <w:t>, Assignment2/Images/Person_Get.png</w:t>
+            </w:r>
           </w:p>
         </w:tc>
       </w:tr>
@@ -4498,6 +4490,9 @@
             <w:r>
               <w:t>Assignment2/app/api/Drivers_license.py/</w:t>
             </w:r>
+            <w:r>
+              <w:t>, Assignment2/Images/License_List.png</w:t>
+            </w:r>
           </w:p>
         </w:tc>
       </w:tr>
@@ -4613,8 +4608,10 @@
             <w:r>
               <w:t>Assignment2/app/api/Drivers_license.py/</w:t>
             </w:r>
-          </w:p>
-          <w:p/>
+            <w:r>
+              <w:t>, Assignment2/Images/License_Get.png</w:t>
+            </w:r>
+          </w:p>
         </w:tc>
       </w:tr>
       <w:tr>
@@ -4728,6 +4725,9 @@
             <w:r>
               <w:t>Assignment2/app/api/Officer.py/</w:t>
             </w:r>
+            <w:r>
+              <w:t>, Assignment2/Images/Officer_List.png</w:t>
+            </w:r>
           </w:p>
         </w:tc>
       </w:tr>
@@ -4845,6 +4845,9 @@
             <w:r>
               <w:t>Assignment2/app/api/officer.py/{Officer_ID}</w:t>
             </w:r>
+            <w:r>
+              <w:t>, Assignment2/Images/Officer_Get.png</w:t>
+            </w:r>
           </w:p>
         </w:tc>
       </w:tr>
@@ -4855,6 +4858,7 @@
           </w:tcPr>
           <w:p>
             <w:r>
+              <w:lastRenderedPageBreak/>
               <w:t>Get</w:t>
             </w:r>
             <w:r>
@@ -4902,7 +4906,6 @@
           </w:tcPr>
           <w:p>
             <w:r>
-              <w:lastRenderedPageBreak/>
               <w:t>List</w:t>
             </w:r>
             <w:r>
@@ -4969,6 +4972,9 @@
             <w:r>
               <w:t>Assignment2/app/api/vehicle.py/</w:t>
             </w:r>
+            <w:r>
+              <w:t>, Assignment2/Images/Vehicle_List.png</w:t>
+            </w:r>
           </w:p>
         </w:tc>
       </w:tr>
@@ -5077,6 +5083,9 @@
             <w:r>
               <w:t>Assignment2/app/api/vehicle.py/{VehicleID}</w:t>
             </w:r>
+            <w:r>
+              <w:t xml:space="preserve">, Assignment/Images/Vehicle_Get.png </w:t>
+            </w:r>
           </w:p>
         </w:tc>
       </w:tr>
@@ -5157,15 +5166,7 @@
           </w:tcPr>
           <w:p>
             <w:r>
-              <w:t xml:space="preserve">This endpoint was designed to give a list of all </w:t>
-            </w:r>
-            <w:proofErr w:type="gramStart"/>
-            <w:r>
-              <w:t>vehicle</w:t>
-            </w:r>
-            <w:proofErr w:type="gramEnd"/>
-            <w:r>
-              <w:t xml:space="preserve"> makes to show the users recording a new car, what car types there are, to ensure that all information that will be input is accurate. </w:t>
+              <w:t xml:space="preserve">This endpoint was designed to give a list of all vehicle makes to show the users recording a new car, what car types there are, to ensure that all information that will be input is accurate. </w:t>
             </w:r>
           </w:p>
         </w:tc>
@@ -5211,6 +5212,15 @@
             <w:r>
               <w:t>Assignment2/app/api/vehicle_make.py</w:t>
             </w:r>
+            <w:r>
+              <w:t xml:space="preserve">, </w:t>
+            </w:r>
+            <w:r>
+              <w:t>Assignment/Images/</w:t>
+            </w:r>
+            <w:r>
+              <w:t>MakeVehicle_List.png</w:t>
+            </w:r>
           </w:p>
         </w:tc>
       </w:tr>
@@ -5319,6 +5329,15 @@
             <w:r>
               <w:t>Assignment2/app/api/vehicle_make.py/{VehicleID}</w:t>
             </w:r>
+            <w:r>
+              <w:t xml:space="preserve">, </w:t>
+            </w:r>
+            <w:r>
+              <w:t>Assignment/Images/</w:t>
+            </w:r>
+            <w:r>
+              <w:t>MakeVehicle_Get.png</w:t>
+            </w:r>
           </w:p>
         </w:tc>
       </w:tr>
@@ -5415,6 +5434,15 @@
             <w:r>
               <w:t>URL: Assignment2/app/api/violations.py</w:t>
             </w:r>
+            <w:r>
+              <w:t xml:space="preserve">, </w:t>
+            </w:r>
+            <w:r>
+              <w:t>Assignment/Images/</w:t>
+            </w:r>
+            <w:r>
+              <w:t>Violations_List.png</w:t>
+            </w:r>
           </w:p>
         </w:tc>
       </w:tr>
@@ -5607,6 +5635,15 @@
             <w:r>
               <w:t>Assignment2/app/api/violation_types.py</w:t>
             </w:r>
+            <w:r>
+              <w:t xml:space="preserve">, </w:t>
+            </w:r>
+            <w:r>
+              <w:t>Assignment/Images/</w:t>
+            </w:r>
+            <w:r>
+              <w:t>TypeViolation_List.png</w:t>
+            </w:r>
           </w:p>
         </w:tc>
       </w:tr>
@@ -5702,6 +5739,15 @@
           <w:p>
             <w:r>
               <w:t>Assignment2/app/api/violation_types.py/{ViolationID }</w:t>
+            </w:r>
+            <w:r>
+              <w:t xml:space="preserve">, </w:t>
+            </w:r>
+            <w:r>
+              <w:t>Assignment/Images/</w:t>
+            </w:r>
+            <w:r>
+              <w:t>TypeViolation_Get.png</w:t>
             </w:r>
           </w:p>
         </w:tc>
@@ -5815,6 +5861,7 @@
           </w:tcPr>
           <w:p>
             <w:r>
+              <w:lastRenderedPageBreak/>
               <w:t>Create Person</w:t>
             </w:r>
           </w:p>
@@ -5879,15 +5926,7 @@
           </w:tcPr>
           <w:p>
             <w:r>
-              <w:t xml:space="preserve">Create </w:t>
-            </w:r>
-            <w:proofErr w:type="spellStart"/>
-            <w:r>
-              <w:t>Drivers</w:t>
-            </w:r>
-            <w:proofErr w:type="spellEnd"/>
-            <w:r>
-              <w:t xml:space="preserve"> License</w:t>
+              <w:t>Create Drivers License</w:t>
             </w:r>
           </w:p>
         </w:tc>
@@ -5907,18 +5946,7 @@
           </w:tcPr>
           <w:p>
             <w:r>
-              <w:t xml:space="preserve">This endpoint was designed to Create a new </w:t>
-            </w:r>
-            <w:proofErr w:type="spellStart"/>
-            <w:r>
-              <w:t>Drivers</w:t>
-            </w:r>
-            <w:proofErr w:type="spellEnd"/>
-            <w:r>
-              <w:t xml:space="preserve"> License </w:t>
-            </w:r>
-            <w:r>
-              <w:t>record by the user</w:t>
+              <w:t>This endpoint was designed to Create a new Drivers License record by the user</w:t>
             </w:r>
           </w:p>
         </w:tc>
@@ -5930,15 +5958,7 @@
           </w:tcPr>
           <w:p>
             <w:r>
-              <w:t xml:space="preserve">Create </w:t>
-            </w:r>
-            <w:proofErr w:type="spellStart"/>
-            <w:r>
-              <w:t>Drivers</w:t>
-            </w:r>
-            <w:proofErr w:type="spellEnd"/>
-            <w:r>
-              <w:t xml:space="preserve"> License</w:t>
+              <w:t>Create Drivers License</w:t>
             </w:r>
           </w:p>
         </w:tc>
@@ -5970,15 +5990,7 @@
           </w:tcPr>
           <w:p>
             <w:r>
-              <w:t xml:space="preserve">Create </w:t>
-            </w:r>
-            <w:proofErr w:type="spellStart"/>
-            <w:r>
-              <w:t>Drivers</w:t>
-            </w:r>
-            <w:proofErr w:type="spellEnd"/>
-            <w:r>
-              <w:t xml:space="preserve"> License</w:t>
+              <w:t>Create Drivers License</w:t>
             </w:r>
           </w:p>
         </w:tc>
@@ -6010,7 +6022,6 @@
           </w:tcPr>
           <w:p>
             <w:r>
-              <w:lastRenderedPageBreak/>
               <w:t>Create Officers</w:t>
             </w:r>
           </w:p>
@@ -6031,13 +6042,7 @@
           </w:tcPr>
           <w:p>
             <w:r>
-              <w:t xml:space="preserve">This endpoint was designed to Create a new </w:t>
-            </w:r>
-            <w:r>
-              <w:t xml:space="preserve">Police officer </w:t>
-            </w:r>
-            <w:r>
-              <w:t>record by the user</w:t>
+              <w:t>This endpoint was designed to Create a new Police officer record by the user</w:t>
             </w:r>
           </w:p>
         </w:tc>
@@ -6101,15 +6106,7 @@
           </w:tcPr>
           <w:p>
             <w:r>
-              <w:t xml:space="preserve">This would be useful as </w:t>
-            </w:r>
-            <w:proofErr w:type="gramStart"/>
-            <w:r>
-              <w:t>It</w:t>
-            </w:r>
-            <w:proofErr w:type="gramEnd"/>
-            <w:r>
-              <w:t xml:space="preserve"> would allow for users to create a new officer record </w:t>
+              <w:t xml:space="preserve">This would be useful as It would allow for users to create a new officer record </w:t>
             </w:r>
           </w:p>
         </w:tc>
@@ -6141,13 +6138,7 @@
           </w:tcPr>
           <w:p>
             <w:r>
-              <w:t xml:space="preserve">This endpoint was designed to Create a new </w:t>
-            </w:r>
-            <w:r>
-              <w:t xml:space="preserve">Vehicle </w:t>
-            </w:r>
-            <w:r>
-              <w:t>record by the user</w:t>
+              <w:t>This endpoint was designed to Create a new Vehicle record by the user</w:t>
             </w:r>
           </w:p>
         </w:tc>
@@ -6243,13 +6234,7 @@
           </w:tcPr>
           <w:p>
             <w:r>
-              <w:t xml:space="preserve">This endpoint was designed to Create a new </w:t>
-            </w:r>
-            <w:r>
-              <w:t>Vehicle type</w:t>
-            </w:r>
-            <w:r>
-              <w:t xml:space="preserve"> by the user</w:t>
+              <w:t>This endpoint was designed to Create a new Vehicle type by the user</w:t>
             </w:r>
           </w:p>
         </w:tc>
@@ -6345,13 +6330,7 @@
           </w:tcPr>
           <w:p>
             <w:r>
-              <w:t xml:space="preserve">This endpoint was designed to Create a new </w:t>
-            </w:r>
-            <w:r>
-              <w:t xml:space="preserve">violation </w:t>
-            </w:r>
-            <w:r>
-              <w:t>record by the user</w:t>
+              <w:t>This endpoint was designed to Create a new violation record by the user</w:t>
             </w:r>
           </w:p>
         </w:tc>
@@ -6447,13 +6426,7 @@
           </w:tcPr>
           <w:p>
             <w:r>
-              <w:t xml:space="preserve">This endpoint was designed to Create a new </w:t>
-            </w:r>
-            <w:r>
-              <w:t xml:space="preserve">violation type </w:t>
-            </w:r>
-            <w:r>
-              <w:t>by the user</w:t>
+              <w:t>This endpoint was designed to Create a new violation type by the user</w:t>
             </w:r>
           </w:p>
         </w:tc>
@@ -6539,13 +6512,7 @@
     </w:p>
     <w:p>
       <w:r>
-        <w:t xml:space="preserve">In this assignment, many </w:t>
-      </w:r>
-      <w:r>
-        <w:t xml:space="preserve">PUT </w:t>
-      </w:r>
-      <w:r>
-        <w:t>endpoints were made, these were:</w:t>
+        <w:t>In this assignment, many PUT endpoints were made, these were:</w:t>
       </w:r>
     </w:p>
     <w:tbl>
@@ -6663,15 +6630,7 @@
           </w:tcPr>
           <w:p>
             <w:r>
-              <w:t xml:space="preserve">Update </w:t>
-            </w:r>
-            <w:proofErr w:type="spellStart"/>
-            <w:r>
-              <w:t>Drivers</w:t>
-            </w:r>
-            <w:proofErr w:type="spellEnd"/>
-            <w:r>
-              <w:t xml:space="preserve"> License</w:t>
+              <w:t>Update Drivers License</w:t>
             </w:r>
           </w:p>
         </w:tc>
@@ -6703,15 +6662,7 @@
           </w:tcPr>
           <w:p>
             <w:r>
-              <w:t xml:space="preserve">Update </w:t>
-            </w:r>
-            <w:proofErr w:type="spellStart"/>
-            <w:r>
-              <w:t>Drivers</w:t>
-            </w:r>
-            <w:proofErr w:type="spellEnd"/>
-            <w:r>
-              <w:t xml:space="preserve"> License</w:t>
+              <w:t>Update Drivers License</w:t>
             </w:r>
           </w:p>
         </w:tc>
@@ -6731,10 +6682,7 @@
           </w:tcPr>
           <w:p>
             <w:r>
-              <w:t>Assignment2/app/api/</w:t>
-            </w:r>
-            <w:r>
-              <w:t>drivers_license.py</w:t>
+              <w:t>Assignment2/app/api/drivers_license.py</w:t>
             </w:r>
           </w:p>
         </w:tc>
@@ -6746,15 +6694,7 @@
           </w:tcPr>
           <w:p>
             <w:r>
-              <w:t xml:space="preserve">Update </w:t>
-            </w:r>
-            <w:proofErr w:type="spellStart"/>
-            <w:r>
-              <w:t>Drivers</w:t>
-            </w:r>
-            <w:proofErr w:type="spellEnd"/>
-            <w:r>
-              <w:t xml:space="preserve"> License</w:t>
+              <w:t>Update Drivers License</w:t>
             </w:r>
           </w:p>
         </w:tc>
@@ -6806,13 +6746,7 @@
           </w:tcPr>
           <w:p>
             <w:r>
-              <w:t xml:space="preserve">This endpoint is used to update </w:t>
-            </w:r>
-            <w:r>
-              <w:t xml:space="preserve">an Officer </w:t>
-            </w:r>
-            <w:r>
-              <w:t>record</w:t>
+              <w:t>This endpoint is used to update an Officer record</w:t>
             </w:r>
           </w:p>
         </w:tc>
@@ -6844,13 +6778,7 @@
           </w:tcPr>
           <w:p>
             <w:r>
-              <w:t>Assignment2/app/api/</w:t>
-            </w:r>
-            <w:r>
-              <w:t>officers</w:t>
-            </w:r>
-            <w:r>
-              <w:t>.py</w:t>
+              <w:t>Assignment2/app/api/officers.py</w:t>
             </w:r>
           </w:p>
         </w:tc>
@@ -6914,13 +6842,7 @@
           </w:tcPr>
           <w:p>
             <w:r>
-              <w:t xml:space="preserve">This endpoint is used to update a </w:t>
-            </w:r>
-            <w:r>
-              <w:t xml:space="preserve">vehicle </w:t>
-            </w:r>
-            <w:r>
-              <w:t>record</w:t>
+              <w:t>This endpoint is used to update a vehicle record</w:t>
             </w:r>
           </w:p>
         </w:tc>
@@ -6952,13 +6874,7 @@
           </w:tcPr>
           <w:p>
             <w:r>
-              <w:t>Assignment2/app/api/</w:t>
-            </w:r>
-            <w:r>
-              <w:t>vehicle</w:t>
-            </w:r>
-            <w:r>
-              <w:t>.py</w:t>
+              <w:t>Assignment2/app/api/vehicle.py</w:t>
             </w:r>
           </w:p>
         </w:tc>
@@ -7022,13 +6938,7 @@
           </w:tcPr>
           <w:p>
             <w:r>
-              <w:t xml:space="preserve">This endpoint is used to update a </w:t>
-            </w:r>
-            <w:r>
-              <w:t xml:space="preserve">vehicle make </w:t>
-            </w:r>
-            <w:r>
-              <w:t>record</w:t>
+              <w:t>This endpoint is used to update a vehicle make record</w:t>
             </w:r>
           </w:p>
         </w:tc>
@@ -7060,13 +6970,7 @@
           </w:tcPr>
           <w:p>
             <w:r>
-              <w:t>Assignment2/app/api/</w:t>
-            </w:r>
-            <w:r>
-              <w:t>vehicle_make</w:t>
-            </w:r>
-            <w:r>
-              <w:t>.py</w:t>
+              <w:t>Assignment2/app/api/vehicle_make.py</w:t>
             </w:r>
           </w:p>
         </w:tc>
@@ -7110,6 +7014,7 @@
           </w:tcPr>
           <w:p>
             <w:r>
+              <w:lastRenderedPageBreak/>
               <w:t>Update Violations</w:t>
             </w:r>
           </w:p>
@@ -7130,13 +7035,7 @@
           </w:tcPr>
           <w:p>
             <w:r>
-              <w:t xml:space="preserve">This endpoint is used to update </w:t>
-            </w:r>
-            <w:r>
-              <w:t xml:space="preserve">a violations </w:t>
-            </w:r>
-            <w:r>
-              <w:t>record</w:t>
+              <w:t>This endpoint is used to update a violations record</w:t>
             </w:r>
           </w:p>
         </w:tc>
@@ -7168,13 +7067,7 @@
           </w:tcPr>
           <w:p>
             <w:r>
-              <w:t>Assignment2/app/api/</w:t>
-            </w:r>
-            <w:r>
-              <w:t>violation</w:t>
-            </w:r>
-            <w:r>
-              <w:t>.py</w:t>
+              <w:t>Assignment2/app/api/violation.py</w:t>
             </w:r>
           </w:p>
         </w:tc>
@@ -7238,21 +7131,7 @@
           </w:tcPr>
           <w:p>
             <w:r>
-              <w:t xml:space="preserve">This endpoint is used to update </w:t>
-            </w:r>
-            <w:proofErr w:type="gramStart"/>
-            <w:r>
-              <w:t xml:space="preserve">a </w:t>
-            </w:r>
-            <w:r>
-              <w:t>violations</w:t>
-            </w:r>
-            <w:proofErr w:type="gramEnd"/>
-            <w:r>
-              <w:t xml:space="preserve"> type</w:t>
-            </w:r>
-            <w:r>
-              <w:t xml:space="preserve"> record</w:t>
+              <w:t>This endpoint is used to update a violations type record</w:t>
             </w:r>
           </w:p>
         </w:tc>
@@ -7284,13 +7163,7 @@
           </w:tcPr>
           <w:p>
             <w:r>
-              <w:t>Assignment2/app/api/</w:t>
-            </w:r>
-            <w:r>
-              <w:t>violation_type</w:t>
-            </w:r>
-            <w:r>
-              <w:t>.py</w:t>
+              <w:t>Assignment2/app/api/violation_type.py</w:t>
             </w:r>
           </w:p>
         </w:tc>
@@ -7335,7 +7208,6 @@
       </w:pPr>
       <w:bookmarkStart w:id="4" w:name="_Toc222756181"/>
       <w:r>
-        <w:lastRenderedPageBreak/>
         <w:t>Delete</w:t>
       </w:r>
       <w:r>
@@ -7345,13 +7217,7 @@
     </w:p>
     <w:p>
       <w:r>
-        <w:t xml:space="preserve">In this assignment, many </w:t>
-      </w:r>
-      <w:r>
-        <w:t xml:space="preserve">DELETE </w:t>
-      </w:r>
-      <w:r>
-        <w:t>endpoints were made, these were:</w:t>
+        <w:t>In this assignment, many DELETE endpoints were made, these were:</w:t>
       </w:r>
     </w:p>
     <w:tbl>
@@ -7469,15 +7335,7 @@
           </w:tcPr>
           <w:p>
             <w:r>
-              <w:t xml:space="preserve">Delete </w:t>
-            </w:r>
-            <w:proofErr w:type="spellStart"/>
-            <w:r>
-              <w:t>Drivers</w:t>
-            </w:r>
-            <w:proofErr w:type="spellEnd"/>
-            <w:r>
-              <w:t xml:space="preserve"> License</w:t>
+              <w:t>Delete Drivers License</w:t>
             </w:r>
           </w:p>
         </w:tc>
@@ -7497,18 +7355,7 @@
           </w:tcPr>
           <w:p>
             <w:r>
-              <w:t xml:space="preserve">This endpoint is used to delete a </w:t>
-            </w:r>
-            <w:proofErr w:type="spellStart"/>
-            <w:r>
-              <w:t>Drivers</w:t>
-            </w:r>
-            <w:proofErr w:type="spellEnd"/>
-            <w:r>
-              <w:t xml:space="preserve"> License</w:t>
-            </w:r>
-            <w:r>
-              <w:t xml:space="preserve"> record</w:t>
+              <w:t>This endpoint is used to delete a Drivers License record</w:t>
             </w:r>
           </w:p>
         </w:tc>
@@ -7520,15 +7367,7 @@
           </w:tcPr>
           <w:p>
             <w:r>
-              <w:t xml:space="preserve">Delete </w:t>
-            </w:r>
-            <w:proofErr w:type="spellStart"/>
-            <w:r>
-              <w:t>Drivers</w:t>
-            </w:r>
-            <w:proofErr w:type="spellEnd"/>
-            <w:r>
-              <w:t xml:space="preserve"> License</w:t>
+              <w:t>Delete Drivers License</w:t>
             </w:r>
           </w:p>
         </w:tc>
@@ -7548,13 +7387,7 @@
           </w:tcPr>
           <w:p>
             <w:r>
-              <w:t>Assignment2/app/api/</w:t>
-            </w:r>
-            <w:r>
-              <w:t>drivers_license</w:t>
-            </w:r>
-            <w:r>
-              <w:t>.py</w:t>
+              <w:t>Assignment2/app/api/drivers_license.py</w:t>
             </w:r>
           </w:p>
         </w:tc>
@@ -7566,15 +7399,7 @@
           </w:tcPr>
           <w:p>
             <w:r>
-              <w:t xml:space="preserve">Delete </w:t>
-            </w:r>
-            <w:proofErr w:type="spellStart"/>
-            <w:r>
-              <w:t>Drivers</w:t>
-            </w:r>
-            <w:proofErr w:type="spellEnd"/>
-            <w:r>
-              <w:t xml:space="preserve"> License</w:t>
+              <w:t>Delete Drivers License</w:t>
             </w:r>
           </w:p>
         </w:tc>
@@ -7626,21 +7451,7 @@
           </w:tcPr>
           <w:p>
             <w:r>
-              <w:t xml:space="preserve">This endpoint is used to delete </w:t>
-            </w:r>
-            <w:proofErr w:type="gramStart"/>
-            <w:r>
-              <w:t>a</w:t>
-            </w:r>
-            <w:proofErr w:type="gramEnd"/>
-            <w:r>
-              <w:t xml:space="preserve"> </w:t>
-            </w:r>
-            <w:r>
-              <w:t>Officer</w:t>
-            </w:r>
-            <w:r>
-              <w:t xml:space="preserve"> record</w:t>
+              <w:t>This endpoint is used to delete a Officer record</w:t>
             </w:r>
           </w:p>
         </w:tc>
@@ -7672,13 +7483,7 @@
           </w:tcPr>
           <w:p>
             <w:r>
-              <w:t>Assignment2/app/api/</w:t>
-            </w:r>
-            <w:r>
-              <w:t>officer</w:t>
-            </w:r>
-            <w:r>
-              <w:t>.py</w:t>
+              <w:t>Assignment2/app/api/officer.py</w:t>
             </w:r>
           </w:p>
         </w:tc>
@@ -7742,13 +7547,7 @@
           </w:tcPr>
           <w:p>
             <w:r>
-              <w:t xml:space="preserve">This endpoint is used to delete a </w:t>
-            </w:r>
-            <w:r>
-              <w:t>Vehicle</w:t>
-            </w:r>
-            <w:r>
-              <w:t xml:space="preserve"> record</w:t>
+              <w:t>This endpoint is used to delete a Vehicle record</w:t>
             </w:r>
           </w:p>
         </w:tc>
@@ -7780,13 +7579,7 @@
           </w:tcPr>
           <w:p>
             <w:r>
-              <w:t>Assignment2/app/api/</w:t>
-            </w:r>
-            <w:r>
-              <w:t>vehicle</w:t>
-            </w:r>
-            <w:r>
-              <w:t>.py</w:t>
+              <w:t>Assignment2/app/api/vehicle.py</w:t>
             </w:r>
           </w:p>
         </w:tc>
@@ -7850,13 +7643,7 @@
           </w:tcPr>
           <w:p>
             <w:r>
-              <w:t xml:space="preserve">This endpoint is used to delete a </w:t>
-            </w:r>
-            <w:r>
-              <w:t xml:space="preserve">Vehicle make </w:t>
-            </w:r>
-            <w:r>
-              <w:t>record</w:t>
+              <w:t>This endpoint is used to delete a Vehicle make record</w:t>
             </w:r>
           </w:p>
         </w:tc>
@@ -7888,13 +7675,7 @@
           </w:tcPr>
           <w:p>
             <w:r>
-              <w:t>Assignment2/app/api/</w:t>
-            </w:r>
-            <w:r>
-              <w:t>vehicle_make</w:t>
-            </w:r>
-            <w:r>
-              <w:t>.py</w:t>
+              <w:t>Assignment2/app/api/vehicle_make.py</w:t>
             </w:r>
           </w:p>
         </w:tc>
@@ -7958,13 +7739,7 @@
           </w:tcPr>
           <w:p>
             <w:r>
-              <w:t xml:space="preserve">This endpoint is used to delete a </w:t>
-            </w:r>
-            <w:r>
-              <w:t>Violations</w:t>
-            </w:r>
-            <w:r>
-              <w:t xml:space="preserve"> record</w:t>
+              <w:t>This endpoint is used to delete a Violations record</w:t>
             </w:r>
           </w:p>
         </w:tc>
@@ -7996,13 +7771,7 @@
           </w:tcPr>
           <w:p>
             <w:r>
-              <w:t>Assignment2/app/api/</w:t>
-            </w:r>
-            <w:r>
-              <w:t>violations</w:t>
-            </w:r>
-            <w:r>
-              <w:t>.py</w:t>
+              <w:t>Assignment2/app/api/violations.py</w:t>
             </w:r>
           </w:p>
         </w:tc>
@@ -8066,13 +7835,7 @@
           </w:tcPr>
           <w:p>
             <w:r>
-              <w:t xml:space="preserve">This endpoint is used to delete a </w:t>
-            </w:r>
-            <w:r>
-              <w:t>Violations type</w:t>
-            </w:r>
-            <w:r>
-              <w:t xml:space="preserve"> record</w:t>
+              <w:t>This endpoint is used to delete a Violations type record</w:t>
             </w:r>
           </w:p>
         </w:tc>
@@ -8104,13 +7867,7 @@
           </w:tcPr>
           <w:p>
             <w:r>
-              <w:t>Assignment2/app/api/</w:t>
-            </w:r>
-            <w:r>
-              <w:t>violations_type</w:t>
-            </w:r>
-            <w:r>
-              <w:t>.py</w:t>
+              <w:t>Assignment2/app/api/violations_type.py</w:t>
             </w:r>
           </w:p>
         </w:tc>
@@ -8223,13 +7980,9 @@
         </w:numPr>
       </w:pPr>
       <w:r>
-        <w:t xml:space="preserve">JWT based </w:t>
+        <w:lastRenderedPageBreak/>
+        <w:t>JWT based authentication</w:t>
       </w:r>
-      <w:proofErr w:type="gramStart"/>
-      <w:r>
-        <w:t>authentication</w:t>
-      </w:r>
-      <w:proofErr w:type="gramEnd"/>
     </w:p>
     <w:p>
       <w:pPr>
@@ -8240,13 +7993,8 @@
         </w:numPr>
       </w:pPr>
       <w:r>
-        <w:t xml:space="preserve">This makes it so the program accepts a username and password </w:t>
+        <w:t>This makes it so the program accepts a username and password login</w:t>
       </w:r>
-      <w:proofErr w:type="gramStart"/>
-      <w:r>
-        <w:t>login</w:t>
-      </w:r>
-      <w:proofErr w:type="gramEnd"/>
     </w:p>
     <w:p>
       <w:pPr>
@@ -8257,13 +8005,8 @@
         </w:numPr>
       </w:pPr>
       <w:r>
-        <w:t xml:space="preserve">Returns a signed </w:t>
+        <w:t>Returns a signed JWT</w:t>
       </w:r>
-      <w:proofErr w:type="gramStart"/>
-      <w:r>
-        <w:t>JWT</w:t>
-      </w:r>
-      <w:proofErr w:type="gramEnd"/>
     </w:p>
     <w:p>
       <w:pPr>
@@ -8298,15 +8041,7 @@
         </w:numPr>
       </w:pPr>
       <w:r>
-        <w:t xml:space="preserve">Inside </w:t>
-      </w:r>
-      <w:proofErr w:type="spellStart"/>
-      <w:r>
-        <w:t>get_current_user</w:t>
-      </w:r>
-      <w:proofErr w:type="spellEnd"/>
-      <w:r>
-        <w:t>()</w:t>
+        <w:t>Inside get_current_user()</w:t>
       </w:r>
     </w:p>
     <w:p>
@@ -8318,13 +8053,8 @@
         </w:numPr>
       </w:pPr>
       <w:r>
-        <w:t xml:space="preserve">Prevents access with forged tokens or expired </w:t>
+        <w:t>Prevents access with forged tokens or expired credentials</w:t>
       </w:r>
-      <w:proofErr w:type="gramStart"/>
-      <w:r>
-        <w:t>credentials</w:t>
-      </w:r>
-      <w:proofErr w:type="gramEnd"/>
     </w:p>
     <w:p>
       <w:pPr>
@@ -8347,56 +8077,16 @@
         </w:numPr>
       </w:pPr>
       <w:r>
-        <w:t xml:space="preserve">Stops returning null or </w:t>
-      </w:r>
-      <w:proofErr w:type="gramStart"/>
-      <w:r>
-        <w:t>crashing</w:t>
-      </w:r>
-      <w:proofErr w:type="gramEnd"/>
-      <w:r>
-        <w:t xml:space="preserve"> </w:t>
+        <w:t xml:space="preserve">Stops returning null or crashing </w:t>
       </w:r>
     </w:p>
     <w:p/>
     <w:p>
       <w:r>
-        <w:t xml:space="preserve">In this assignment, the security however, could have been stronger. This is because, in Assignment 1, I did not realise we would need </w:t>
-      </w:r>
-      <w:proofErr w:type="spellStart"/>
-      <w:r>
-        <w:t>a users</w:t>
-      </w:r>
-      <w:proofErr w:type="spellEnd"/>
-      <w:r>
-        <w:t xml:space="preserve"> table with username and passwords for the API</w:t>
+        <w:t>In this assignment, the security however, could have been stronger. This is because, in Assignment 1, I did not realise we would need a users table with username and passwords for the API</w:t>
       </w:r>
       <w:r>
-        <w:t xml:space="preserve">, because of this, my Database does not contain </w:t>
-      </w:r>
-      <w:proofErr w:type="spellStart"/>
-      <w:r>
-        <w:t>a users</w:t>
-      </w:r>
-      <w:proofErr w:type="spellEnd"/>
-      <w:r>
-        <w:t xml:space="preserve"> table. Due to the fact that we are unable to edit our assignment 1, I made it so logins can be done through using the </w:t>
-      </w:r>
-      <w:proofErr w:type="gramStart"/>
-      <w:r>
-        <w:t>officers</w:t>
-      </w:r>
-      <w:proofErr w:type="gramEnd"/>
-      <w:r>
-        <w:t xml:space="preserve"> person Id and officer ID instead of username and password to ensure that logins can still be done. I found this to be a good method of implementing logins, the only issue with it is that it does not allow for hashed password or strong security within the </w:t>
-      </w:r>
-      <w:proofErr w:type="gramStart"/>
-      <w:r>
-        <w:t>logins</w:t>
-      </w:r>
-      <w:proofErr w:type="gramEnd"/>
-      <w:r>
-        <w:t xml:space="preserve"> aspect. </w:t>
+        <w:t xml:space="preserve">, because of this, my Database does not contain a users table. Due to the fact that we are unable to edit our assignment 1, I made it so logins can be done through using the officers person Id and officer ID instead of username and password to ensure that logins can still be done. I found this to be a good method of implementing logins, the only issue with it is that it does not allow for hashed password or strong security within the logins aspect. </w:t>
       </w:r>
     </w:p>
     <w:p>
@@ -8435,13 +8125,8 @@
         </w:numPr>
       </w:pPr>
       <w:r>
-        <w:t xml:space="preserve">This error handling method has been used in all my API </w:t>
+        <w:t>This error handling method has been used in all my API routers</w:t>
       </w:r>
-      <w:proofErr w:type="gramStart"/>
-      <w:r>
-        <w:t>routers</w:t>
-      </w:r>
-      <w:proofErr w:type="gramEnd"/>
     </w:p>
     <w:p>
       <w:pPr>
@@ -8476,15 +8161,7 @@
         </w:numPr>
       </w:pPr>
       <w:r>
-        <w:t xml:space="preserve">This can be found in app/core/deps.py inside the </w:t>
-      </w:r>
-      <w:proofErr w:type="spellStart"/>
-      <w:r>
-        <w:t>get_current_user</w:t>
-      </w:r>
-      <w:proofErr w:type="spellEnd"/>
-      <w:r>
-        <w:t xml:space="preserve">() function. </w:t>
+        <w:t xml:space="preserve">This can be found in app/core/deps.py inside the get_current_user() function. </w:t>
       </w:r>
     </w:p>
     <w:p>
@@ -8496,15 +8173,7 @@
         </w:numPr>
       </w:pPr>
       <w:r>
-        <w:t xml:space="preserve">This is used to ensure that user is in the </w:t>
-      </w:r>
-      <w:proofErr w:type="gramStart"/>
-      <w:r>
-        <w:t>DB</w:t>
-      </w:r>
-      <w:proofErr w:type="gramEnd"/>
-      <w:r>
-        <w:t xml:space="preserve"> and the token is not expired. </w:t>
+        <w:t xml:space="preserve">This is used to ensure that user is in the DB and the token is not expired. </w:t>
       </w:r>
     </w:p>
     <w:p>
@@ -8516,13 +8185,8 @@
         </w:numPr>
       </w:pPr>
       <w:r>
-        <w:t xml:space="preserve">Try Finally </w:t>
+        <w:t>Try Finally used</w:t>
       </w:r>
-      <w:proofErr w:type="gramStart"/>
-      <w:r>
-        <w:t>used</w:t>
-      </w:r>
-      <w:proofErr w:type="gramEnd"/>
     </w:p>
     <w:p>
       <w:pPr>
@@ -8533,15 +8197,7 @@
         </w:numPr>
       </w:pPr>
       <w:r>
-        <w:t xml:space="preserve">This Is used in app.core/deps.py in the </w:t>
-      </w:r>
-      <w:proofErr w:type="spellStart"/>
-      <w:r>
-        <w:t>get_db</w:t>
-      </w:r>
-      <w:proofErr w:type="spellEnd"/>
-      <w:r>
-        <w:t xml:space="preserve">() function. </w:t>
+        <w:t xml:space="preserve">This Is used in app.core/deps.py in the get_db() function. </w:t>
       </w:r>
     </w:p>
     <w:p>
@@ -8571,13 +8227,6 @@
     <w:bookmarkEnd w:id="7" w:displacedByCustomXml="next"/>
     <w:sdt>
       <w:sdtPr>
-        <w:id w:val="750087667"/>
-        <w:docPartObj>
-          <w:docPartGallery w:val="Bibliographies"/>
-          <w:docPartUnique/>
-        </w:docPartObj>
-      </w:sdtPr>
-      <w:sdtEndPr>
         <w:rPr>
           <w:rFonts w:asciiTheme="minorHAnsi" w:eastAsiaTheme="minorHAnsi" w:hAnsiTheme="minorHAnsi" w:cstheme="minorBidi"/>
           <w:b w:val="0"/>
@@ -8585,7 +8234,12 @@
           <w:sz w:val="20"/>
           <w:szCs w:val="22"/>
         </w:rPr>
-      </w:sdtEndPr>
+        <w:id w:val="750087667"/>
+        <w:docPartObj>
+          <w:docPartGallery w:val="Bibliographies"/>
+          <w:docPartUnique/>
+        </w:docPartObj>
+      </w:sdtPr>
       <w:sdtContent>
         <w:p>
           <w:pPr>
@@ -9605,6 +9259,119 @@
     </w:lvl>
   </w:abstractNum>
   <w:abstractNum w:abstractNumId="6" w15:restartNumberingAfterBreak="0">
+    <w:nsid w:val="329E1165"/>
+    <w:multiLevelType w:val="hybridMultilevel"/>
+    <w:tmpl w:val="0EBECDF0"/>
+    <w:lvl w:ilvl="0" w:tplc="08090001">
+      <w:start w:val="1"/>
+      <w:numFmt w:val="bullet"/>
+      <w:lvlText w:val=""/>
+      <w:lvlJc w:val="left"/>
+      <w:pPr>
+        <w:ind w:left="720" w:hanging="360"/>
+      </w:pPr>
+      <w:rPr>
+        <w:rFonts w:ascii="Symbol" w:hAnsi="Symbol" w:hint="default"/>
+      </w:rPr>
+    </w:lvl>
+    <w:lvl w:ilvl="1" w:tplc="08090003" w:tentative="1">
+      <w:start w:val="1"/>
+      <w:numFmt w:val="bullet"/>
+      <w:lvlText w:val="o"/>
+      <w:lvlJc w:val="left"/>
+      <w:pPr>
+        <w:ind w:left="1440" w:hanging="360"/>
+      </w:pPr>
+      <w:rPr>
+        <w:rFonts w:ascii="Courier New" w:hAnsi="Courier New" w:cs="Courier New" w:hint="default"/>
+      </w:rPr>
+    </w:lvl>
+    <w:lvl w:ilvl="2" w:tplc="08090005" w:tentative="1">
+      <w:start w:val="1"/>
+      <w:numFmt w:val="bullet"/>
+      <w:lvlText w:val=""/>
+      <w:lvlJc w:val="left"/>
+      <w:pPr>
+        <w:ind w:left="2160" w:hanging="360"/>
+      </w:pPr>
+      <w:rPr>
+        <w:rFonts w:ascii="Wingdings" w:hAnsi="Wingdings" w:hint="default"/>
+      </w:rPr>
+    </w:lvl>
+    <w:lvl w:ilvl="3" w:tplc="08090001" w:tentative="1">
+      <w:start w:val="1"/>
+      <w:numFmt w:val="bullet"/>
+      <w:lvlText w:val=""/>
+      <w:lvlJc w:val="left"/>
+      <w:pPr>
+        <w:ind w:left="2880" w:hanging="360"/>
+      </w:pPr>
+      <w:rPr>
+        <w:rFonts w:ascii="Symbol" w:hAnsi="Symbol" w:hint="default"/>
+      </w:rPr>
+    </w:lvl>
+    <w:lvl w:ilvl="4" w:tplc="08090003" w:tentative="1">
+      <w:start w:val="1"/>
+      <w:numFmt w:val="bullet"/>
+      <w:lvlText w:val="o"/>
+      <w:lvlJc w:val="left"/>
+      <w:pPr>
+        <w:ind w:left="3600" w:hanging="360"/>
+      </w:pPr>
+      <w:rPr>
+        <w:rFonts w:ascii="Courier New" w:hAnsi="Courier New" w:cs="Courier New" w:hint="default"/>
+      </w:rPr>
+    </w:lvl>
+    <w:lvl w:ilvl="5" w:tplc="08090005" w:tentative="1">
+      <w:start w:val="1"/>
+      <w:numFmt w:val="bullet"/>
+      <w:lvlText w:val=""/>
+      <w:lvlJc w:val="left"/>
+      <w:pPr>
+        <w:ind w:left="4320" w:hanging="360"/>
+      </w:pPr>
+      <w:rPr>
+        <w:rFonts w:ascii="Wingdings" w:hAnsi="Wingdings" w:hint="default"/>
+      </w:rPr>
+    </w:lvl>
+    <w:lvl w:ilvl="6" w:tplc="08090001" w:tentative="1">
+      <w:start w:val="1"/>
+      <w:numFmt w:val="bullet"/>
+      <w:lvlText w:val=""/>
+      <w:lvlJc w:val="left"/>
+      <w:pPr>
+        <w:ind w:left="5040" w:hanging="360"/>
+      </w:pPr>
+      <w:rPr>
+        <w:rFonts w:ascii="Symbol" w:hAnsi="Symbol" w:hint="default"/>
+      </w:rPr>
+    </w:lvl>
+    <w:lvl w:ilvl="7" w:tplc="08090003" w:tentative="1">
+      <w:start w:val="1"/>
+      <w:numFmt w:val="bullet"/>
+      <w:lvlText w:val="o"/>
+      <w:lvlJc w:val="left"/>
+      <w:pPr>
+        <w:ind w:left="5760" w:hanging="360"/>
+      </w:pPr>
+      <w:rPr>
+        <w:rFonts w:ascii="Courier New" w:hAnsi="Courier New" w:cs="Courier New" w:hint="default"/>
+      </w:rPr>
+    </w:lvl>
+    <w:lvl w:ilvl="8" w:tplc="08090005" w:tentative="1">
+      <w:start w:val="1"/>
+      <w:numFmt w:val="bullet"/>
+      <w:lvlText w:val=""/>
+      <w:lvlJc w:val="left"/>
+      <w:pPr>
+        <w:ind w:left="6480" w:hanging="360"/>
+      </w:pPr>
+      <w:rPr>
+        <w:rFonts w:ascii="Wingdings" w:hAnsi="Wingdings" w:hint="default"/>
+      </w:rPr>
+    </w:lvl>
+  </w:abstractNum>
+  <w:abstractNum w:abstractNumId="7" w15:restartNumberingAfterBreak="0">
     <w:nsid w:val="331E37DC"/>
     <w:multiLevelType w:val="hybridMultilevel"/>
     <w:tmpl w:val="898A0DBA"/>
@@ -9717,7 +9484,7 @@
       </w:rPr>
     </w:lvl>
   </w:abstractNum>
-  <w:abstractNum w:abstractNumId="7" w15:restartNumberingAfterBreak="0">
+  <w:abstractNum w:abstractNumId="8" w15:restartNumberingAfterBreak="0">
     <w:nsid w:val="3BC7702B"/>
     <w:multiLevelType w:val="hybridMultilevel"/>
     <w:tmpl w:val="7BE2210A"/>
@@ -9829,7 +9596,7 @@
       </w:rPr>
     </w:lvl>
   </w:abstractNum>
-  <w:abstractNum w:abstractNumId="8" w15:restartNumberingAfterBreak="0">
+  <w:abstractNum w:abstractNumId="9" w15:restartNumberingAfterBreak="0">
     <w:nsid w:val="3F21046B"/>
     <w:multiLevelType w:val="hybridMultilevel"/>
     <w:tmpl w:val="3DEA9D16"/>
@@ -9941,7 +9708,7 @@
       </w:rPr>
     </w:lvl>
   </w:abstractNum>
-  <w:abstractNum w:abstractNumId="9" w15:restartNumberingAfterBreak="0">
+  <w:abstractNum w:abstractNumId="10" w15:restartNumberingAfterBreak="0">
     <w:nsid w:val="52B3728A"/>
     <w:multiLevelType w:val="hybridMultilevel"/>
     <w:tmpl w:val="E16A6372"/>
@@ -10054,7 +9821,7 @@
       </w:rPr>
     </w:lvl>
   </w:abstractNum>
-  <w:abstractNum w:abstractNumId="10" w15:restartNumberingAfterBreak="0">
+  <w:abstractNum w:abstractNumId="11" w15:restartNumberingAfterBreak="0">
     <w:nsid w:val="5944602F"/>
     <w:multiLevelType w:val="hybridMultilevel"/>
     <w:tmpl w:val="56846A7C"/>
@@ -10167,7 +9934,7 @@
       </w:rPr>
     </w:lvl>
   </w:abstractNum>
-  <w:abstractNum w:abstractNumId="11" w15:restartNumberingAfterBreak="0">
+  <w:abstractNum w:abstractNumId="12" w15:restartNumberingAfterBreak="0">
     <w:nsid w:val="5C561FEC"/>
     <w:multiLevelType w:val="hybridMultilevel"/>
     <w:tmpl w:val="D27A3224"/>
@@ -10280,7 +10047,7 @@
       </w:rPr>
     </w:lvl>
   </w:abstractNum>
-  <w:abstractNum w:abstractNumId="12" w15:restartNumberingAfterBreak="0">
+  <w:abstractNum w:abstractNumId="13" w15:restartNumberingAfterBreak="0">
     <w:nsid w:val="773B5D51"/>
     <w:multiLevelType w:val="hybridMultilevel"/>
     <w:tmpl w:val="46F2FE54"/>
@@ -10394,19 +10161,19 @@
     </w:lvl>
   </w:abstractNum>
   <w:num w:numId="1" w16cid:durableId="1178617985">
-    <w:abstractNumId w:val="9"/>
+    <w:abstractNumId w:val="10"/>
   </w:num>
   <w:num w:numId="2" w16cid:durableId="723335455">
     <w:abstractNumId w:val="5"/>
   </w:num>
   <w:num w:numId="3" w16cid:durableId="1444884631">
-    <w:abstractNumId w:val="11"/>
+    <w:abstractNumId w:val="12"/>
   </w:num>
   <w:num w:numId="4" w16cid:durableId="265381341">
-    <w:abstractNumId w:val="8"/>
+    <w:abstractNumId w:val="9"/>
   </w:num>
   <w:num w:numId="5" w16cid:durableId="1536037186">
-    <w:abstractNumId w:val="7"/>
+    <w:abstractNumId w:val="8"/>
   </w:num>
   <w:num w:numId="6" w16cid:durableId="263346742">
     <w:abstractNumId w:val="0"/>
@@ -10415,7 +10182,7 @@
     <w:abstractNumId w:val="1"/>
   </w:num>
   <w:num w:numId="8" w16cid:durableId="1405565440">
-    <w:abstractNumId w:val="10"/>
+    <w:abstractNumId w:val="11"/>
   </w:num>
   <w:num w:numId="9" w16cid:durableId="1006515824">
     <w:abstractNumId w:val="3"/>
@@ -10427,9 +10194,12 @@
     <w:abstractNumId w:val="4"/>
   </w:num>
   <w:num w:numId="12" w16cid:durableId="141428785">
-    <w:abstractNumId w:val="12"/>
+    <w:abstractNumId w:val="13"/>
   </w:num>
   <w:num w:numId="13" w16cid:durableId="3556787">
+    <w:abstractNumId w:val="7"/>
+  </w:num>
+  <w:num w:numId="14" w16cid:durableId="1423723422">
     <w:abstractNumId w:val="6"/>
   </w:num>
 </w:numbering>
@@ -11041,6 +10811,7 @@
   <w:style w:type="character" w:default="1" w:styleId="DefaultParagraphFont">
     <w:name w:val="Default Paragraph Font"/>
     <w:uiPriority w:val="1"/>
+    <w:semiHidden/>
     <w:unhideWhenUsed/>
   </w:style>
   <w:style w:type="table" w:default="1" w:styleId="TableNormal">

--- a/Assignment/Assignment 2/Report.docx
+++ b/Assignment/Assignment 2/Report.docx
@@ -5884,6 +5884,15 @@
             <w:r>
               <w:t>Assignment2/app/api/person.py</w:t>
             </w:r>
+            <w:r>
+              <w:t xml:space="preserve">, </w:t>
+            </w:r>
+            <w:r>
+              <w:t>Assignment/Images/</w:t>
+            </w:r>
+            <w:r>
+              <w:t>Person_Create.png</w:t>
+            </w:r>
           </w:p>
         </w:tc>
       </w:tr>
@@ -5980,6 +5989,15 @@
             <w:r>
               <w:t>Assignment2/app/api/drivers_license.py</w:t>
             </w:r>
+            <w:r>
+              <w:t xml:space="preserve">, </w:t>
+            </w:r>
+            <w:r>
+              <w:t>Assignment/Images/</w:t>
+            </w:r>
+            <w:r>
+              <w:t>License_Create.png</w:t>
+            </w:r>
           </w:p>
         </w:tc>
       </w:tr>
@@ -6076,6 +6094,9 @@
             <w:r>
               <w:t>Assignment2/app/api/officers.py</w:t>
             </w:r>
+            <w:r>
+              <w:t>, Assignment2/Images/Officers_Create.png</w:t>
+            </w:r>
           </w:p>
         </w:tc>
       </w:tr>
@@ -6172,6 +6193,15 @@
             <w:r>
               <w:t>Assignment2/app/api/vehicle.py</w:t>
             </w:r>
+            <w:r>
+              <w:t xml:space="preserve">, </w:t>
+            </w:r>
+            <w:r>
+              <w:t>Assignment/Images/</w:t>
+            </w:r>
+            <w:r>
+              <w:t>Vehicle_Create.png</w:t>
+            </w:r>
           </w:p>
         </w:tc>
       </w:tr>
@@ -6268,6 +6298,15 @@
             <w:r>
               <w:t>Assignment2/app/api/vehicle_make.py</w:t>
             </w:r>
+            <w:r>
+              <w:t xml:space="preserve">, </w:t>
+            </w:r>
+            <w:r>
+              <w:t>Assignment/Images/</w:t>
+            </w:r>
+            <w:r>
+              <w:t>MakeVehicle_Create</w:t>
+            </w:r>
           </w:p>
         </w:tc>
       </w:tr>
@@ -6364,6 +6403,15 @@
             <w:r>
               <w:t>Assignment2/app/api/violation.py</w:t>
             </w:r>
+            <w:r>
+              <w:t xml:space="preserve">, </w:t>
+            </w:r>
+            <w:r>
+              <w:t>Assignment/Images/</w:t>
+            </w:r>
+            <w:r>
+              <w:t>Violation_Create.png</w:t>
+            </w:r>
           </w:p>
         </w:tc>
       </w:tr>
@@ -6459,6 +6507,15 @@
           <w:p>
             <w:r>
               <w:t>Assignment2/app/api/</w:t>
+            </w:r>
+            <w:r>
+              <w:t xml:space="preserve">, </w:t>
+            </w:r>
+            <w:r>
+              <w:t>Assignment/Images/</w:t>
+            </w:r>
+            <w:r>
+              <w:t>TypeViolation_Create.png</w:t>
             </w:r>
           </w:p>
         </w:tc>
@@ -6950,6 +7007,7 @@
           </w:tcPr>
           <w:p>
             <w:r>
+              <w:lastRenderedPageBreak/>
               <w:t>Update Vehicle Make</w:t>
             </w:r>
           </w:p>
@@ -7014,7 +7072,6 @@
           </w:tcPr>
           <w:p>
             <w:r>
-              <w:lastRenderedPageBreak/>
               <w:t>Update Violations</w:t>
             </w:r>
           </w:p>
@@ -7959,6 +8016,9 @@
       </w:r>
       <w:r>
         <w:br/>
+      </w:r>
+      <w:r>
+        <w:lastRenderedPageBreak/>
         <w:t>discuss alternative techniques available and which one you could</w:t>
       </w:r>
       <w:r>
@@ -7980,7 +8040,6 @@
         </w:numPr>
       </w:pPr>
       <w:r>
-        <w:lastRenderedPageBreak/>
         <w:t>JWT based authentication</w:t>
       </w:r>
     </w:p>

--- a/Assignment/Assignment 2/Report.docx
+++ b/Assignment/Assignment 2/Report.docx
@@ -6645,6 +6645,15 @@
             <w:r>
               <w:t>Assignment2/app/api/person.py</w:t>
             </w:r>
+            <w:r>
+              <w:t xml:space="preserve">, </w:t>
+            </w:r>
+            <w:r>
+              <w:t>Assignment/Images/</w:t>
+            </w:r>
+            <w:r>
+              <w:t>Person_Update.png</w:t>
+            </w:r>
           </w:p>
         </w:tc>
       </w:tr>
@@ -6741,6 +6750,15 @@
             <w:r>
               <w:t>Assignment2/app/api/drivers_license.py</w:t>
             </w:r>
+            <w:r>
+              <w:t xml:space="preserve">, </w:t>
+            </w:r>
+            <w:r>
+              <w:t>Assignment/Images/</w:t>
+            </w:r>
+            <w:r>
+              <w:t>License_Update.png</w:t>
+            </w:r>
           </w:p>
         </w:tc>
       </w:tr>
@@ -6837,6 +6855,15 @@
             <w:r>
               <w:t>Assignment2/app/api/officers.py</w:t>
             </w:r>
+            <w:r>
+              <w:t xml:space="preserve">, </w:t>
+            </w:r>
+            <w:r>
+              <w:t>Assignment/Images/</w:t>
+            </w:r>
+            <w:r>
+              <w:t>Officers_Update.png</w:t>
+            </w:r>
           </w:p>
         </w:tc>
       </w:tr>
@@ -6911,6 +6938,7 @@
           </w:tcPr>
           <w:p>
             <w:r>
+              <w:lastRenderedPageBreak/>
               <w:t>Update Vehicles</w:t>
             </w:r>
           </w:p>
@@ -6932,6 +6960,15 @@
           <w:p>
             <w:r>
               <w:t>Assignment2/app/api/vehicle.py</w:t>
+            </w:r>
+            <w:r>
+              <w:t xml:space="preserve">, </w:t>
+            </w:r>
+            <w:r>
+              <w:t>Assignment/Images/</w:t>
+            </w:r>
+            <w:r>
+              <w:t>Vehicles_Update.png</w:t>
             </w:r>
           </w:p>
         </w:tc>
@@ -7007,7 +7044,6 @@
           </w:tcPr>
           <w:p>
             <w:r>
-              <w:lastRenderedPageBreak/>
               <w:t>Update Vehicle Make</w:t>
             </w:r>
           </w:p>
@@ -7029,6 +7065,15 @@
           <w:p>
             <w:r>
               <w:t>Assignment2/app/api/vehicle_make.py</w:t>
+            </w:r>
+            <w:r>
+              <w:t xml:space="preserve">, </w:t>
+            </w:r>
+            <w:r>
+              <w:t>Assignment/Images/</w:t>
+            </w:r>
+            <w:r>
+              <w:t>MakeVehicle_Update.png</w:t>
             </w:r>
           </w:p>
         </w:tc>
@@ -7126,6 +7171,15 @@
             <w:r>
               <w:t>Assignment2/app/api/violation.py</w:t>
             </w:r>
+            <w:r>
+              <w:t xml:space="preserve">, </w:t>
+            </w:r>
+            <w:r>
+              <w:t>Assignment/Images/</w:t>
+            </w:r>
+            <w:r>
+              <w:t>Violations_Update.png</w:t>
+            </w:r>
           </w:p>
         </w:tc>
       </w:tr>
@@ -7221,6 +7275,15 @@
           <w:p>
             <w:r>
               <w:t>Assignment2/app/api/violation_type.py</w:t>
+            </w:r>
+            <w:r>
+              <w:t xml:space="preserve">, </w:t>
+            </w:r>
+            <w:r>
+              <w:t>Assignment/Images/</w:t>
+            </w:r>
+            <w:r>
+              <w:t>TypeViolation_Update.png</w:t>
             </w:r>
           </w:p>
         </w:tc>
@@ -7350,6 +7413,15 @@
             <w:r>
               <w:t>Assignment2/app/api/person.py</w:t>
             </w:r>
+            <w:r>
+              <w:t xml:space="preserve">, </w:t>
+            </w:r>
+            <w:r>
+              <w:t>Assignment/Images/</w:t>
+            </w:r>
+            <w:r>
+              <w:t>Person_Delete.png</w:t>
+            </w:r>
           </w:p>
         </w:tc>
       </w:tr>
@@ -7446,6 +7518,15 @@
             <w:r>
               <w:t>Assignment2/app/api/drivers_license.py</w:t>
             </w:r>
+            <w:r>
+              <w:t xml:space="preserve">, </w:t>
+            </w:r>
+            <w:r>
+              <w:t>Assignment/Images/</w:t>
+            </w:r>
+            <w:r>
+              <w:t>License_Delete.png</w:t>
+            </w:r>
           </w:p>
         </w:tc>
       </w:tr>
@@ -7542,6 +7623,15 @@
             <w:r>
               <w:t>Assignment2/app/api/officer.py</w:t>
             </w:r>
+            <w:r>
+              <w:t xml:space="preserve">, </w:t>
+            </w:r>
+            <w:r>
+              <w:t>Assignment/Images/</w:t>
+            </w:r>
+            <w:r>
+              <w:t>Officers_Delete.png</w:t>
+            </w:r>
           </w:p>
         </w:tc>
       </w:tr>
@@ -7638,6 +7728,15 @@
             <w:r>
               <w:t>Assignment2/app/api/vehicle.py</w:t>
             </w:r>
+            <w:r>
+              <w:t xml:space="preserve">, </w:t>
+            </w:r>
+            <w:r>
+              <w:t>Assignment/Images/</w:t>
+            </w:r>
+            <w:r>
+              <w:t>Vehicles_Delete.png</w:t>
+            </w:r>
           </w:p>
         </w:tc>
       </w:tr>
@@ -7734,6 +7833,15 @@
             <w:r>
               <w:t>Assignment2/app/api/vehicle_make.py</w:t>
             </w:r>
+            <w:r>
+              <w:t xml:space="preserve">, </w:t>
+            </w:r>
+            <w:r>
+              <w:t>Assignment/Images/</w:t>
+            </w:r>
+            <w:r>
+              <w:t>MakeVehicle_Delete.png</w:t>
+            </w:r>
           </w:p>
         </w:tc>
       </w:tr>
@@ -7830,6 +7938,15 @@
             <w:r>
               <w:t>Assignment2/app/api/violations.py</w:t>
             </w:r>
+            <w:r>
+              <w:t xml:space="preserve">, </w:t>
+            </w:r>
+            <w:r>
+              <w:t>Assignment/Images/</w:t>
+            </w:r>
+            <w:r>
+              <w:t>Violations_Delete.png</w:t>
+            </w:r>
           </w:p>
         </w:tc>
       </w:tr>
@@ -7904,6 +8021,7 @@
           </w:tcPr>
           <w:p>
             <w:r>
+              <w:lastRenderedPageBreak/>
               <w:t>Delete Violations Type</w:t>
             </w:r>
           </w:p>
@@ -7925,6 +8043,15 @@
           <w:p>
             <w:r>
               <w:t>Assignment2/app/api/violations_type.py</w:t>
+            </w:r>
+            <w:r>
+              <w:t xml:space="preserve">, </w:t>
+            </w:r>
+            <w:r>
+              <w:t>Assignment/Images/</w:t>
+            </w:r>
+            <w:r>
+              <w:t>TypeViolation_Delete.png</w:t>
             </w:r>
           </w:p>
         </w:tc>
@@ -8016,9 +8143,6 @@
       </w:r>
       <w:r>
         <w:br/>
-      </w:r>
-      <w:r>
-        <w:lastRenderedPageBreak/>
         <w:t>discuss alternative techniques available and which one you could</w:t>
       </w:r>
       <w:r>

--- a/Assignment/Assignment 2/Report.docx
+++ b/Assignment/Assignment 2/Report.docx
@@ -17,6 +17,11 @@
           <w:docPartUnique/>
         </w:docPartObj>
       </w:sdtPr>
+      <w:sdtEndPr>
+        <w:rPr>
+          <w:sz w:val="18"/>
+        </w:rPr>
+      </w:sdtEndPr>
       <w:sdtContent>
         <w:p>
           <w:pPr>
@@ -4251,7 +4256,15 @@
           </w:tcPr>
           <w:p>
             <w:r>
-              <w:t>Assignment2/app/api/person.py/</w:t>
+              <w:t>Assignment2/app/</w:t>
+            </w:r>
+            <w:proofErr w:type="spellStart"/>
+            <w:r>
+              <w:t>api</w:t>
+            </w:r>
+            <w:proofErr w:type="spellEnd"/>
+            <w:r>
+              <w:t>/person.py/</w:t>
             </w:r>
             <w:r>
               <w:t>, Assignment2/Images/Persons_List.png</w:t>
@@ -4368,7 +4381,23 @@
           </w:tcPr>
           <w:p>
             <w:r>
-              <w:t>Assignment2/app/api/person.py/{person_id}</w:t>
+              <w:t>Assignment2/app/</w:t>
+            </w:r>
+            <w:proofErr w:type="spellStart"/>
+            <w:r>
+              <w:t>api</w:t>
+            </w:r>
+            <w:proofErr w:type="spellEnd"/>
+            <w:r>
+              <w:t>/person.py/{</w:t>
+            </w:r>
+            <w:proofErr w:type="spellStart"/>
+            <w:r>
+              <w:t>person_id</w:t>
+            </w:r>
+            <w:proofErr w:type="spellEnd"/>
+            <w:r>
+              <w:t>}</w:t>
             </w:r>
             <w:r>
               <w:t>, Assignment2/Images/Person_Get.png</w:t>
@@ -4488,7 +4517,15 @@
           </w:tcPr>
           <w:p>
             <w:r>
-              <w:t>Assignment2/app/api/Drivers_license.py/</w:t>
+              <w:t>Assignment2/app/</w:t>
+            </w:r>
+            <w:proofErr w:type="spellStart"/>
+            <w:r>
+              <w:t>api</w:t>
+            </w:r>
+            <w:proofErr w:type="spellEnd"/>
+            <w:r>
+              <w:t>/Drivers_license.py/</w:t>
             </w:r>
             <w:r>
               <w:t>, Assignment2/Images/License_List.png</w:t>
@@ -4606,7 +4643,15 @@
           </w:tcPr>
           <w:p>
             <w:r>
-              <w:t>Assignment2/app/api/Drivers_license.py/</w:t>
+              <w:t>Assignment2/app/</w:t>
+            </w:r>
+            <w:proofErr w:type="spellStart"/>
+            <w:r>
+              <w:t>api</w:t>
+            </w:r>
+            <w:proofErr w:type="spellEnd"/>
+            <w:r>
+              <w:t>/Drivers_license.py/</w:t>
             </w:r>
             <w:r>
               <w:t>, Assignment2/Images/License_Get.png</w:t>
@@ -4723,7 +4768,15 @@
           </w:tcPr>
           <w:p>
             <w:r>
-              <w:t>Assignment2/app/api/Officer.py/</w:t>
+              <w:t>Assignment2/app/</w:t>
+            </w:r>
+            <w:proofErr w:type="spellStart"/>
+            <w:r>
+              <w:t>api</w:t>
+            </w:r>
+            <w:proofErr w:type="spellEnd"/>
+            <w:r>
+              <w:t>/Officer.py/</w:t>
             </w:r>
             <w:r>
               <w:t>, Assignment2/Images/Officer_List.png</w:t>
@@ -4805,8 +4858,13 @@
               <w:t>T</w:t>
             </w:r>
             <w:r>
-              <w:t>his endpoint was made to find any specific officer and be able to link them to their individual personID</w:t>
-            </w:r>
+              <w:t xml:space="preserve">his endpoint was made to find any specific officer and be able to link them to their individual </w:t>
+            </w:r>
+            <w:proofErr w:type="spellStart"/>
+            <w:r>
+              <w:t>personID</w:t>
+            </w:r>
+            <w:proofErr w:type="spellEnd"/>
           </w:p>
         </w:tc>
       </w:tr>
@@ -4843,7 +4901,23 @@
           </w:tcPr>
           <w:p>
             <w:r>
-              <w:t>Assignment2/app/api/officer.py/{Officer_ID}</w:t>
+              <w:t>Assignment2/app/</w:t>
+            </w:r>
+            <w:proofErr w:type="spellStart"/>
+            <w:r>
+              <w:t>api</w:t>
+            </w:r>
+            <w:proofErr w:type="spellEnd"/>
+            <w:r>
+              <w:t>/officer.py/{</w:t>
+            </w:r>
+            <w:proofErr w:type="spellStart"/>
+            <w:r>
+              <w:t>Officer_ID</w:t>
+            </w:r>
+            <w:proofErr w:type="spellEnd"/>
+            <w:r>
+              <w:t>}</w:t>
             </w:r>
             <w:r>
               <w:t>, Assignment2/Images/Officer_Get.png</w:t>
@@ -4858,6 +4932,267 @@
           </w:tcPr>
           <w:p>
             <w:r>
+              <w:t>Get</w:t>
+            </w:r>
+            <w:r>
+              <w:t xml:space="preserve"> </w:t>
+            </w:r>
+            <w:r>
+              <w:t>Officer</w:t>
+            </w:r>
+          </w:p>
+        </w:tc>
+        <w:tc>
+          <w:tcPr>
+            <w:tcW w:w="1326" w:type="dxa"/>
+          </w:tcPr>
+          <w:p>
+            <w:r>
+              <w:t>Usefulness</w:t>
+            </w:r>
+          </w:p>
+        </w:tc>
+        <w:tc>
+          <w:tcPr>
+            <w:tcW w:w="6764" w:type="dxa"/>
+          </w:tcPr>
+          <w:p>
+            <w:r>
+              <w:t>T</w:t>
+            </w:r>
+            <w:r>
+              <w:t xml:space="preserve">his is useful as </w:t>
+            </w:r>
+            <w:r>
+              <w:t>it</w:t>
+            </w:r>
+            <w:r>
+              <w:t xml:space="preserve"> allows other officers to be able to identify any other officer. As well as this, it will allow officers to identify who has recorded violations. </w:t>
+            </w:r>
+          </w:p>
+        </w:tc>
+      </w:tr>
+      <w:tr>
+        <w:tc>
+          <w:tcPr>
+            <w:tcW w:w="1975" w:type="dxa"/>
+          </w:tcPr>
+          <w:p>
+            <w:r>
+              <w:t>List</w:t>
+            </w:r>
+            <w:r>
+              <w:t xml:space="preserve"> </w:t>
+            </w:r>
+            <w:r>
+              <w:t>Vehicle</w:t>
+            </w:r>
+          </w:p>
+        </w:tc>
+        <w:tc>
+          <w:tcPr>
+            <w:tcW w:w="1326" w:type="dxa"/>
+          </w:tcPr>
+          <w:p>
+            <w:r>
+              <w:t>Description</w:t>
+            </w:r>
+          </w:p>
+        </w:tc>
+        <w:tc>
+          <w:tcPr>
+            <w:tcW w:w="6764" w:type="dxa"/>
+          </w:tcPr>
+          <w:p>
+            <w:r>
+              <w:t xml:space="preserve">This endpoint was made to show all vehicles in the DB through the API in case anything is looking alarming. </w:t>
+            </w:r>
+          </w:p>
+        </w:tc>
+      </w:tr>
+      <w:tr>
+        <w:tc>
+          <w:tcPr>
+            <w:tcW w:w="1975" w:type="dxa"/>
+          </w:tcPr>
+          <w:p>
+            <w:r>
+              <w:t>List</w:t>
+            </w:r>
+            <w:r>
+              <w:t xml:space="preserve"> </w:t>
+            </w:r>
+            <w:r>
+              <w:t>Vehicle</w:t>
+            </w:r>
+          </w:p>
+        </w:tc>
+        <w:tc>
+          <w:tcPr>
+            <w:tcW w:w="1326" w:type="dxa"/>
+          </w:tcPr>
+          <w:p>
+            <w:r>
+              <w:t>URL</w:t>
+            </w:r>
+          </w:p>
+        </w:tc>
+        <w:tc>
+          <w:tcPr>
+            <w:tcW w:w="6764" w:type="dxa"/>
+          </w:tcPr>
+          <w:p>
+            <w:r>
+              <w:t>Assignment2/app/</w:t>
+            </w:r>
+            <w:proofErr w:type="spellStart"/>
+            <w:r>
+              <w:t>api</w:t>
+            </w:r>
+            <w:proofErr w:type="spellEnd"/>
+            <w:r>
+              <w:t>/vehicle.py/</w:t>
+            </w:r>
+            <w:r>
+              <w:t>, Assignment2/Images/Vehicle_List.png</w:t>
+            </w:r>
+          </w:p>
+        </w:tc>
+      </w:tr>
+      <w:tr>
+        <w:tc>
+          <w:tcPr>
+            <w:tcW w:w="1975" w:type="dxa"/>
+          </w:tcPr>
+          <w:p>
+            <w:r>
+              <w:t>List</w:t>
+            </w:r>
+            <w:r>
+              <w:t xml:space="preserve"> </w:t>
+            </w:r>
+            <w:r>
+              <w:t>Vehicle</w:t>
+            </w:r>
+          </w:p>
+        </w:tc>
+        <w:tc>
+          <w:tcPr>
+            <w:tcW w:w="1326" w:type="dxa"/>
+          </w:tcPr>
+          <w:p>
+            <w:r>
+              <w:t>Usefulness</w:t>
+            </w:r>
+          </w:p>
+        </w:tc>
+        <w:tc>
+          <w:tcPr>
+            <w:tcW w:w="6764" w:type="dxa"/>
+          </w:tcPr>
+          <w:p>
+            <w:r>
+              <w:t xml:space="preserve">This wouldn’t be the most useful for officers, as they would want to find a specific vehicle, but would be useful for admins who need to check everything is running as expected. </w:t>
+            </w:r>
+          </w:p>
+        </w:tc>
+      </w:tr>
+      <w:tr>
+        <w:tc>
+          <w:tcPr>
+            <w:tcW w:w="1975" w:type="dxa"/>
+          </w:tcPr>
+          <w:p>
+            <w:r>
+              <w:t>Get Vehicle</w:t>
+            </w:r>
+          </w:p>
+        </w:tc>
+        <w:tc>
+          <w:tcPr>
+            <w:tcW w:w="1326" w:type="dxa"/>
+          </w:tcPr>
+          <w:p>
+            <w:r>
+              <w:t>Description</w:t>
+            </w:r>
+          </w:p>
+        </w:tc>
+        <w:tc>
+          <w:tcPr>
+            <w:tcW w:w="6764" w:type="dxa"/>
+          </w:tcPr>
+          <w:p>
+            <w:r>
+              <w:t xml:space="preserve">This endpoint was made to show a specific vehicle in the DB through the API. This would be used by officers checking to see if a car is stolen or owned by anyone who may have committed more crimes. </w:t>
+            </w:r>
+          </w:p>
+        </w:tc>
+      </w:tr>
+      <w:tr>
+        <w:tc>
+          <w:tcPr>
+            <w:tcW w:w="1975" w:type="dxa"/>
+          </w:tcPr>
+          <w:p>
+            <w:r>
+              <w:t>Get</w:t>
+            </w:r>
+            <w:r>
+              <w:t xml:space="preserve"> </w:t>
+            </w:r>
+            <w:r>
+              <w:t>Vehicle</w:t>
+            </w:r>
+          </w:p>
+        </w:tc>
+        <w:tc>
+          <w:tcPr>
+            <w:tcW w:w="1326" w:type="dxa"/>
+          </w:tcPr>
+          <w:p>
+            <w:r>
+              <w:t>URL</w:t>
+            </w:r>
+          </w:p>
+        </w:tc>
+        <w:tc>
+          <w:tcPr>
+            <w:tcW w:w="6764" w:type="dxa"/>
+          </w:tcPr>
+          <w:p>
+            <w:r>
+              <w:t>Assignment2/app/</w:t>
+            </w:r>
+            <w:proofErr w:type="spellStart"/>
+            <w:r>
+              <w:t>api</w:t>
+            </w:r>
+            <w:proofErr w:type="spellEnd"/>
+            <w:r>
+              <w:t>/vehicle.py/{</w:t>
+            </w:r>
+            <w:proofErr w:type="spellStart"/>
+            <w:r>
+              <w:t>VehicleID</w:t>
+            </w:r>
+            <w:proofErr w:type="spellEnd"/>
+            <w:r>
+              <w:t>}</w:t>
+            </w:r>
+            <w:r>
+              <w:t xml:space="preserve">, Assignment/Images/Vehicle_Get.png </w:t>
+            </w:r>
+          </w:p>
+        </w:tc>
+      </w:tr>
+      <w:tr>
+        <w:tc>
+          <w:tcPr>
+            <w:tcW w:w="1975" w:type="dxa"/>
+          </w:tcPr>
+          <w:p>
+            <w:r>
               <w:lastRenderedPageBreak/>
               <w:t>Get</w:t>
             </w:r>
@@ -4865,7 +5200,7 @@
               <w:t xml:space="preserve"> </w:t>
             </w:r>
             <w:r>
-              <w:t>Officer</w:t>
+              <w:t>Vehicle</w:t>
             </w:r>
           </w:p>
         </w:tc>
@@ -4885,16 +5220,7 @@
           </w:tcPr>
           <w:p>
             <w:r>
-              <w:t>T</w:t>
-            </w:r>
-            <w:r>
-              <w:t xml:space="preserve">his is useful as </w:t>
-            </w:r>
-            <w:r>
-              <w:t>it</w:t>
-            </w:r>
-            <w:r>
-              <w:t xml:space="preserve"> allows other officers to be able to identify any other officer. As well as this, it will allow officers to identify who has recorded violations. </w:t>
+              <w:t xml:space="preserve">This would be very useful as it would allow for officers to simply lookup the car and find out information about who owns it. </w:t>
             </w:r>
           </w:p>
         </w:tc>
@@ -4914,6 +5240,12 @@
             <w:r>
               <w:t>Vehicle</w:t>
             </w:r>
+            <w:r>
+              <w:t xml:space="preserve"> </w:t>
+            </w:r>
+            <w:r>
+              <w:t>Make</w:t>
+            </w:r>
           </w:p>
         </w:tc>
         <w:tc>
@@ -4932,7 +5264,7 @@
           </w:tcPr>
           <w:p>
             <w:r>
-              <w:t xml:space="preserve">This endpoint was made to show all vehicles in the DB through the API in case anything is looking alarming. </w:t>
+              <w:t xml:space="preserve">This endpoint was designed to give a list of all vehicle makes to show the users recording a new car, what car types there are, to ensure that all information that will be input is accurate. </w:t>
             </w:r>
           </w:p>
         </w:tc>
@@ -4952,6 +5284,12 @@
             <w:r>
               <w:t>Vehicle</w:t>
             </w:r>
+            <w:r>
+              <w:t xml:space="preserve"> </w:t>
+            </w:r>
+            <w:r>
+              <w:t>Make</w:t>
+            </w:r>
           </w:p>
         </w:tc>
         <w:tc>
@@ -4970,10 +5308,18 @@
           </w:tcPr>
           <w:p>
             <w:r>
-              <w:t>Assignment2/app/api/vehicle.py/</w:t>
-            </w:r>
-            <w:r>
-              <w:t>, Assignment2/Images/Vehicle_List.png</w:t>
+              <w:t>Assignment2/app/</w:t>
+            </w:r>
+            <w:proofErr w:type="spellStart"/>
+            <w:r>
+              <w:t>api</w:t>
+            </w:r>
+            <w:proofErr w:type="spellEnd"/>
+            <w:r>
+              <w:t>/vehicle_make.py</w:t>
+            </w:r>
+            <w:r>
+              <w:t>, Assignment/Images/MakeVehicle_List.png</w:t>
             </w:r>
           </w:p>
         </w:tc>
@@ -4993,6 +5339,12 @@
             <w:r>
               <w:t>Vehicle</w:t>
             </w:r>
+            <w:r>
+              <w:t xml:space="preserve"> </w:t>
+            </w:r>
+            <w:r>
+              <w:t>Make</w:t>
+            </w:r>
           </w:p>
         </w:tc>
         <w:tc>
@@ -5011,7 +5363,7 @@
           </w:tcPr>
           <w:p>
             <w:r>
-              <w:t xml:space="preserve">This wouldn’t be the most useful for officers, as they would want to find a specific vehicle, but would be useful for admins who need to check everything is running as expected. </w:t>
+              <w:t>This endpoint is very useful as it ensures that the inputting user is able to find their car type with ease</w:t>
             </w:r>
           </w:p>
         </w:tc>
@@ -5023,7 +5375,7 @@
           </w:tcPr>
           <w:p>
             <w:r>
-              <w:t>Get Vehicle</w:t>
+              <w:t>Get Vehicle Make</w:t>
             </w:r>
           </w:p>
         </w:tc>
@@ -5043,7 +5395,7 @@
           </w:tcPr>
           <w:p>
             <w:r>
-              <w:t xml:space="preserve">This endpoint was made to show a specific vehicle in the DB through the API. This would be used by officers checking to see if a car is stolen or owned by anyone who may have committed more crimes. </w:t>
+              <w:t xml:space="preserve">This endpoint was designed to find a specific vehicle make by ID, this would likely be used to check what model a car is, or to check information on specific types of vehicles. </w:t>
             </w:r>
           </w:p>
         </w:tc>
@@ -5055,13 +5407,7 @@
           </w:tcPr>
           <w:p>
             <w:r>
-              <w:t>Get</w:t>
-            </w:r>
-            <w:r>
-              <w:t xml:space="preserve"> </w:t>
-            </w:r>
-            <w:r>
-              <w:t>Vehicle</w:t>
+              <w:t>Get Vehicle Make</w:t>
             </w:r>
           </w:p>
         </w:tc>
@@ -5081,10 +5427,26 @@
           </w:tcPr>
           <w:p>
             <w:r>
-              <w:t>Assignment2/app/api/vehicle.py/{VehicleID}</w:t>
-            </w:r>
-            <w:r>
-              <w:t xml:space="preserve">, Assignment/Images/Vehicle_Get.png </w:t>
+              <w:t>Assignment2/app/</w:t>
+            </w:r>
+            <w:proofErr w:type="spellStart"/>
+            <w:r>
+              <w:t>api</w:t>
+            </w:r>
+            <w:proofErr w:type="spellEnd"/>
+            <w:r>
+              <w:t>/vehicle_make.py/{</w:t>
+            </w:r>
+            <w:proofErr w:type="spellStart"/>
+            <w:r>
+              <w:t>VehicleID</w:t>
+            </w:r>
+            <w:proofErr w:type="spellEnd"/>
+            <w:r>
+              <w:t>}</w:t>
+            </w:r>
+            <w:r>
+              <w:t>, Assignment/Images/MakeVehicle_Get.png</w:t>
             </w:r>
           </w:p>
         </w:tc>
@@ -5096,13 +5458,7 @@
           </w:tcPr>
           <w:p>
             <w:r>
-              <w:t>Get</w:t>
-            </w:r>
-            <w:r>
-              <w:t xml:space="preserve"> </w:t>
-            </w:r>
-            <w:r>
-              <w:t>Vehicle</w:t>
+              <w:t>Get Vehicle Make</w:t>
             </w:r>
           </w:p>
         </w:tc>
@@ -5122,7 +5478,7 @@
           </w:tcPr>
           <w:p>
             <w:r>
-              <w:t xml:space="preserve">This would be very useful as it would allow for officers to simply lookup the car and find out information about who owns it. </w:t>
+              <w:t xml:space="preserve">This would be very useful for the end user as it would allow for users to check car information and find information on specific types of cars. </w:t>
             </w:r>
           </w:p>
         </w:tc>
@@ -5134,19 +5490,7 @@
           </w:tcPr>
           <w:p>
             <w:r>
-              <w:t>List</w:t>
-            </w:r>
-            <w:r>
-              <w:t xml:space="preserve"> </w:t>
-            </w:r>
-            <w:r>
-              <w:t>Vehicle</w:t>
-            </w:r>
-            <w:r>
-              <w:t xml:space="preserve"> </w:t>
-            </w:r>
-            <w:r>
-              <w:t>Make</w:t>
+              <w:t>List Violations</w:t>
             </w:r>
           </w:p>
         </w:tc>
@@ -5166,7 +5510,7 @@
           </w:tcPr>
           <w:p>
             <w:r>
-              <w:t xml:space="preserve">This endpoint was designed to give a list of all vehicle makes to show the users recording a new car, what car types there are, to ensure that all information that will be input is accurate. </w:t>
+              <w:t xml:space="preserve">Description: This endpoint was designed to show all violations that have been reported onto the DB. </w:t>
             </w:r>
           </w:p>
         </w:tc>
@@ -5178,19 +5522,7 @@
           </w:tcPr>
           <w:p>
             <w:r>
-              <w:t>List</w:t>
-            </w:r>
-            <w:r>
-              <w:t xml:space="preserve"> </w:t>
-            </w:r>
-            <w:r>
-              <w:t>Vehicle</w:t>
-            </w:r>
-            <w:r>
-              <w:t xml:space="preserve"> </w:t>
-            </w:r>
-            <w:r>
-              <w:t>Make</w:t>
+              <w:t>List Violations</w:t>
             </w:r>
           </w:p>
         </w:tc>
@@ -5210,16 +5542,18 @@
           </w:tcPr>
           <w:p>
             <w:r>
-              <w:t>Assignment2/app/api/vehicle_make.py</w:t>
-            </w:r>
-            <w:r>
-              <w:t xml:space="preserve">, </w:t>
-            </w:r>
-            <w:r>
-              <w:t>Assignment/Images/</w:t>
-            </w:r>
-            <w:r>
-              <w:t>MakeVehicle_List.png</w:t>
+              <w:t>URL: Assignment2/app/</w:t>
+            </w:r>
+            <w:proofErr w:type="spellStart"/>
+            <w:r>
+              <w:t>api</w:t>
+            </w:r>
+            <w:proofErr w:type="spellEnd"/>
+            <w:r>
+              <w:t>/violations.py</w:t>
+            </w:r>
+            <w:r>
+              <w:t>, Assignment/Images/Violations_List.png</w:t>
             </w:r>
           </w:p>
         </w:tc>
@@ -5231,19 +5565,7 @@
           </w:tcPr>
           <w:p>
             <w:r>
-              <w:t>List</w:t>
-            </w:r>
-            <w:r>
-              <w:t xml:space="preserve"> </w:t>
-            </w:r>
-            <w:r>
-              <w:t>Vehicle</w:t>
-            </w:r>
-            <w:r>
-              <w:t xml:space="preserve"> </w:t>
-            </w:r>
-            <w:r>
-              <w:t>Make</w:t>
+              <w:t>List Violations</w:t>
             </w:r>
           </w:p>
         </w:tc>
@@ -5263,7 +5585,7 @@
           </w:tcPr>
           <w:p>
             <w:r>
-              <w:t>This endpoint is very useful as it ensures that the inputting user is able to find their car type with ease</w:t>
+              <w:t xml:space="preserve">Usefulness: This would be useful for finding and checking violations that have been made, for example by a specific person </w:t>
             </w:r>
           </w:p>
         </w:tc>
@@ -5275,7 +5597,7 @@
           </w:tcPr>
           <w:p>
             <w:r>
-              <w:t>Get Vehicle Make</w:t>
+              <w:t>Get Violations</w:t>
             </w:r>
           </w:p>
         </w:tc>
@@ -5295,7 +5617,7 @@
           </w:tcPr>
           <w:p>
             <w:r>
-              <w:t xml:space="preserve">This endpoint was designed to find a specific vehicle make by ID, this would likely be used to check what model a car is, or to check information on specific types of vehicles. </w:t>
+              <w:t xml:space="preserve">This endpoint was designed to show a specific violation by its ID. </w:t>
             </w:r>
           </w:p>
         </w:tc>
@@ -5307,7 +5629,7 @@
           </w:tcPr>
           <w:p>
             <w:r>
-              <w:t>Get Vehicle Make</w:t>
+              <w:t>Get Violations</w:t>
             </w:r>
           </w:p>
         </w:tc>
@@ -5327,16 +5649,23 @@
           </w:tcPr>
           <w:p>
             <w:r>
-              <w:t>Assignment2/app/api/vehicle_make.py/{VehicleID}</w:t>
-            </w:r>
-            <w:r>
-              <w:t xml:space="preserve">, </w:t>
-            </w:r>
-            <w:r>
-              <w:t>Assignment/Images/</w:t>
-            </w:r>
-            <w:r>
-              <w:t>MakeVehicle_Get.png</w:t>
+              <w:t>Assignment2/app/</w:t>
+            </w:r>
+            <w:proofErr w:type="spellStart"/>
+            <w:r>
+              <w:t>api</w:t>
+            </w:r>
+            <w:proofErr w:type="spellEnd"/>
+            <w:r>
+              <w:t>/violations.py/{</w:t>
+            </w:r>
+            <w:proofErr w:type="spellStart"/>
+            <w:r>
+              <w:t>ViolationID</w:t>
+            </w:r>
+            <w:proofErr w:type="spellEnd"/>
+            <w:r>
+              <w:t>}</w:t>
             </w:r>
           </w:p>
         </w:tc>
@@ -5348,7 +5677,7 @@
           </w:tcPr>
           <w:p>
             <w:r>
-              <w:t>Get Vehicle Make</w:t>
+              <w:t>Get Violations</w:t>
             </w:r>
           </w:p>
         </w:tc>
@@ -5368,7 +5697,7 @@
           </w:tcPr>
           <w:p>
             <w:r>
-              <w:t xml:space="preserve">This would be very useful for the end user as it would allow for users to check car information and find information on specific types of cars. </w:t>
+              <w:t xml:space="preserve">This would be very useful for checking a specific violation made or for checking what person made it. </w:t>
             </w:r>
           </w:p>
         </w:tc>
@@ -5380,7 +5709,7 @@
           </w:tcPr>
           <w:p>
             <w:r>
-              <w:t>List Violations</w:t>
+              <w:t>List Violation Types</w:t>
             </w:r>
           </w:p>
         </w:tc>
@@ -5400,7 +5729,7 @@
           </w:tcPr>
           <w:p>
             <w:r>
-              <w:t xml:space="preserve">Description: This endpoint was designed to show all violations that have been reported onto the DB. </w:t>
+              <w:t xml:space="preserve">This endpoint was designed to show all violation Types. </w:t>
             </w:r>
           </w:p>
         </w:tc>
@@ -5412,7 +5741,7 @@
           </w:tcPr>
           <w:p>
             <w:r>
-              <w:t>List Violations</w:t>
+              <w:t>List Violation Types</w:t>
             </w:r>
           </w:p>
         </w:tc>
@@ -5432,16 +5761,18 @@
           </w:tcPr>
           <w:p>
             <w:r>
-              <w:t>URL: Assignment2/app/api/violations.py</w:t>
-            </w:r>
-            <w:r>
-              <w:t xml:space="preserve">, </w:t>
-            </w:r>
-            <w:r>
-              <w:t>Assignment/Images/</w:t>
-            </w:r>
-            <w:r>
-              <w:t>Violations_List.png</w:t>
+              <w:t>Assignment2/app/</w:t>
+            </w:r>
+            <w:proofErr w:type="spellStart"/>
+            <w:r>
+              <w:t>api</w:t>
+            </w:r>
+            <w:proofErr w:type="spellEnd"/>
+            <w:r>
+              <w:t>/violation_types.py</w:t>
+            </w:r>
+            <w:r>
+              <w:t>, Assignment/Images/TypeViolation_List.png</w:t>
             </w:r>
           </w:p>
         </w:tc>
@@ -5453,7 +5784,7 @@
           </w:tcPr>
           <w:p>
             <w:r>
-              <w:t>List Violations</w:t>
+              <w:t>List Violation Types</w:t>
             </w:r>
           </w:p>
         </w:tc>
@@ -5473,7 +5804,7 @@
           </w:tcPr>
           <w:p>
             <w:r>
-              <w:t xml:space="preserve">Usefulness: This would be useful for finding and checking violations that have been made, for example by a specific person </w:t>
+              <w:t>This would be very useful for when creating a violation as it would show you</w:t>
             </w:r>
           </w:p>
         </w:tc>
@@ -5485,7 +5816,7 @@
           </w:tcPr>
           <w:p>
             <w:r>
-              <w:t>Get Violations</w:t>
+              <w:t>Get Violation Types</w:t>
             </w:r>
           </w:p>
         </w:tc>
@@ -5505,7 +5836,7 @@
           </w:tcPr>
           <w:p>
             <w:r>
-              <w:t xml:space="preserve">This endpoint was designed to show a specific violation by its ID. </w:t>
+              <w:t xml:space="preserve">This endpoint was designed to show a specific type of violation by its ID </w:t>
             </w:r>
           </w:p>
         </w:tc>
@@ -5517,7 +5848,7 @@
           </w:tcPr>
           <w:p>
             <w:r>
-              <w:t>Get Violations</w:t>
+              <w:t>Get Violation Types</w:t>
             </w:r>
           </w:p>
         </w:tc>
@@ -5537,217 +5868,26 @@
           </w:tcPr>
           <w:p>
             <w:r>
-              <w:t>Assignment2/app/api/violations.py/{ViolationID}</w:t>
-            </w:r>
-          </w:p>
-        </w:tc>
-      </w:tr>
-      <w:tr>
-        <w:tc>
-          <w:tcPr>
-            <w:tcW w:w="1975" w:type="dxa"/>
-          </w:tcPr>
-          <w:p>
-            <w:r>
-              <w:t>Get Violations</w:t>
-            </w:r>
-          </w:p>
-        </w:tc>
-        <w:tc>
-          <w:tcPr>
-            <w:tcW w:w="1326" w:type="dxa"/>
-          </w:tcPr>
-          <w:p>
-            <w:r>
-              <w:t>Usefulness</w:t>
-            </w:r>
-          </w:p>
-        </w:tc>
-        <w:tc>
-          <w:tcPr>
-            <w:tcW w:w="6764" w:type="dxa"/>
-          </w:tcPr>
-          <w:p>
-            <w:r>
-              <w:t xml:space="preserve">This would be very useful for checking a specific violation made or for checking what person made it. </w:t>
-            </w:r>
-          </w:p>
-        </w:tc>
-      </w:tr>
-      <w:tr>
-        <w:tc>
-          <w:tcPr>
-            <w:tcW w:w="1975" w:type="dxa"/>
-          </w:tcPr>
-          <w:p>
-            <w:r>
-              <w:t>List Violation Types</w:t>
-            </w:r>
-          </w:p>
-        </w:tc>
-        <w:tc>
-          <w:tcPr>
-            <w:tcW w:w="1326" w:type="dxa"/>
-          </w:tcPr>
-          <w:p>
-            <w:r>
-              <w:t>Description</w:t>
-            </w:r>
-          </w:p>
-        </w:tc>
-        <w:tc>
-          <w:tcPr>
-            <w:tcW w:w="6764" w:type="dxa"/>
-          </w:tcPr>
-          <w:p>
-            <w:r>
-              <w:t xml:space="preserve">This endpoint was designed to show all violation Types. </w:t>
-            </w:r>
-          </w:p>
-        </w:tc>
-      </w:tr>
-      <w:tr>
-        <w:tc>
-          <w:tcPr>
-            <w:tcW w:w="1975" w:type="dxa"/>
-          </w:tcPr>
-          <w:p>
-            <w:r>
-              <w:t>List Violation Types</w:t>
-            </w:r>
-          </w:p>
-        </w:tc>
-        <w:tc>
-          <w:tcPr>
-            <w:tcW w:w="1326" w:type="dxa"/>
-          </w:tcPr>
-          <w:p>
-            <w:r>
-              <w:t>URL</w:t>
-            </w:r>
-          </w:p>
-        </w:tc>
-        <w:tc>
-          <w:tcPr>
-            <w:tcW w:w="6764" w:type="dxa"/>
-          </w:tcPr>
-          <w:p>
-            <w:r>
-              <w:t>Assignment2/app/api/violation_types.py</w:t>
-            </w:r>
-            <w:r>
-              <w:t xml:space="preserve">, </w:t>
-            </w:r>
-            <w:r>
-              <w:t>Assignment/Images/</w:t>
-            </w:r>
-            <w:r>
-              <w:t>TypeViolation_List.png</w:t>
-            </w:r>
-          </w:p>
-        </w:tc>
-      </w:tr>
-      <w:tr>
-        <w:tc>
-          <w:tcPr>
-            <w:tcW w:w="1975" w:type="dxa"/>
-          </w:tcPr>
-          <w:p>
-            <w:r>
-              <w:t>List Violation Types</w:t>
-            </w:r>
-          </w:p>
-        </w:tc>
-        <w:tc>
-          <w:tcPr>
-            <w:tcW w:w="1326" w:type="dxa"/>
-          </w:tcPr>
-          <w:p>
-            <w:r>
-              <w:t>Usefulness</w:t>
-            </w:r>
-          </w:p>
-        </w:tc>
-        <w:tc>
-          <w:tcPr>
-            <w:tcW w:w="6764" w:type="dxa"/>
-          </w:tcPr>
-          <w:p>
-            <w:r>
-              <w:t>This would be very useful for when creating a violation as it would show you</w:t>
-            </w:r>
-          </w:p>
-        </w:tc>
-      </w:tr>
-      <w:tr>
-        <w:tc>
-          <w:tcPr>
-            <w:tcW w:w="1975" w:type="dxa"/>
-          </w:tcPr>
-          <w:p>
-            <w:r>
-              <w:t>Get Violation Types</w:t>
-            </w:r>
-          </w:p>
-        </w:tc>
-        <w:tc>
-          <w:tcPr>
-            <w:tcW w:w="1326" w:type="dxa"/>
-          </w:tcPr>
-          <w:p>
-            <w:r>
-              <w:t>Description</w:t>
-            </w:r>
-          </w:p>
-        </w:tc>
-        <w:tc>
-          <w:tcPr>
-            <w:tcW w:w="6764" w:type="dxa"/>
-          </w:tcPr>
-          <w:p>
-            <w:r>
-              <w:t xml:space="preserve">This endpoint was designed to show a specific type of violation by its ID </w:t>
-            </w:r>
-          </w:p>
-        </w:tc>
-      </w:tr>
-      <w:tr>
-        <w:tc>
-          <w:tcPr>
-            <w:tcW w:w="1975" w:type="dxa"/>
-          </w:tcPr>
-          <w:p>
-            <w:r>
-              <w:t>Get Violation Types</w:t>
-            </w:r>
-          </w:p>
-        </w:tc>
-        <w:tc>
-          <w:tcPr>
-            <w:tcW w:w="1326" w:type="dxa"/>
-          </w:tcPr>
-          <w:p>
-            <w:r>
-              <w:t>URL</w:t>
-            </w:r>
-          </w:p>
-        </w:tc>
-        <w:tc>
-          <w:tcPr>
-            <w:tcW w:w="6764" w:type="dxa"/>
-          </w:tcPr>
-          <w:p>
-            <w:r>
-              <w:t>Assignment2/app/api/violation_types.py/{ViolationID }</w:t>
-            </w:r>
-            <w:r>
-              <w:t xml:space="preserve">, </w:t>
-            </w:r>
-            <w:r>
-              <w:t>Assignment/Images/</w:t>
-            </w:r>
-            <w:r>
-              <w:t>TypeViolation_Get.png</w:t>
+              <w:t>Assignment2/app/</w:t>
+            </w:r>
+            <w:proofErr w:type="spellStart"/>
+            <w:r>
+              <w:t>api</w:t>
+            </w:r>
+            <w:proofErr w:type="spellEnd"/>
+            <w:r>
+              <w:t>/violation_types.py/{</w:t>
+            </w:r>
+            <w:proofErr w:type="spellStart"/>
+            <w:r>
+              <w:t>ViolationID</w:t>
+            </w:r>
+            <w:proofErr w:type="spellEnd"/>
+            <w:r>
+              <w:t xml:space="preserve"> }</w:t>
+            </w:r>
+            <w:r>
+              <w:t>, Assignment/Images/TypeViolation_Get.png</w:t>
             </w:r>
           </w:p>
         </w:tc>
@@ -5861,7 +6001,6 @@
           </w:tcPr>
           <w:p>
             <w:r>
-              <w:lastRenderedPageBreak/>
               <w:t>Create Person</w:t>
             </w:r>
           </w:p>
@@ -5882,16 +6021,18 @@
           </w:tcPr>
           <w:p>
             <w:r>
-              <w:t>Assignment2/app/api/person.py</w:t>
-            </w:r>
-            <w:r>
-              <w:t xml:space="preserve">, </w:t>
-            </w:r>
-            <w:r>
-              <w:t>Assignment/Images/</w:t>
-            </w:r>
-            <w:r>
-              <w:t>Person_Create.png</w:t>
+              <w:t>Assignment2/app/</w:t>
+            </w:r>
+            <w:proofErr w:type="spellStart"/>
+            <w:r>
+              <w:t>api</w:t>
+            </w:r>
+            <w:proofErr w:type="spellEnd"/>
+            <w:r>
+              <w:t>/person.py</w:t>
+            </w:r>
+            <w:r>
+              <w:t>, Assignment/Images/Person_Create.png</w:t>
             </w:r>
           </w:p>
         </w:tc>
@@ -5935,7 +6076,15 @@
           </w:tcPr>
           <w:p>
             <w:r>
-              <w:t>Create Drivers License</w:t>
+              <w:t xml:space="preserve">Create </w:t>
+            </w:r>
+            <w:proofErr w:type="spellStart"/>
+            <w:r>
+              <w:t>Drivers</w:t>
+            </w:r>
+            <w:proofErr w:type="spellEnd"/>
+            <w:r>
+              <w:t xml:space="preserve"> License</w:t>
             </w:r>
           </w:p>
         </w:tc>
@@ -5955,7 +6104,15 @@
           </w:tcPr>
           <w:p>
             <w:r>
-              <w:t>This endpoint was designed to Create a new Drivers License record by the user</w:t>
+              <w:t xml:space="preserve">This endpoint was designed to Create a new </w:t>
+            </w:r>
+            <w:proofErr w:type="spellStart"/>
+            <w:r>
+              <w:t>Drivers</w:t>
+            </w:r>
+            <w:proofErr w:type="spellEnd"/>
+            <w:r>
+              <w:t xml:space="preserve"> License record by the user</w:t>
             </w:r>
           </w:p>
         </w:tc>
@@ -5967,7 +6124,15 @@
           </w:tcPr>
           <w:p>
             <w:r>
-              <w:t>Create Drivers License</w:t>
+              <w:t xml:space="preserve">Create </w:t>
+            </w:r>
+            <w:proofErr w:type="spellStart"/>
+            <w:r>
+              <w:t>Drivers</w:t>
+            </w:r>
+            <w:proofErr w:type="spellEnd"/>
+            <w:r>
+              <w:t xml:space="preserve"> License</w:t>
             </w:r>
           </w:p>
         </w:tc>
@@ -5987,16 +6152,18 @@
           </w:tcPr>
           <w:p>
             <w:r>
-              <w:t>Assignment2/app/api/drivers_license.py</w:t>
-            </w:r>
-            <w:r>
-              <w:t xml:space="preserve">, </w:t>
-            </w:r>
-            <w:r>
-              <w:t>Assignment/Images/</w:t>
-            </w:r>
-            <w:r>
-              <w:t>License_Create.png</w:t>
+              <w:t>Assignment2/app/</w:t>
+            </w:r>
+            <w:proofErr w:type="spellStart"/>
+            <w:r>
+              <w:t>api</w:t>
+            </w:r>
+            <w:proofErr w:type="spellEnd"/>
+            <w:r>
+              <w:t>/drivers_license.py</w:t>
+            </w:r>
+            <w:r>
+              <w:t>, Assignment/Images/License_Create.png</w:t>
             </w:r>
           </w:p>
         </w:tc>
@@ -6008,7 +6175,15 @@
           </w:tcPr>
           <w:p>
             <w:r>
-              <w:t>Create Drivers License</w:t>
+              <w:t xml:space="preserve">Create </w:t>
+            </w:r>
+            <w:proofErr w:type="spellStart"/>
+            <w:r>
+              <w:t>Drivers</w:t>
+            </w:r>
+            <w:proofErr w:type="spellEnd"/>
+            <w:r>
+              <w:t xml:space="preserve"> License</w:t>
             </w:r>
           </w:p>
         </w:tc>
@@ -6092,7 +6267,15 @@
           </w:tcPr>
           <w:p>
             <w:r>
-              <w:t>Assignment2/app/api/officers.py</w:t>
+              <w:t>Assignment2/app/</w:t>
+            </w:r>
+            <w:proofErr w:type="spellStart"/>
+            <w:r>
+              <w:t>api</w:t>
+            </w:r>
+            <w:proofErr w:type="spellEnd"/>
+            <w:r>
+              <w:t>/officers.py</w:t>
             </w:r>
             <w:r>
               <w:t>, Assignment2/Images/Officers_Create.png</w:t>
@@ -6191,16 +6374,18 @@
           </w:tcPr>
           <w:p>
             <w:r>
-              <w:t>Assignment2/app/api/vehicle.py</w:t>
-            </w:r>
-            <w:r>
-              <w:t xml:space="preserve">, </w:t>
-            </w:r>
-            <w:r>
-              <w:t>Assignment/Images/</w:t>
-            </w:r>
-            <w:r>
-              <w:t>Vehicle_Create.png</w:t>
+              <w:t>Assignment2/app/</w:t>
+            </w:r>
+            <w:proofErr w:type="spellStart"/>
+            <w:r>
+              <w:t>api</w:t>
+            </w:r>
+            <w:proofErr w:type="spellEnd"/>
+            <w:r>
+              <w:t>/vehicle.py</w:t>
+            </w:r>
+            <w:r>
+              <w:t>, Assignment/Images/Vehicle_Create.png</w:t>
             </w:r>
           </w:p>
         </w:tc>
@@ -6296,17 +6481,24 @@
           </w:tcPr>
           <w:p>
             <w:r>
-              <w:t>Assignment2/app/api/vehicle_make.py</w:t>
-            </w:r>
-            <w:r>
-              <w:t xml:space="preserve">, </w:t>
-            </w:r>
-            <w:r>
-              <w:t>Assignment/Images/</w:t>
-            </w:r>
+              <w:t>Assignment2/app/</w:t>
+            </w:r>
+            <w:proofErr w:type="spellStart"/>
+            <w:r>
+              <w:t>api</w:t>
+            </w:r>
+            <w:proofErr w:type="spellEnd"/>
+            <w:r>
+              <w:t>/vehicle_make.py</w:t>
+            </w:r>
+            <w:r>
+              <w:t>, Assignment/Images/</w:t>
+            </w:r>
+            <w:proofErr w:type="spellStart"/>
             <w:r>
               <w:t>MakeVehicle_Create</w:t>
             </w:r>
+            <w:proofErr w:type="spellEnd"/>
           </w:p>
         </w:tc>
       </w:tr>
@@ -6401,16 +6593,18 @@
           </w:tcPr>
           <w:p>
             <w:r>
-              <w:t>Assignment2/app/api/violation.py</w:t>
-            </w:r>
-            <w:r>
-              <w:t xml:space="preserve">, </w:t>
-            </w:r>
-            <w:r>
-              <w:t>Assignment/Images/</w:t>
-            </w:r>
-            <w:r>
-              <w:t>Violation_Create.png</w:t>
+              <w:t>Assignment2/app/</w:t>
+            </w:r>
+            <w:proofErr w:type="spellStart"/>
+            <w:r>
+              <w:t>api</w:t>
+            </w:r>
+            <w:proofErr w:type="spellEnd"/>
+            <w:r>
+              <w:t>/violation.py</w:t>
+            </w:r>
+            <w:r>
+              <w:t>, Assignment/Images/Violation_Create.png</w:t>
             </w:r>
           </w:p>
         </w:tc>
@@ -6454,6 +6648,7 @@
           </w:tcPr>
           <w:p>
             <w:r>
+              <w:lastRenderedPageBreak/>
               <w:t>Create Violation Type</w:t>
             </w:r>
           </w:p>
@@ -6506,16 +6701,18 @@
           </w:tcPr>
           <w:p>
             <w:r>
-              <w:t>Assignment2/app/api/</w:t>
-            </w:r>
-            <w:r>
-              <w:t xml:space="preserve">, </w:t>
-            </w:r>
-            <w:r>
-              <w:t>Assignment/Images/</w:t>
-            </w:r>
-            <w:r>
-              <w:t>TypeViolation_Create.png</w:t>
+              <w:t>Assignment2/app/</w:t>
+            </w:r>
+            <w:proofErr w:type="spellStart"/>
+            <w:r>
+              <w:t>api</w:t>
+            </w:r>
+            <w:proofErr w:type="spellEnd"/>
+            <w:r>
+              <w:t>/</w:t>
+            </w:r>
+            <w:r>
+              <w:t>, Assignment/Images/TypeViolation_Create.png</w:t>
             </w:r>
           </w:p>
         </w:tc>
@@ -6643,16 +6840,18 @@
           </w:tcPr>
           <w:p>
             <w:r>
-              <w:t>Assignment2/app/api/person.py</w:t>
-            </w:r>
-            <w:r>
-              <w:t xml:space="preserve">, </w:t>
-            </w:r>
-            <w:r>
-              <w:t>Assignment/Images/</w:t>
-            </w:r>
-            <w:r>
-              <w:t>Person_Update.png</w:t>
+              <w:t>Assignment2/app/</w:t>
+            </w:r>
+            <w:proofErr w:type="spellStart"/>
+            <w:r>
+              <w:t>api</w:t>
+            </w:r>
+            <w:proofErr w:type="spellEnd"/>
+            <w:r>
+              <w:t>/person.py</w:t>
+            </w:r>
+            <w:r>
+              <w:t>, Assignment/Images/Person_Update.png</w:t>
             </w:r>
           </w:p>
         </w:tc>
@@ -6696,7 +6895,15 @@
           </w:tcPr>
           <w:p>
             <w:r>
-              <w:t>Update Drivers License</w:t>
+              <w:t xml:space="preserve">Update </w:t>
+            </w:r>
+            <w:proofErr w:type="spellStart"/>
+            <w:r>
+              <w:t>Drivers</w:t>
+            </w:r>
+            <w:proofErr w:type="spellEnd"/>
+            <w:r>
+              <w:t xml:space="preserve"> License</w:t>
             </w:r>
           </w:p>
         </w:tc>
@@ -6716,7 +6923,15 @@
           </w:tcPr>
           <w:p>
             <w:r>
-              <w:t xml:space="preserve">This endpoint is used to update a Drivers license record </w:t>
+              <w:t xml:space="preserve">This endpoint is used to update a </w:t>
+            </w:r>
+            <w:proofErr w:type="spellStart"/>
+            <w:r>
+              <w:t>Drivers</w:t>
+            </w:r>
+            <w:proofErr w:type="spellEnd"/>
+            <w:r>
+              <w:t xml:space="preserve"> license record </w:t>
             </w:r>
           </w:p>
         </w:tc>
@@ -6728,7 +6943,15 @@
           </w:tcPr>
           <w:p>
             <w:r>
-              <w:t>Update Drivers License</w:t>
+              <w:t xml:space="preserve">Update </w:t>
+            </w:r>
+            <w:proofErr w:type="spellStart"/>
+            <w:r>
+              <w:t>Drivers</w:t>
+            </w:r>
+            <w:proofErr w:type="spellEnd"/>
+            <w:r>
+              <w:t xml:space="preserve"> License</w:t>
             </w:r>
           </w:p>
         </w:tc>
@@ -6748,16 +6971,18 @@
           </w:tcPr>
           <w:p>
             <w:r>
-              <w:t>Assignment2/app/api/drivers_license.py</w:t>
-            </w:r>
-            <w:r>
-              <w:t xml:space="preserve">, </w:t>
-            </w:r>
-            <w:r>
-              <w:t>Assignment/Images/</w:t>
-            </w:r>
-            <w:r>
-              <w:t>License_Update.png</w:t>
+              <w:t>Assignment2/app/</w:t>
+            </w:r>
+            <w:proofErr w:type="spellStart"/>
+            <w:r>
+              <w:t>api</w:t>
+            </w:r>
+            <w:proofErr w:type="spellEnd"/>
+            <w:r>
+              <w:t>/drivers_license.py</w:t>
+            </w:r>
+            <w:r>
+              <w:t>, Assignment/Images/License_Update.png</w:t>
             </w:r>
           </w:p>
         </w:tc>
@@ -6769,7 +6994,15 @@
           </w:tcPr>
           <w:p>
             <w:r>
-              <w:t>Update Drivers License</w:t>
+              <w:t xml:space="preserve">Update </w:t>
+            </w:r>
+            <w:proofErr w:type="spellStart"/>
+            <w:r>
+              <w:t>Drivers</w:t>
+            </w:r>
+            <w:proofErr w:type="spellEnd"/>
+            <w:r>
+              <w:t xml:space="preserve"> License</w:t>
             </w:r>
           </w:p>
         </w:tc>
@@ -6853,16 +7086,18 @@
           </w:tcPr>
           <w:p>
             <w:r>
-              <w:t>Assignment2/app/api/officers.py</w:t>
-            </w:r>
-            <w:r>
-              <w:t xml:space="preserve">, </w:t>
-            </w:r>
-            <w:r>
-              <w:t>Assignment/Images/</w:t>
-            </w:r>
-            <w:r>
-              <w:t>Officers_Update.png</w:t>
+              <w:t>Assignment2/app/</w:t>
+            </w:r>
+            <w:proofErr w:type="spellStart"/>
+            <w:r>
+              <w:t>api</w:t>
+            </w:r>
+            <w:proofErr w:type="spellEnd"/>
+            <w:r>
+              <w:t>/officers.py</w:t>
+            </w:r>
+            <w:r>
+              <w:t>, Assignment/Images/Officers_Update.png</w:t>
             </w:r>
           </w:p>
         </w:tc>
@@ -6938,7 +7173,6 @@
           </w:tcPr>
           <w:p>
             <w:r>
-              <w:lastRenderedPageBreak/>
               <w:t>Update Vehicles</w:t>
             </w:r>
           </w:p>
@@ -6959,16 +7193,18 @@
           </w:tcPr>
           <w:p>
             <w:r>
-              <w:t>Assignment2/app/api/vehicle.py</w:t>
-            </w:r>
-            <w:r>
-              <w:t xml:space="preserve">, </w:t>
-            </w:r>
-            <w:r>
-              <w:t>Assignment/Images/</w:t>
-            </w:r>
-            <w:r>
-              <w:t>Vehicles_Update.png</w:t>
+              <w:t>Assignment2/app/</w:t>
+            </w:r>
+            <w:proofErr w:type="spellStart"/>
+            <w:r>
+              <w:t>api</w:t>
+            </w:r>
+            <w:proofErr w:type="spellEnd"/>
+            <w:r>
+              <w:t>/vehicle.py</w:t>
+            </w:r>
+            <w:r>
+              <w:t>, Assignment/Images/Vehicles_Update.png</w:t>
             </w:r>
           </w:p>
         </w:tc>
@@ -7064,16 +7300,18 @@
           </w:tcPr>
           <w:p>
             <w:r>
-              <w:t>Assignment2/app/api/vehicle_make.py</w:t>
-            </w:r>
-            <w:r>
-              <w:t xml:space="preserve">, </w:t>
-            </w:r>
-            <w:r>
-              <w:t>Assignment/Images/</w:t>
-            </w:r>
-            <w:r>
-              <w:t>MakeVehicle_Update.png</w:t>
+              <w:t>Assignment2/app/</w:t>
+            </w:r>
+            <w:proofErr w:type="spellStart"/>
+            <w:r>
+              <w:t>api</w:t>
+            </w:r>
+            <w:proofErr w:type="spellEnd"/>
+            <w:r>
+              <w:t>/vehicle_make.py</w:t>
+            </w:r>
+            <w:r>
+              <w:t>, Assignment/Images/MakeVehicle_Update.png</w:t>
             </w:r>
           </w:p>
         </w:tc>
@@ -7169,16 +7407,18 @@
           </w:tcPr>
           <w:p>
             <w:r>
-              <w:t>Assignment2/app/api/violation.py</w:t>
-            </w:r>
-            <w:r>
-              <w:t xml:space="preserve">, </w:t>
-            </w:r>
-            <w:r>
-              <w:t>Assignment/Images/</w:t>
-            </w:r>
-            <w:r>
-              <w:t>Violations_Update.png</w:t>
+              <w:t>Assignment2/app/</w:t>
+            </w:r>
+            <w:proofErr w:type="spellStart"/>
+            <w:r>
+              <w:t>api</w:t>
+            </w:r>
+            <w:proofErr w:type="spellEnd"/>
+            <w:r>
+              <w:t>/violation.py</w:t>
+            </w:r>
+            <w:r>
+              <w:t>, Assignment/Images/Violations_Update.png</w:t>
             </w:r>
           </w:p>
         </w:tc>
@@ -7274,16 +7514,18 @@
           </w:tcPr>
           <w:p>
             <w:r>
-              <w:t>Assignment2/app/api/violation_type.py</w:t>
-            </w:r>
-            <w:r>
-              <w:t xml:space="preserve">, </w:t>
-            </w:r>
-            <w:r>
-              <w:t>Assignment/Images/</w:t>
-            </w:r>
-            <w:r>
-              <w:t>TypeViolation_Update.png</w:t>
+              <w:t>Assignment2/app/</w:t>
+            </w:r>
+            <w:proofErr w:type="spellStart"/>
+            <w:r>
+              <w:t>api</w:t>
+            </w:r>
+            <w:proofErr w:type="spellEnd"/>
+            <w:r>
+              <w:t>/violation_type.py</w:t>
+            </w:r>
+            <w:r>
+              <w:t>, Assignment/Images/TypeViolation_Update.png</w:t>
             </w:r>
           </w:p>
         </w:tc>
@@ -7411,16 +7653,18 @@
           </w:tcPr>
           <w:p>
             <w:r>
-              <w:t>Assignment2/app/api/person.py</w:t>
-            </w:r>
-            <w:r>
-              <w:t xml:space="preserve">, </w:t>
-            </w:r>
-            <w:r>
-              <w:t>Assignment/Images/</w:t>
-            </w:r>
-            <w:r>
-              <w:t>Person_Delete.png</w:t>
+              <w:t>Assignment2/app/</w:t>
+            </w:r>
+            <w:proofErr w:type="spellStart"/>
+            <w:r>
+              <w:t>api</w:t>
+            </w:r>
+            <w:proofErr w:type="spellEnd"/>
+            <w:r>
+              <w:t>/person.py</w:t>
+            </w:r>
+            <w:r>
+              <w:t>, Assignment/Images/Person_Delete.png</w:t>
             </w:r>
           </w:p>
         </w:tc>
@@ -7464,7 +7708,15 @@
           </w:tcPr>
           <w:p>
             <w:r>
-              <w:t>Delete Drivers License</w:t>
+              <w:t xml:space="preserve">Delete </w:t>
+            </w:r>
+            <w:proofErr w:type="spellStart"/>
+            <w:r>
+              <w:t>Drivers</w:t>
+            </w:r>
+            <w:proofErr w:type="spellEnd"/>
+            <w:r>
+              <w:t xml:space="preserve"> License</w:t>
             </w:r>
           </w:p>
         </w:tc>
@@ -7484,7 +7736,15 @@
           </w:tcPr>
           <w:p>
             <w:r>
-              <w:t>This endpoint is used to delete a Drivers License record</w:t>
+              <w:t xml:space="preserve">This endpoint is used to delete a </w:t>
+            </w:r>
+            <w:proofErr w:type="spellStart"/>
+            <w:r>
+              <w:t>Drivers</w:t>
+            </w:r>
+            <w:proofErr w:type="spellEnd"/>
+            <w:r>
+              <w:t xml:space="preserve"> License record</w:t>
             </w:r>
           </w:p>
         </w:tc>
@@ -7496,7 +7756,15 @@
           </w:tcPr>
           <w:p>
             <w:r>
-              <w:t>Delete Drivers License</w:t>
+              <w:t xml:space="preserve">Delete </w:t>
+            </w:r>
+            <w:proofErr w:type="spellStart"/>
+            <w:r>
+              <w:t>Drivers</w:t>
+            </w:r>
+            <w:proofErr w:type="spellEnd"/>
+            <w:r>
+              <w:t xml:space="preserve"> License</w:t>
             </w:r>
           </w:p>
         </w:tc>
@@ -7516,16 +7784,18 @@
           </w:tcPr>
           <w:p>
             <w:r>
-              <w:t>Assignment2/app/api/drivers_license.py</w:t>
-            </w:r>
-            <w:r>
-              <w:t xml:space="preserve">, </w:t>
-            </w:r>
-            <w:r>
-              <w:t>Assignment/Images/</w:t>
-            </w:r>
-            <w:r>
-              <w:t>License_Delete.png</w:t>
+              <w:t>Assignment2/app/</w:t>
+            </w:r>
+            <w:proofErr w:type="spellStart"/>
+            <w:r>
+              <w:t>api</w:t>
+            </w:r>
+            <w:proofErr w:type="spellEnd"/>
+            <w:r>
+              <w:t>/drivers_license.py</w:t>
+            </w:r>
+            <w:r>
+              <w:t>, Assignment/Images/License_Delete.png</w:t>
             </w:r>
           </w:p>
         </w:tc>
@@ -7537,7 +7807,15 @@
           </w:tcPr>
           <w:p>
             <w:r>
-              <w:t>Delete Drivers License</w:t>
+              <w:t xml:space="preserve">Delete </w:t>
+            </w:r>
+            <w:proofErr w:type="spellStart"/>
+            <w:r>
+              <w:t>Drivers</w:t>
+            </w:r>
+            <w:proofErr w:type="spellEnd"/>
+            <w:r>
+              <w:t xml:space="preserve"> License</w:t>
             </w:r>
           </w:p>
         </w:tc>
@@ -7621,16 +7899,18 @@
           </w:tcPr>
           <w:p>
             <w:r>
-              <w:t>Assignment2/app/api/officer.py</w:t>
-            </w:r>
-            <w:r>
-              <w:t xml:space="preserve">, </w:t>
-            </w:r>
-            <w:r>
-              <w:t>Assignment/Images/</w:t>
-            </w:r>
-            <w:r>
-              <w:t>Officers_Delete.png</w:t>
+              <w:t>Assignment2/app/</w:t>
+            </w:r>
+            <w:proofErr w:type="spellStart"/>
+            <w:r>
+              <w:t>api</w:t>
+            </w:r>
+            <w:proofErr w:type="spellEnd"/>
+            <w:r>
+              <w:t>/officer.py</w:t>
+            </w:r>
+            <w:r>
+              <w:t>, Assignment/Images/Officers_Delete.png</w:t>
             </w:r>
           </w:p>
         </w:tc>
@@ -7726,16 +8006,18 @@
           </w:tcPr>
           <w:p>
             <w:r>
-              <w:t>Assignment2/app/api/vehicle.py</w:t>
-            </w:r>
-            <w:r>
-              <w:t xml:space="preserve">, </w:t>
-            </w:r>
-            <w:r>
-              <w:t>Assignment/Images/</w:t>
-            </w:r>
-            <w:r>
-              <w:t>Vehicles_Delete.png</w:t>
+              <w:t>Assignment2/app/</w:t>
+            </w:r>
+            <w:proofErr w:type="spellStart"/>
+            <w:r>
+              <w:t>api</w:t>
+            </w:r>
+            <w:proofErr w:type="spellEnd"/>
+            <w:r>
+              <w:t>/vehicle.py</w:t>
+            </w:r>
+            <w:r>
+              <w:t>, Assignment/Images/Vehicles_Delete.png</w:t>
             </w:r>
           </w:p>
         </w:tc>
@@ -7747,6 +8029,7 @@
           </w:tcPr>
           <w:p>
             <w:r>
+              <w:lastRenderedPageBreak/>
               <w:t>Delete Vehicles</w:t>
             </w:r>
           </w:p>
@@ -7831,16 +8114,18 @@
           </w:tcPr>
           <w:p>
             <w:r>
-              <w:t>Assignment2/app/api/vehicle_make.py</w:t>
-            </w:r>
-            <w:r>
-              <w:t xml:space="preserve">, </w:t>
-            </w:r>
-            <w:r>
-              <w:t>Assignment/Images/</w:t>
-            </w:r>
-            <w:r>
-              <w:t>MakeVehicle_Delete.png</w:t>
+              <w:t>Assignment2/app/</w:t>
+            </w:r>
+            <w:proofErr w:type="spellStart"/>
+            <w:r>
+              <w:t>api</w:t>
+            </w:r>
+            <w:proofErr w:type="spellEnd"/>
+            <w:r>
+              <w:t>/vehicle_make.py</w:t>
+            </w:r>
+            <w:r>
+              <w:t>, Assignment/Images/MakeVehicle_Delete.png</w:t>
             </w:r>
           </w:p>
         </w:tc>
@@ -7936,16 +8221,18 @@
           </w:tcPr>
           <w:p>
             <w:r>
-              <w:t>Assignment2/app/api/violations.py</w:t>
-            </w:r>
-            <w:r>
-              <w:t xml:space="preserve">, </w:t>
-            </w:r>
-            <w:r>
-              <w:t>Assignment/Images/</w:t>
-            </w:r>
-            <w:r>
-              <w:t>Violations_Delete.png</w:t>
+              <w:t>Assignment2/app/</w:t>
+            </w:r>
+            <w:proofErr w:type="spellStart"/>
+            <w:r>
+              <w:t>api</w:t>
+            </w:r>
+            <w:proofErr w:type="spellEnd"/>
+            <w:r>
+              <w:t>/violations.py</w:t>
+            </w:r>
+            <w:r>
+              <w:t>, Assignment/Images/Violations_Delete.png</w:t>
             </w:r>
           </w:p>
         </w:tc>
@@ -8021,7 +8308,6 @@
           </w:tcPr>
           <w:p>
             <w:r>
-              <w:lastRenderedPageBreak/>
               <w:t>Delete Violations Type</w:t>
             </w:r>
           </w:p>
@@ -8042,16 +8328,18 @@
           </w:tcPr>
           <w:p>
             <w:r>
-              <w:t>Assignment2/app/api/violations_type.py</w:t>
-            </w:r>
-            <w:r>
-              <w:t xml:space="preserve">, </w:t>
-            </w:r>
-            <w:r>
-              <w:t>Assignment/Images/</w:t>
-            </w:r>
-            <w:r>
-              <w:t>TypeViolation_Delete.png</w:t>
+              <w:t>Assignment2/app/</w:t>
+            </w:r>
+            <w:proofErr w:type="spellStart"/>
+            <w:r>
+              <w:t>api</w:t>
+            </w:r>
+            <w:proofErr w:type="spellEnd"/>
+            <w:r>
+              <w:t>/violations_type.py</w:t>
+            </w:r>
+            <w:r>
+              <w:t>, Assignment/Images/TypeViolation_Delete.png</w:t>
             </w:r>
           </w:p>
         </w:tc>
@@ -8224,7 +8512,15 @@
         </w:numPr>
       </w:pPr>
       <w:r>
-        <w:t>Inside get_current_user()</w:t>
+        <w:t xml:space="preserve">Inside </w:t>
+      </w:r>
+      <w:proofErr w:type="spellStart"/>
+      <w:r>
+        <w:t>get_current_user</w:t>
+      </w:r>
+      <w:proofErr w:type="spellEnd"/>
+      <w:r>
+        <w:t>()</w:t>
       </w:r>
     </w:p>
     <w:p>
@@ -8266,10 +8562,26 @@
     <w:p/>
     <w:p>
       <w:r>
-        <w:t>In this assignment, the security however, could have been stronger. This is because, in Assignment 1, I did not realise we would need a users table with username and passwords for the API</w:t>
+        <w:t xml:space="preserve">In this assignment, the security however, could have been stronger. This is because, in Assignment 1, I did not realise we would need </w:t>
+      </w:r>
+      <w:proofErr w:type="spellStart"/>
+      <w:r>
+        <w:t>a users</w:t>
+      </w:r>
+      <w:proofErr w:type="spellEnd"/>
+      <w:r>
+        <w:t xml:space="preserve"> table with username and passwords for the API</w:t>
       </w:r>
       <w:r>
-        <w:t xml:space="preserve">, because of this, my Database does not contain a users table. Due to the fact that we are unable to edit our assignment 1, I made it so logins can be done through using the officers person Id and officer ID instead of username and password to ensure that logins can still be done. I found this to be a good method of implementing logins, the only issue with it is that it does not allow for hashed password or strong security within the logins aspect. </w:t>
+        <w:t xml:space="preserve">, because of this, my Database does not contain </w:t>
+      </w:r>
+      <w:proofErr w:type="spellStart"/>
+      <w:r>
+        <w:t>a users</w:t>
+      </w:r>
+      <w:proofErr w:type="spellEnd"/>
+      <w:r>
+        <w:t xml:space="preserve"> table. Due to the fact that we are unable to edit our assignment 1, I made it so logins can be done through using the officers person Id and officer ID instead of username and password to ensure that logins can still be done. I found this to be a good method of implementing logins, the only issue with it is that it does not allow for hashed password or strong security within the logins aspect. </w:t>
       </w:r>
     </w:p>
     <w:p>
@@ -8344,7 +8656,15 @@
         </w:numPr>
       </w:pPr>
       <w:r>
-        <w:t xml:space="preserve">This can be found in app/core/deps.py inside the get_current_user() function. </w:t>
+        <w:t xml:space="preserve">This can be found in app/core/deps.py inside the </w:t>
+      </w:r>
+      <w:proofErr w:type="spellStart"/>
+      <w:r>
+        <w:t>get_current_user</w:t>
+      </w:r>
+      <w:proofErr w:type="spellEnd"/>
+      <w:r>
+        <w:t xml:space="preserve">() function. </w:t>
       </w:r>
     </w:p>
     <w:p>
@@ -8356,6 +8676,7 @@
         </w:numPr>
       </w:pPr>
       <w:r>
+        <w:lastRenderedPageBreak/>
         <w:t xml:space="preserve">This is used to ensure that user is in the DB and the token is not expired. </w:t>
       </w:r>
     </w:p>
@@ -8380,7 +8701,15 @@
         </w:numPr>
       </w:pPr>
       <w:r>
-        <w:t xml:space="preserve">This Is used in app.core/deps.py in the get_db() function. </w:t>
+        <w:t xml:space="preserve">This Is used in app.core/deps.py in the </w:t>
+      </w:r>
+      <w:proofErr w:type="spellStart"/>
+      <w:r>
+        <w:t>get_db</w:t>
+      </w:r>
+      <w:proofErr w:type="spellEnd"/>
+      <w:r>
+        <w:t xml:space="preserve">() function. </w:t>
       </w:r>
     </w:p>
     <w:p>
@@ -8423,6 +8752,11 @@
           <w:docPartUnique/>
         </w:docPartObj>
       </w:sdtPr>
+      <w:sdtEndPr>
+        <w:rPr>
+          <w:sz w:val="18"/>
+        </w:rPr>
+      </w:sdtEndPr>
       <w:sdtContent>
         <w:p>
           <w:pPr>
@@ -10788,9 +11122,9 @@
   <w:style w:type="paragraph" w:default="1" w:styleId="Normal">
     <w:name w:val="Normal"/>
     <w:qFormat/>
-    <w:rsid w:val="000237AC"/>
+    <w:rsid w:val="008A3991"/>
     <w:rPr>
-      <w:sz w:val="20"/>
+      <w:sz w:val="18"/>
     </w:rPr>
   </w:style>
   <w:style w:type="paragraph" w:styleId="Heading1">
